--- a/docassemble/AKA2JBranding/data/templates/truefiling_file_and_serve_content.docx
+++ b/docassemble/AKA2JBranding/data/templates/truefiling_file_and_serve_content.docx
@@ -1,6 +1,6 @@
 
 <file path=word/document.xml><?xml version="1.0" encoding="utf-8"?>
-<w:document xmlns:wpc="http://schemas.microsoft.com/office/word/2010/wordprocessingCanvas" xmlns:mc="http://schemas.openxmlformats.org/markup-compatibility/2006" xmlns:o="urn:schemas-microsoft-com:office:office" xmlns:r="http://schemas.openxmlformats.org/officeDocument/2006/relationships" xmlns:m="http://schemas.openxmlformats.org/officeDocument/2006/math" xmlns:v="urn:schemas-microsoft-com:vml" xmlns:wp14="http://schemas.microsoft.com/office/word/2010/wordprocessingDrawing" xmlns:wp="http://schemas.openxmlformats.org/drawingml/2006/wordprocessingDrawing" xmlns:w10="urn:schemas-microsoft-com:office:word" xmlns:w="http://schemas.openxmlformats.org/wordprocessingml/2006/main" xmlns:w14="http://schemas.microsoft.com/office/word/2010/wordml" xmlns:wpg="http://schemas.microsoft.com/office/word/2010/wordprocessingGroup" xmlns:wpi="http://schemas.microsoft.com/office/word/2010/wordprocessingInk" xmlns:wne="http://schemas.microsoft.com/office/word/2006/wordml" xmlns:wps="http://schemas.microsoft.com/office/word/2010/wordprocessingShape" mc:Ignorable="w14 wp14">
+<w:document xmlns:wpc="http://schemas.microsoft.com/office/word/2010/wordprocessingCanvas" xmlns:cx="http://schemas.microsoft.com/office/drawing/2014/chartex" xmlns:cx1="http://schemas.microsoft.com/office/drawing/2015/9/8/chartex" xmlns:cx2="http://schemas.microsoft.com/office/drawing/2015/10/21/chartex" xmlns:cx3="http://schemas.microsoft.com/office/drawing/2016/5/9/chartex" xmlns:cx4="http://schemas.microsoft.com/office/drawing/2016/5/10/chartex" xmlns:cx5="http://schemas.microsoft.com/office/drawing/2016/5/11/chartex" xmlns:cx6="http://schemas.microsoft.com/office/drawing/2016/5/12/chartex" xmlns:cx7="http://schemas.microsoft.com/office/drawing/2016/5/13/chartex" xmlns:cx8="http://schemas.microsoft.com/office/drawing/2016/5/14/chartex" xmlns:mc="http://schemas.openxmlformats.org/markup-compatibility/2006" xmlns:aink="http://schemas.microsoft.com/office/drawing/2016/ink" xmlns:am3d="http://schemas.microsoft.com/office/drawing/2017/model3d" xmlns:o="urn:schemas-microsoft-com:office:office" xmlns:r="http://schemas.openxmlformats.org/officeDocument/2006/relationships" xmlns:m="http://schemas.openxmlformats.org/officeDocument/2006/math" xmlns:v="urn:schemas-microsoft-com:vml" xmlns:wp14="http://schemas.microsoft.com/office/word/2010/wordprocessingDrawing" xmlns:wp="http://schemas.openxmlformats.org/drawingml/2006/wordprocessingDrawing" xmlns:w10="urn:schemas-microsoft-com:office:word" xmlns:w="http://schemas.openxmlformats.org/wordprocessingml/2006/main" xmlns:w14="http://schemas.microsoft.com/office/word/2010/wordml" xmlns:w15="http://schemas.microsoft.com/office/word/2012/wordml" xmlns:w16cex="http://schemas.microsoft.com/office/word/2018/wordml/cex" xmlns:w16cid="http://schemas.microsoft.com/office/word/2016/wordml/cid" xmlns:w16="http://schemas.microsoft.com/office/word/2018/wordml" xmlns:w16sdtdh="http://schemas.microsoft.com/office/word/2020/wordml/sdtdatahash" xmlns:w16se="http://schemas.microsoft.com/office/word/2015/wordml/symex" xmlns:wpg="http://schemas.microsoft.com/office/word/2010/wordprocessingGroup" xmlns:wpi="http://schemas.microsoft.com/office/word/2010/wordprocessingInk" xmlns:wne="http://schemas.microsoft.com/office/word/2006/wordml" xmlns:wps="http://schemas.microsoft.com/office/word/2010/wordprocessingShape" mc:Ignorable="w14 w15 w16se w16cid w16 w16cex w16sdtdh wp14">
   <w:body>
     <w:p>
       <w:pPr>
@@ -28,42 +28,21 @@
         <w:pStyle w:val="Body"/>
         <w:numPr>
           <w:ilvl w:val="0"/>
-          <w:numId w:val="44"/>
+          <w:numId w:val="42"/>
         </w:numPr>
         <w:ind w:left="540"/>
       </w:pPr>
       <w:r>
-        <w:t>You also need to give {</w:t>
-      </w:r>
-      <w:proofErr w:type="gramStart"/>
-      <w:r>
-        <w:t>{ other</w:t>
-      </w:r>
-      <w:proofErr w:type="gramEnd"/>
-      <w:r>
-        <w:t>_party_in_case }} a copy of everything you file with the court. This is called “service.” Read Step:</w:t>
-      </w:r>
-      <w:r>
-        <w:t xml:space="preserve"> {</w:t>
-      </w:r>
-      <w:proofErr w:type="gramStart"/>
-      <w:r>
-        <w:t xml:space="preserve">{ </w:t>
-      </w:r>
-      <w:proofErr w:type="spellStart"/>
-      <w:r>
-        <w:t>truefiling</w:t>
-      </w:r>
-      <w:proofErr w:type="gramEnd"/>
-      <w:r>
-        <w:t>_serve_idx</w:t>
-      </w:r>
-      <w:proofErr w:type="spellEnd"/>
-      <w:r>
-        <w:t xml:space="preserve"> }}:</w:t>
-      </w:r>
-      <w:r>
-        <w:t xml:space="preserve"> </w:t>
+        <w:t xml:space="preserve">You also need to give {{ other_party_in_case }} a copy of everything you file with the court. This is called “service.” Read Step </w:t>
+      </w:r>
+      <w:r>
+        <w:rPr>
+          <w:color w:val="FF00FF"/>
+        </w:rPr>
+        <w:t>Bookmark from parent document</w:t>
+      </w:r>
+      <w:r>
+        <w:t xml:space="preserve">: </w:t>
       </w:r>
       <w:r>
         <w:t xml:space="preserve">Serve </w:t>
@@ -76,237 +55,6 @@
       </w:r>
       <w:r>
         <w:t xml:space="preserve"> }}.</w:t>
-      </w:r>
-    </w:p>
-    <w:p>
-      <w:pPr>
-        <w:pStyle w:val="Body"/>
-        <w:numPr>
-          <w:ilvl w:val="0"/>
-          <w:numId w:val="44"/>
-        </w:numPr>
-        <w:ind w:left="540"/>
-      </w:pPr>
-      <w:r>
-        <w:t>Kee</w:t>
-      </w:r>
-      <w:bookmarkStart w:id="0" w:name="_GoBack"/>
-      <w:bookmarkEnd w:id="0"/>
-      <w:r>
-        <w:t>p a copy for your records.</w:t>
-      </w:r>
-    </w:p>
-    <w:p>
-      <w:pPr>
-        <w:pStyle w:val="Body"/>
-      </w:pPr>
-      <w:r>
-        <w:rPr>
-          <w:b/>
-          <w:bCs/>
-        </w:rPr>
-        <w:t>Timing</w:t>
-      </w:r>
-      <w:r>
-        <w:t>:</w:t>
-      </w:r>
-      <w:r>
-        <w:rPr>
-          <w:color w:val="FF0000"/>
-        </w:rPr>
-        <w:t>{% if user_need in ('answer custody', 'answer divorce') %}</w:t>
-      </w:r>
-      <w:r>
-        <w:t xml:space="preserve"> You have 20 days after you receive the Complaint to file your documents with the court and give a copy to {</w:t>
-      </w:r>
-      <w:proofErr w:type="gramStart"/>
-      <w:r>
-        <w:t>{ other</w:t>
-      </w:r>
-      <w:proofErr w:type="gramEnd"/>
-      <w:r>
-        <w:t>_party_in_case }}.</w:t>
-      </w:r>
-      <w:r>
-        <w:rPr>
-          <w:color w:val="FF0000"/>
-        </w:rPr>
-        <w:t>{% elif user_need in ('respond to motion in custody', 'respond to motion in divorce') %}</w:t>
-      </w:r>
-      <w:r>
-        <w:t xml:space="preserve">If {{ other_party_in_case }} mailed a copy of the motion to you, you have 13 days to file and give a copy to </w:t>
-      </w:r>
-      <w:r>
-        <w:t>them</w:t>
-      </w:r>
-      <w:r>
-        <w:t>. Use the date of the postmark on the envelope.</w:t>
-      </w:r>
-    </w:p>
-    <w:p>
-      <w:pPr>
-        <w:pStyle w:val="Body"/>
-      </w:pPr>
-      <w:r>
-        <w:t>If they served you another way, you have 10 days to file and give a copy to {</w:t>
-      </w:r>
-      <w:proofErr w:type="gramStart"/>
-      <w:r>
-        <w:t>{ other</w:t>
-      </w:r>
-      <w:proofErr w:type="gramEnd"/>
-      <w:r>
-        <w:t>_party_in_case }}.</w:t>
-      </w:r>
-    </w:p>
-    <w:p>
-      <w:pPr>
-        <w:pStyle w:val="Body"/>
-        <w:rPr>
-          <w:color w:val="FF0000"/>
-        </w:rPr>
-      </w:pPr>
-      <w:r>
-        <w:rPr>
-          <w:color w:val="FF0000"/>
-        </w:rPr>
-        <w:t xml:space="preserve">{% </w:t>
-      </w:r>
-      <w:proofErr w:type="spellStart"/>
-      <w:r>
-        <w:rPr>
-          <w:color w:val="FF0000"/>
-        </w:rPr>
-        <w:t>endif</w:t>
-      </w:r>
-      <w:proofErr w:type="spellEnd"/>
-      <w:r>
-        <w:rPr>
-          <w:color w:val="FF0000"/>
-        </w:rPr>
-        <w:t xml:space="preserve"> %}</w:t>
-      </w:r>
-    </w:p>
-    <w:p>
-      <w:pPr>
-        <w:pStyle w:val="Body"/>
-        <w:rPr>
-          <w:color w:val="FF0000"/>
-        </w:rPr>
-      </w:pPr>
-      <w:r>
-        <w:rPr>
-          <w:color w:val="FF0000"/>
-        </w:rPr>
-        <w:t>{%</w:t>
-      </w:r>
-      <w:r>
-        <w:rPr>
-          <w:color w:val="FF0000"/>
-        </w:rPr>
-        <w:t>p</w:t>
-      </w:r>
-      <w:r>
-        <w:rPr>
-          <w:color w:val="FF0000"/>
-        </w:rPr>
-        <w:t xml:space="preserve"> if user_need == 'divorce' and ((legal_separation_or_divorce == 'divorce' and ((minor_children and agree_or_settle_kids == 'yes') or (not minor_children and agree_or_settle in ('no prop debt or pregnancy', 'agree', 'do not know')))) or (legal_separation_or_divorce == 'legal separation' and agree_or_settle_kids == 'yes')) %}</w:t>
-      </w:r>
-    </w:p>
-    <w:p>
-      <w:pPr>
-        <w:pStyle w:val="Body"/>
-      </w:pPr>
-      <w:r>
-        <w:rPr>
-          <w:color w:val="FFC000"/>
-        </w:rPr>
-        <w:t>{% if user_need == 'divorce' and (legal_separation_or_divorce == 'divorce' and ((minor_children and agree_or_settle_kids == 'do not know') or (not minor_children and agree_or_settle == 'do not know'))) %}</w:t>
-      </w:r>
-      <w:proofErr w:type="gramStart"/>
-      <w:r>
-        <w:t>If</w:t>
-      </w:r>
-      <w:r>
-        <w:rPr>
-          <w:color w:val="FFC000"/>
-        </w:rPr>
-        <w:t>{</w:t>
-      </w:r>
-      <w:proofErr w:type="gramEnd"/>
-      <w:r>
-        <w:rPr>
-          <w:color w:val="FFC000"/>
-        </w:rPr>
-        <w:t>% else %}</w:t>
-      </w:r>
-      <w:r>
-        <w:t>Because</w:t>
-      </w:r>
-      <w:r>
-        <w:rPr>
-          <w:color w:val="FFC000"/>
-        </w:rPr>
-        <w:t>{% endif %}</w:t>
-      </w:r>
-      <w:r>
-        <w:t>both of you sign the forms and you each have a copy, you do not have to "serve" {{ other_party_in_case }} by mailing documents or using a process server.</w:t>
-      </w:r>
-    </w:p>
-    <w:p>
-      <w:pPr>
-        <w:pStyle w:val="Body"/>
-        <w:rPr>
-          <w:color w:val="FF0000"/>
-        </w:rPr>
-      </w:pPr>
-      <w:r>
-        <w:rPr>
-          <w:color w:val="FF0000"/>
-        </w:rPr>
-        <w:t>{%</w:t>
-      </w:r>
-      <w:r>
-        <w:rPr>
-          <w:color w:val="FF0000"/>
-        </w:rPr>
-        <w:t>p</w:t>
-      </w:r>
-      <w:r>
-        <w:rPr>
-          <w:color w:val="FF0000"/>
-        </w:rPr>
-        <w:t xml:space="preserve"> </w:t>
-      </w:r>
-      <w:proofErr w:type="spellStart"/>
-      <w:r>
-        <w:rPr>
-          <w:color w:val="FF0000"/>
-        </w:rPr>
-        <w:t>endif</w:t>
-      </w:r>
-      <w:proofErr w:type="spellEnd"/>
-      <w:r>
-        <w:rPr>
-          <w:color w:val="FF0000"/>
-        </w:rPr>
-        <w:t xml:space="preserve"> %}</w:t>
-      </w:r>
-    </w:p>
-    <w:p>
-      <w:pPr>
-        <w:pStyle w:val="Heading3"/>
-      </w:pPr>
-      <w:r>
-        <w:t>Filing</w:t>
-      </w:r>
-    </w:p>
-    <w:p>
-      <w:pPr>
-        <w:pStyle w:val="Body"/>
-      </w:pPr>
-      <w:r>
-        <w:t>The court has a system called TrueFiling that you need to use unless you are exempt. You are exempt if one of these applies:</w:t>
       </w:r>
     </w:p>
     <w:p>
@@ -319,7 +67,120 @@
         <w:ind w:left="540"/>
       </w:pPr>
       <w:r>
-        <w:t>You are in a jail or correctional facility.</w:t>
+        <w:t>Keep a copy for your records.</w:t>
+      </w:r>
+    </w:p>
+    <w:p>
+      <w:pPr>
+        <w:pStyle w:val="Body"/>
+      </w:pPr>
+      <w:r>
+        <w:rPr>
+          <w:b/>
+          <w:bCs/>
+        </w:rPr>
+        <w:t>Timing</w:t>
+      </w:r>
+      <w:r>
+        <w:t>:</w:t>
+      </w:r>
+      <w:r>
+        <w:rPr>
+          <w:color w:val="FF0000"/>
+        </w:rPr>
+        <w:t>{% if user_need in ('answer custody', 'answer divorce') %}</w:t>
+      </w:r>
+      <w:r>
+        <w:t xml:space="preserve"> You have 20 days after you receive the Complaint to file your documents with the court and give a copy to {{ other_party_in_case }}.</w:t>
+      </w:r>
+      <w:r>
+        <w:rPr>
+          <w:color w:val="FF0000"/>
+        </w:rPr>
+        <w:t>{% elif user_need in ('respond to motion in custody', 'respond to motion in divorce') %}</w:t>
+      </w:r>
+      <w:r>
+        <w:t xml:space="preserve">If {{ other_party_in_case }} mailed a copy of the motion to you, you have 13 days to file and give a copy to </w:t>
+      </w:r>
+      <w:r>
+        <w:t>them</w:t>
+      </w:r>
+      <w:r>
+        <w:t>. Use the date of the postmark on the envelope.</w:t>
+      </w:r>
+    </w:p>
+    <w:p>
+      <w:pPr>
+        <w:pStyle w:val="Body"/>
+      </w:pPr>
+      <w:r>
+        <w:t>If they served you another way, you have 10 days to file and give a copy to {{ other_party_in_case }}.</w:t>
+      </w:r>
+      <w:r>
+        <w:rPr>
+          <w:color w:val="FF0000"/>
+        </w:rPr>
+        <w:t>{% endif %}</w:t>
+      </w:r>
+    </w:p>
+    <w:p>
+      <w:pPr>
+        <w:pStyle w:val="Body"/>
+      </w:pPr>
+      <w:r>
+        <w:rPr>
+          <w:color w:val="FF0000"/>
+        </w:rPr>
+        <w:t>{% if user_need == 'divorce' and ((legal_separation_or_divorce == 'divorce' and ((minor_children and agree_or_settle_kids == 'yes') or (not minor_children and agree_or_settle in ('no prop debt or pregnancy', 'agree', 'do not know')))) or (legal_separation_or_divorce == 'legal separation' and agree_or_settle_kids == 'yes')) %}</w:t>
+      </w:r>
+      <w:r>
+        <w:rPr>
+          <w:color w:val="FFC000"/>
+        </w:rPr>
+        <w:t>{% if user_need == 'divorce' and (legal_separation_or_divorce == 'divorce' and ((minor_children and agree_or_settle_kids == 'do not know') or (not minor_children and agree_or_settle == 'do not know'))) %}</w:t>
+      </w:r>
+      <w:r>
+        <w:t>If</w:t>
+      </w:r>
+      <w:r>
+        <w:rPr>
+          <w:color w:val="FFC000"/>
+        </w:rPr>
+        <w:t>{% else %}</w:t>
+      </w:r>
+      <w:r>
+        <w:t>Because</w:t>
+      </w:r>
+      <w:r>
+        <w:rPr>
+          <w:color w:val="FFC000"/>
+        </w:rPr>
+        <w:t>{% endif %}</w:t>
+      </w:r>
+      <w:r>
+        <w:t>both of you sign the forms and you each have a copy, you do not have to "serve" {{ other_party_in_case }} by mailing documents or using a process server.</w:t>
+      </w:r>
+      <w:r>
+        <w:rPr>
+          <w:color w:val="FF0000"/>
+        </w:rPr>
+        <w:t>{% endif %}</w:t>
+      </w:r>
+    </w:p>
+    <w:p>
+      <w:pPr>
+        <w:pStyle w:val="Heading3"/>
+      </w:pPr>
+      <w:r>
+        <w:t>Filing</w:t>
+      </w:r>
+    </w:p>
+    <w:p>
+      <w:pPr>
+        <w:pStyle w:val="Body"/>
+      </w:pPr>
+      <w:r>
+        <w:t>The court has a system called TrueFiling that you need to use unless you are exempt. You are exempt if one of these applies:</w:t>
       </w:r>
     </w:p>
     <w:p>
@@ -332,7 +193,7 @@
         <w:ind w:left="540"/>
       </w:pPr>
       <w:r>
-        <w:t>You have a disability under the Americans with Disabilities Act (ADA).</w:t>
+        <w:t>You are in a jail or correctional facility.</w:t>
       </w:r>
     </w:p>
     <w:p>
@@ -345,7 +206,7 @@
         <w:ind w:left="540"/>
       </w:pPr>
       <w:r>
-        <w:t>You do not have safe access to a computer, internet, or email.</w:t>
+        <w:t>You have a disability under the Americans with Disabilities Act (ADA).</w:t>
       </w:r>
     </w:p>
     <w:p>
@@ -358,7 +219,7 @@
         <w:ind w:left="540"/>
       </w:pPr>
       <w:r>
-        <w:t>You cannot get the help you need to use TrueFiling.</w:t>
+        <w:t>You do not have safe access to a computer, internet, or email.</w:t>
       </w:r>
     </w:p>
     <w:p>
@@ -371,32 +232,7 @@
         <w:ind w:left="540"/>
       </w:pPr>
       <w:r>
-        <w:t>You have a language barrier or are Limited English Proficient.</w:t>
-      </w:r>
-    </w:p>
-    <w:p>
-      <w:pPr>
-        <w:pStyle w:val="Body"/>
-      </w:pPr>
-      <w:r>
-        <w:lastRenderedPageBreak/>
-        <w:t>You do not need to prove you are exempt.</w:t>
-      </w:r>
-    </w:p>
-    <w:p>
-      <w:pPr>
-        <w:pStyle w:val="Body"/>
-        <w:rPr>
-          <w:b/>
-          <w:bCs/>
-        </w:rPr>
-      </w:pPr>
-      <w:r>
-        <w:rPr>
-          <w:b/>
-          <w:bCs/>
-        </w:rPr>
-        <w:t>If you are exempt and you choose not to use TrueFiling:</w:t>
+        <w:t>You cannot get the help you need to use TrueFiling.</w:t>
       </w:r>
     </w:p>
     <w:p>
@@ -409,7 +245,31 @@
         <w:ind w:left="540"/>
       </w:pPr>
       <w:r>
-        <w:t>Mark it on your form, or</w:t>
+        <w:t>You have a language barrier or are Limited English Proficient.</w:t>
+      </w:r>
+    </w:p>
+    <w:p>
+      <w:pPr>
+        <w:pStyle w:val="Body"/>
+      </w:pPr>
+      <w:r>
+        <w:t>You do not need to prove you are exempt.</w:t>
+      </w:r>
+    </w:p>
+    <w:p>
+      <w:pPr>
+        <w:pStyle w:val="Body"/>
+        <w:rPr>
+          <w:b/>
+          <w:bCs/>
+        </w:rPr>
+      </w:pPr>
+      <w:r>
+        <w:rPr>
+          <w:b/>
+          <w:bCs/>
+        </w:rPr>
+        <w:t>If you are exempt and you choose not to use TrueFiling:</w:t>
       </w:r>
     </w:p>
     <w:p>
@@ -422,6 +282,20 @@
         <w:ind w:left="540"/>
       </w:pPr>
       <w:r>
+        <w:t>Mark it on your form, or</w:t>
+      </w:r>
+    </w:p>
+    <w:p>
+      <w:pPr>
+        <w:pStyle w:val="Body"/>
+        <w:numPr>
+          <w:ilvl w:val="0"/>
+          <w:numId w:val="42"/>
+        </w:numPr>
+        <w:ind w:left="540"/>
+      </w:pPr>
+      <w:r>
+        <w:lastRenderedPageBreak/>
         <w:t xml:space="preserve">Fill out </w:t>
       </w:r>
       <w:r>
@@ -438,7 +312,7 @@
         </w:rPr>
         <w:t xml:space="preserve"> </w:t>
       </w:r>
-      <w:hyperlink r:id="rId6" w:history="1">
+      <w:hyperlink r:id="rId5" w:history="1">
         <w:r>
           <w:rPr>
             <w:rStyle w:val="Hyperlink"/>
@@ -463,36 +337,21 @@
       <w:r>
         <w:t>Take all your forms to the court, or mail them by first-class mail.</w:t>
       </w:r>
+    </w:p>
+    <w:p>
+      <w:pPr>
+        <w:pStyle w:val="Body"/>
+      </w:pPr>
       <w:r>
         <w:rPr>
           <w:color w:val="FF0000"/>
         </w:rPr>
-        <w:t xml:space="preserve">{% if </w:t>
-      </w:r>
-      <w:proofErr w:type="spellStart"/>
-      <w:r>
-        <w:rPr>
-          <w:color w:val="FF0000"/>
-        </w:rPr>
-        <w:t>user_need</w:t>
-      </w:r>
-      <w:proofErr w:type="spellEnd"/>
-      <w:r>
-        <w:rPr>
-          <w:color w:val="FF0000"/>
-        </w:rPr>
-        <w:t xml:space="preserve"> in ('custody', 'divorce') %}</w:t>
-      </w:r>
-      <w:r>
-        <w:rPr>
-          <w:color w:val="FF0000"/>
-        </w:rPr>
-        <w:br/>
+        <w:t>{% if user_need in ('custody', 'divorce') %}</w:t>
       </w:r>
       <w:r>
         <w:t xml:space="preserve">Use the </w:t>
       </w:r>
-      <w:hyperlink r:id="rId7" w:history="1">
+      <w:hyperlink r:id="rId6" w:history="1">
         <w:r>
           <w:rPr>
             <w:rStyle w:val="Hyperlink"/>
@@ -508,21 +367,7 @@
         <w:rPr>
           <w:color w:val="FF0000"/>
         </w:rPr>
-        <w:t xml:space="preserve">{% </w:t>
-      </w:r>
-      <w:proofErr w:type="spellStart"/>
-      <w:r>
-        <w:rPr>
-          <w:color w:val="FF0000"/>
-        </w:rPr>
-        <w:t>endif</w:t>
-      </w:r>
-      <w:proofErr w:type="spellEnd"/>
-      <w:r>
-        <w:rPr>
-          <w:color w:val="FF0000"/>
-        </w:rPr>
-        <w:t xml:space="preserve"> %}</w:t>
+        <w:t>{% endif %}</w:t>
       </w:r>
     </w:p>
     <w:p>
@@ -546,7 +391,7 @@
         </w:numPr>
         <w:ind w:left="540"/>
       </w:pPr>
-      <w:hyperlink r:id="rId8" w:history="1">
+      <w:hyperlink r:id="rId7" w:history="1">
         <w:r>
           <w:rPr>
             <w:rStyle w:val="Hyperlink"/>
@@ -571,7 +416,7 @@
       <w:r>
         <w:t xml:space="preserve">Read about </w:t>
       </w:r>
-      <w:hyperlink r:id="rId9" w:history="1">
+      <w:hyperlink r:id="rId8" w:history="1">
         <w:r>
           <w:rPr>
             <w:rStyle w:val="Hyperlink"/>
@@ -587,52 +432,18 @@
     <w:p>
       <w:pPr>
         <w:pStyle w:val="Body"/>
+      </w:pPr>
+      <w:r>
         <w:rPr>
           <w:color w:val="FF0000"/>
         </w:rPr>
-      </w:pPr>
-      <w:r>
-        <w:rPr>
-          <w:color w:val="FF0000"/>
-        </w:rPr>
-        <w:t>{%</w:t>
-      </w:r>
-      <w:r>
-        <w:rPr>
-          <w:color w:val="FF0000"/>
-        </w:rPr>
-        <w:t>p</w:t>
-      </w:r>
-      <w:r>
-        <w:rPr>
-          <w:color w:val="FF0000"/>
-        </w:rPr>
-        <w:t xml:space="preserve"> if user_need in ('custody', 'divorce', 'change AK order', 'change divorce order', 'change custody order', 'change foreign custody order') %}</w:t>
-      </w:r>
-    </w:p>
-    <w:p>
-      <w:pPr>
-        <w:pStyle w:val="Body"/>
-      </w:pPr>
+        <w:t>{% if user_need in ('custody', 'divorce', 'change AK order', 'change divorce order', 'change custody order', 'change foreign custody order') %}</w:t>
+      </w:r>
       <w:r>
         <w:rPr>
           <w:color w:val="FFC000"/>
         </w:rPr>
-        <w:t xml:space="preserve">{% if </w:t>
-      </w:r>
-      <w:proofErr w:type="spellStart"/>
-      <w:r>
-        <w:rPr>
-          <w:color w:val="FFC000"/>
-        </w:rPr>
-        <w:t>user_need</w:t>
-      </w:r>
-      <w:proofErr w:type="spellEnd"/>
-      <w:r>
-        <w:rPr>
-          <w:color w:val="FFC000"/>
-        </w:rPr>
-        <w:t xml:space="preserve"> in ('custody', 'divorce') %}</w:t>
+        <w:t>{% if user_need in ('custody', 'divorce') %}</w:t>
       </w:r>
       <w:r>
         <w:t>Pay the $250 filing fee to start your case.</w:t>
@@ -658,21 +469,7 @@
         <w:rPr>
           <w:color w:val="FFC000"/>
         </w:rPr>
-        <w:t xml:space="preserve">{% </w:t>
-      </w:r>
-      <w:proofErr w:type="spellStart"/>
-      <w:r>
-        <w:rPr>
-          <w:color w:val="FFC000"/>
-        </w:rPr>
-        <w:t>endif</w:t>
-      </w:r>
-      <w:proofErr w:type="spellEnd"/>
-      <w:r>
-        <w:rPr>
-          <w:color w:val="FFC000"/>
-        </w:rPr>
-        <w:t xml:space="preserve"> %}</w:t>
+        <w:t>{% endif %}</w:t>
       </w:r>
     </w:p>
     <w:p>
@@ -713,13 +510,8 @@
         <w:pStyle w:val="Body"/>
       </w:pPr>
       <w:r>
-        <w:t xml:space="preserve">  </w:t>
-      </w:r>
-      <w:proofErr w:type="gramStart"/>
-      <w:r>
-        <w:t>or</w:t>
-      </w:r>
-      <w:proofErr w:type="gramEnd"/>
+        <w:t xml:space="preserve">  or</w:t>
+      </w:r>
     </w:p>
     <w:p>
       <w:pPr>
@@ -746,7 +538,7 @@
       <w:r>
         <w:t xml:space="preserve"> </w:t>
       </w:r>
-      <w:hyperlink r:id="rId10" w:history="1">
+      <w:hyperlink r:id="rId9" w:history="1">
         <w:r>
           <w:rPr>
             <w:rStyle w:val="Hyperlink"/>
@@ -819,13 +611,8 @@
           <w:numId w:val="42"/>
         </w:numPr>
       </w:pPr>
-      <w:proofErr w:type="gramStart"/>
-      <w:r>
-        <w:t>a</w:t>
-      </w:r>
-      <w:proofErr w:type="gramEnd"/>
-      <w:r>
-        <w:t xml:space="preserve"> </w:t>
+      <w:r>
+        <w:t xml:space="preserve">a </w:t>
       </w:r>
       <w:r>
         <w:t>“</w:t>
@@ -855,15 +642,7 @@
         <w:pStyle w:val="ExampleorImportantblock"/>
       </w:pPr>
       <w:r>
-        <w:t>One copy is for you, the other copy is for {</w:t>
-      </w:r>
-      <w:proofErr w:type="gramStart"/>
-      <w:r>
-        <w:t>{ other</w:t>
-      </w:r>
-      <w:proofErr w:type="gramEnd"/>
-      <w:r>
-        <w:t>_party_in_case }}.</w:t>
+        <w:t>One copy is for you, the other copy is for {{ other_party_in_case }}.</w:t>
       </w:r>
     </w:p>
     <w:p>
@@ -886,14 +665,7 @@
         <w:rPr>
           <w:color w:val="FFC000"/>
         </w:rPr>
-        <w:t xml:space="preserve">if user_need == 'divorce' and legal_separation_or_divorce == 'divorce' and </w:t>
-      </w:r>
-      <w:r>
-        <w:rPr>
-          <w:color w:val="FFC000"/>
-        </w:rPr>
-        <w:lastRenderedPageBreak/>
-        <w:t>((minor_children and agree_or_settle_kids in ('yes', 'do not know')) or (not minor_children and agree_or_settle in ('no prop debt or pregnancy', 'agree', 'do not know'))) %}</w:t>
+        <w:t>if user_need == 'divorce' and legal_separation_or_divorce == 'divorce' and ((minor_children and agree_or_settle_kids in ('yes', 'do not know')) or (not minor_children and agree_or_settle in ('no prop debt or pregnancy', 'agree', 'do not know'))) %}</w:t>
       </w:r>
       <w:r>
         <w:t>Note</w:t>
@@ -902,6 +674,9 @@
     <w:p>
       <w:pPr>
         <w:pStyle w:val="ExampleorImportantblock"/>
+        <w:rPr>
+          <w:color w:val="FF0000"/>
+        </w:rPr>
       </w:pPr>
       <w:r>
         <w:t xml:space="preserve">If you file an uncontested complaint you may not get a </w:t>
@@ -916,80 +691,29 @@
       <w:r>
         <w:t>.</w:t>
       </w:r>
-    </w:p>
-    <w:p>
-      <w:pPr>
-        <w:pStyle w:val="ExampleorImportantblock"/>
-        <w:ind w:left="0"/>
+      <w:r>
         <w:rPr>
           <w:color w:val="FFC000"/>
         </w:rPr>
-      </w:pPr>
-      <w:r>
-        <w:rPr>
-          <w:color w:val="FFC000"/>
-        </w:rPr>
-        <w:t xml:space="preserve">{% </w:t>
-      </w:r>
-      <w:proofErr w:type="spellStart"/>
-      <w:r>
-        <w:rPr>
-          <w:color w:val="FFC000"/>
-        </w:rPr>
-        <w:t>endif</w:t>
-      </w:r>
-      <w:proofErr w:type="spellEnd"/>
-      <w:r>
-        <w:rPr>
-          <w:color w:val="FFC000"/>
-        </w:rPr>
-        <w:t xml:space="preserve"> %}</w:t>
-      </w:r>
-    </w:p>
-    <w:p>
-      <w:pPr>
-        <w:pStyle w:val="ExampleorImportantblock"/>
-        <w:ind w:left="0"/>
+        <w:t>{% endif %}</w:t>
+      </w:r>
+      <w:r>
         <w:rPr>
           <w:color w:val="FF0000"/>
         </w:rPr>
-      </w:pPr>
+        <w:t xml:space="preserve">{% </w:t>
+      </w:r>
       <w:r>
         <w:rPr>
           <w:color w:val="FF0000"/>
         </w:rPr>
-        <w:t>{%</w:t>
-      </w:r>
-      <w:r>
-        <w:rPr>
-          <w:color w:val="FF0000"/>
-        </w:rPr>
-        <w:t>p</w:t>
-      </w:r>
-      <w:r>
-        <w:rPr>
-          <w:color w:val="FF0000"/>
-        </w:rPr>
-        <w:t xml:space="preserve"> </w:t>
-      </w:r>
-      <w:proofErr w:type="spellStart"/>
-      <w:r>
-        <w:rPr>
-          <w:color w:val="FF0000"/>
-        </w:rPr>
-        <w:t>endif</w:t>
-      </w:r>
-      <w:proofErr w:type="spellEnd"/>
-      <w:r>
-        <w:rPr>
-          <w:color w:val="FF0000"/>
-        </w:rPr>
-        <w:t xml:space="preserve"> %}</w:t>
+        <w:lastRenderedPageBreak/>
+        <w:t>endif %}</w:t>
       </w:r>
     </w:p>
     <w:p>
       <w:pPr>
-        <w:pStyle w:val="Heading2"/>
+        <w:pStyle w:val="Heading3"/>
       </w:pPr>
       <w:r>
         <w:t>Links in this step</w:t>
@@ -1013,7 +737,7 @@
         </w:rPr>
         <w:t xml:space="preserve"> </w:t>
       </w:r>
-      <w:hyperlink r:id="rId11" w:history="1">
+      <w:hyperlink r:id="rId10" w:history="1">
         <w:r>
           <w:rPr>
             <w:rStyle w:val="Hyperlink"/>
@@ -1025,7 +749,7 @@
       <w:r>
         <w:br/>
       </w:r>
-      <w:hyperlink r:id="rId12" w:history="1">
+      <w:hyperlink r:id="rId11" w:history="1">
         <w:r>
           <w:rPr>
             <w:rStyle w:val="Hyperlink"/>
@@ -1046,7 +770,7 @@
       <w:pPr>
         <w:pStyle w:val="Body"/>
       </w:pPr>
-      <w:hyperlink r:id="rId13" w:history="1">
+      <w:hyperlink r:id="rId12" w:history="1">
         <w:r>
           <w:rPr>
             <w:rStyle w:val="Hyperlink"/>
@@ -1058,7 +782,7 @@
       <w:r>
         <w:br/>
       </w:r>
-      <w:hyperlink r:id="rId14" w:history="1">
+      <w:hyperlink r:id="rId13" w:history="1">
         <w:r>
           <w:rPr>
             <w:rStyle w:val="Hyperlink"/>
@@ -1081,7 +805,7 @@
       <w:pPr>
         <w:pStyle w:val="Body"/>
       </w:pPr>
-      <w:hyperlink r:id="rId15" w:history="1">
+      <w:hyperlink r:id="rId14" w:history="1">
         <w:r>
           <w:rPr>
             <w:rStyle w:val="Hyperlink"/>
@@ -1093,7 +817,7 @@
       <w:r>
         <w:br/>
       </w:r>
-      <w:hyperlink r:id="rId16" w:history="1">
+      <w:hyperlink r:id="rId15" w:history="1">
         <w:r>
           <w:rPr>
             <w:rStyle w:val="Hyperlink"/>
@@ -1116,8 +840,7 @@
       <w:pPr>
         <w:pStyle w:val="Body"/>
       </w:pPr>
-      <w:hyperlink r:id="rId17" w:history="1">
-        <w:proofErr w:type="spellStart"/>
+      <w:hyperlink r:id="rId16" w:history="1">
         <w:r>
           <w:rPr>
             <w:rStyle w:val="Hyperlink"/>
@@ -1125,12 +848,11 @@
           </w:rPr>
           <w:t>TrueFiling</w:t>
         </w:r>
-        <w:proofErr w:type="spellEnd"/>
       </w:hyperlink>
       <w:r>
         <w:br/>
       </w:r>
-      <w:hyperlink r:id="rId18" w:history="1">
+      <w:hyperlink r:id="rId17" w:history="1">
         <w:r>
           <w:rPr>
             <w:rStyle w:val="Hyperlink"/>
@@ -1158,28 +880,12 @@
           <w:b/>
           <w:bCs/>
         </w:rPr>
-        <w:t xml:space="preserve">Exemption </w:t>
-      </w:r>
-      <w:proofErr w:type="gramStart"/>
-      <w:r>
-        <w:rPr>
-          <w:b/>
-          <w:bCs/>
-        </w:rPr>
-        <w:t>From</w:t>
-      </w:r>
-      <w:proofErr w:type="gramEnd"/>
-      <w:r>
-        <w:rPr>
-          <w:b/>
-          <w:bCs/>
-        </w:rPr>
-        <w:t xml:space="preserve"> the Payment of Fees, TF-920</w:t>
+        <w:t>Exemption From the Payment of Fees, TF-920</w:t>
       </w:r>
       <w:r>
         <w:t xml:space="preserve"> </w:t>
       </w:r>
-      <w:hyperlink r:id="rId19" w:history="1">
+      <w:hyperlink r:id="rId18" w:history="1">
         <w:r>
           <w:rPr>
             <w:rStyle w:val="Hyperlink"/>
@@ -1191,7 +897,7 @@
       <w:r>
         <w:br/>
       </w:r>
-      <w:hyperlink r:id="rId20" w:history="1">
+      <w:hyperlink r:id="rId19" w:history="1">
         <w:r>
           <w:rPr>
             <w:rStyle w:val="Hyperlink"/>
@@ -1212,8 +918,8 @@
 </file>
 
 <file path=word/numbering.xml><?xml version="1.0" encoding="utf-8"?>
-<w:numbering xmlns:wpc="http://schemas.microsoft.com/office/word/2010/wordprocessingCanvas" xmlns:mc="http://schemas.openxmlformats.org/markup-compatibility/2006" xmlns:o="urn:schemas-microsoft-com:office:office" xmlns:r="http://schemas.openxmlformats.org/officeDocument/2006/relationships" xmlns:m="http://schemas.openxmlformats.org/officeDocument/2006/math" xmlns:v="urn:schemas-microsoft-com:vml" xmlns:wp14="http://schemas.microsoft.com/office/word/2010/wordprocessingDrawing" xmlns:wp="http://schemas.openxmlformats.org/drawingml/2006/wordprocessingDrawing" xmlns:w10="urn:schemas-microsoft-com:office:word" xmlns:w="http://schemas.openxmlformats.org/wordprocessingml/2006/main" xmlns:w14="http://schemas.microsoft.com/office/word/2010/wordml" xmlns:wpg="http://schemas.microsoft.com/office/word/2010/wordprocessingGroup" xmlns:wpi="http://schemas.microsoft.com/office/word/2010/wordprocessingInk" xmlns:wne="http://schemas.microsoft.com/office/word/2006/wordml" xmlns:wps="http://schemas.microsoft.com/office/word/2010/wordprocessingShape" mc:Ignorable="w14 wp14">
-  <w:abstractNum w:abstractNumId="0">
+<w:numbering xmlns:wpc="http://schemas.microsoft.com/office/word/2010/wordprocessingCanvas" xmlns:cx="http://schemas.microsoft.com/office/drawing/2014/chartex" xmlns:cx1="http://schemas.microsoft.com/office/drawing/2015/9/8/chartex" xmlns:cx2="http://schemas.microsoft.com/office/drawing/2015/10/21/chartex" xmlns:cx3="http://schemas.microsoft.com/office/drawing/2016/5/9/chartex" xmlns:cx4="http://schemas.microsoft.com/office/drawing/2016/5/10/chartex" xmlns:cx5="http://schemas.microsoft.com/office/drawing/2016/5/11/chartex" xmlns:cx6="http://schemas.microsoft.com/office/drawing/2016/5/12/chartex" xmlns:cx7="http://schemas.microsoft.com/office/drawing/2016/5/13/chartex" xmlns:cx8="http://schemas.microsoft.com/office/drawing/2016/5/14/chartex" xmlns:mc="http://schemas.openxmlformats.org/markup-compatibility/2006" xmlns:aink="http://schemas.microsoft.com/office/drawing/2016/ink" xmlns:am3d="http://schemas.microsoft.com/office/drawing/2017/model3d" xmlns:o="urn:schemas-microsoft-com:office:office" xmlns:r="http://schemas.openxmlformats.org/officeDocument/2006/relationships" xmlns:m="http://schemas.openxmlformats.org/officeDocument/2006/math" xmlns:v="urn:schemas-microsoft-com:vml" xmlns:wp14="http://schemas.microsoft.com/office/word/2010/wordprocessingDrawing" xmlns:wp="http://schemas.openxmlformats.org/drawingml/2006/wordprocessingDrawing" xmlns:w10="urn:schemas-microsoft-com:office:word" xmlns:w="http://schemas.openxmlformats.org/wordprocessingml/2006/main" xmlns:w14="http://schemas.microsoft.com/office/word/2010/wordml" xmlns:w15="http://schemas.microsoft.com/office/word/2012/wordml" xmlns:w16cex="http://schemas.microsoft.com/office/word/2018/wordml/cex" xmlns:w16cid="http://schemas.microsoft.com/office/word/2016/wordml/cid" xmlns:w16="http://schemas.microsoft.com/office/word/2018/wordml" xmlns:w16sdtdh="http://schemas.microsoft.com/office/word/2020/wordml/sdtdatahash" xmlns:w16se="http://schemas.microsoft.com/office/word/2015/wordml/symex" xmlns:wpg="http://schemas.microsoft.com/office/word/2010/wordprocessingGroup" xmlns:wpi="http://schemas.microsoft.com/office/word/2010/wordprocessingInk" xmlns:wne="http://schemas.microsoft.com/office/word/2006/wordml" xmlns:wps="http://schemas.microsoft.com/office/word/2010/wordprocessingShape" mc:Ignorable="w14 w15 w16se w16cid w16 w16cex w16sdtdh wp14">
+  <w:abstractNum w:abstractNumId="0" w15:restartNumberingAfterBreak="0">
     <w:nsid w:val="068677B6"/>
     <w:multiLevelType w:val="hybridMultilevel"/>
     <w:tmpl w:val="8F3C521A"/>
@@ -1325,7 +1031,7 @@
       </w:rPr>
     </w:lvl>
   </w:abstractNum>
-  <w:abstractNum w:abstractNumId="1">
+  <w:abstractNum w:abstractNumId="1" w15:restartNumberingAfterBreak="0">
     <w:nsid w:val="08C6366F"/>
     <w:multiLevelType w:val="hybridMultilevel"/>
     <w:tmpl w:val="D3561CAA"/>
@@ -1412,7 +1118,7 @@
       </w:pPr>
     </w:lvl>
   </w:abstractNum>
-  <w:abstractNum w:abstractNumId="2">
+  <w:abstractNum w:abstractNumId="2" w15:restartNumberingAfterBreak="0">
     <w:nsid w:val="0C357DD6"/>
     <w:multiLevelType w:val="hybridMultilevel"/>
     <w:tmpl w:val="D83AD7E4"/>
@@ -1503,7 +1209,7 @@
       </w:pPr>
     </w:lvl>
   </w:abstractNum>
-  <w:abstractNum w:abstractNumId="3">
+  <w:abstractNum w:abstractNumId="3" w15:restartNumberingAfterBreak="0">
     <w:nsid w:val="0DEA069D"/>
     <w:multiLevelType w:val="multilevel"/>
     <w:tmpl w:val="450C4EF6"/>
@@ -1644,7 +1350,7 @@
       </w:rPr>
     </w:lvl>
   </w:abstractNum>
-  <w:abstractNum w:abstractNumId="4">
+  <w:abstractNum w:abstractNumId="4" w15:restartNumberingAfterBreak="0">
     <w:nsid w:val="1323523E"/>
     <w:multiLevelType w:val="multilevel"/>
     <w:tmpl w:val="873C83DA"/>
@@ -1801,7 +1507,7 @@
       </w:rPr>
     </w:lvl>
   </w:abstractNum>
-  <w:abstractNum w:abstractNumId="5">
+  <w:abstractNum w:abstractNumId="5" w15:restartNumberingAfterBreak="0">
     <w:nsid w:val="15510218"/>
     <w:multiLevelType w:val="hybridMultilevel"/>
     <w:tmpl w:val="8EF49D20"/>
@@ -1891,7 +1597,7 @@
       </w:pPr>
     </w:lvl>
   </w:abstractNum>
-  <w:abstractNum w:abstractNumId="6">
+  <w:abstractNum w:abstractNumId="6" w15:restartNumberingAfterBreak="0">
     <w:nsid w:val="1D0333CD"/>
     <w:multiLevelType w:val="hybridMultilevel"/>
     <w:tmpl w:val="E38609DE"/>
@@ -2003,7 +1709,7 @@
       </w:rPr>
     </w:lvl>
   </w:abstractNum>
-  <w:abstractNum w:abstractNumId="7">
+  <w:abstractNum w:abstractNumId="7" w15:restartNumberingAfterBreak="0">
     <w:nsid w:val="201C14CC"/>
     <w:multiLevelType w:val="hybridMultilevel"/>
     <w:tmpl w:val="AF46B552"/>
@@ -2115,7 +1821,7 @@
       </w:rPr>
     </w:lvl>
   </w:abstractNum>
-  <w:abstractNum w:abstractNumId="8">
+  <w:abstractNum w:abstractNumId="8" w15:restartNumberingAfterBreak="0">
     <w:nsid w:val="253D4794"/>
     <w:multiLevelType w:val="multilevel"/>
     <w:tmpl w:val="8C80AB36"/>
@@ -2228,7 +1934,7 @@
       </w:rPr>
     </w:lvl>
   </w:abstractNum>
-  <w:abstractNum w:abstractNumId="9">
+  <w:abstractNum w:abstractNumId="9" w15:restartNumberingAfterBreak="0">
     <w:nsid w:val="27FF20A5"/>
     <w:multiLevelType w:val="hybridMultilevel"/>
     <w:tmpl w:val="9036D3D8"/>
@@ -2343,7 +2049,7 @@
       </w:rPr>
     </w:lvl>
   </w:abstractNum>
-  <w:abstractNum w:abstractNumId="10">
+  <w:abstractNum w:abstractNumId="10" w15:restartNumberingAfterBreak="0">
     <w:nsid w:val="286F72E5"/>
     <w:multiLevelType w:val="hybridMultilevel"/>
     <w:tmpl w:val="FD28997C"/>
@@ -2455,7 +2161,7 @@
       </w:rPr>
     </w:lvl>
   </w:abstractNum>
-  <w:abstractNum w:abstractNumId="11">
+  <w:abstractNum w:abstractNumId="11" w15:restartNumberingAfterBreak="0">
     <w:nsid w:val="296F3872"/>
     <w:multiLevelType w:val="hybridMultilevel"/>
     <w:tmpl w:val="5E9E6A2E"/>
@@ -2569,7 +2275,7 @@
       </w:rPr>
     </w:lvl>
   </w:abstractNum>
-  <w:abstractNum w:abstractNumId="12">
+  <w:abstractNum w:abstractNumId="12" w15:restartNumberingAfterBreak="0">
     <w:nsid w:val="3792250E"/>
     <w:multiLevelType w:val="hybridMultilevel"/>
     <w:tmpl w:val="ACF84DCA"/>
@@ -2681,7 +2387,7 @@
       </w:rPr>
     </w:lvl>
   </w:abstractNum>
-  <w:abstractNum w:abstractNumId="13">
+  <w:abstractNum w:abstractNumId="13" w15:restartNumberingAfterBreak="0">
     <w:nsid w:val="3C8F01CD"/>
     <w:multiLevelType w:val="hybridMultilevel"/>
     <w:tmpl w:val="E368962A"/>
@@ -2793,7 +2499,7 @@
       </w:rPr>
     </w:lvl>
   </w:abstractNum>
-  <w:abstractNum w:abstractNumId="14">
+  <w:abstractNum w:abstractNumId="14" w15:restartNumberingAfterBreak="0">
     <w:nsid w:val="416740F3"/>
     <w:multiLevelType w:val="hybridMultilevel"/>
     <w:tmpl w:val="F012AB78"/>
@@ -2906,7 +2612,7 @@
       </w:rPr>
     </w:lvl>
   </w:abstractNum>
-  <w:abstractNum w:abstractNumId="15">
+  <w:abstractNum w:abstractNumId="15" w15:restartNumberingAfterBreak="0">
     <w:nsid w:val="4803540D"/>
     <w:multiLevelType w:val="hybridMultilevel"/>
     <w:tmpl w:val="CC58063A"/>
@@ -3020,7 +2726,7 @@
       </w:rPr>
     </w:lvl>
   </w:abstractNum>
-  <w:abstractNum w:abstractNumId="16">
+  <w:abstractNum w:abstractNumId="16" w15:restartNumberingAfterBreak="0">
     <w:nsid w:val="492F4D8F"/>
     <w:multiLevelType w:val="hybridMultilevel"/>
     <w:tmpl w:val="F62C94DE"/>
@@ -3134,7 +2840,7 @@
       </w:rPr>
     </w:lvl>
   </w:abstractNum>
-  <w:abstractNum w:abstractNumId="17">
+  <w:abstractNum w:abstractNumId="17" w15:restartNumberingAfterBreak="0">
     <w:nsid w:val="4A0C016B"/>
     <w:multiLevelType w:val="hybridMultilevel"/>
     <w:tmpl w:val="327AE78C"/>
@@ -3247,7 +2953,7 @@
       </w:rPr>
     </w:lvl>
   </w:abstractNum>
-  <w:abstractNum w:abstractNumId="18">
+  <w:abstractNum w:abstractNumId="18" w15:restartNumberingAfterBreak="0">
     <w:nsid w:val="5A0B13C4"/>
     <w:multiLevelType w:val="hybridMultilevel"/>
     <w:tmpl w:val="E84E7C10"/>
@@ -3360,7 +3066,7 @@
       </w:rPr>
     </w:lvl>
   </w:abstractNum>
-  <w:abstractNum w:abstractNumId="19">
+  <w:abstractNum w:abstractNumId="19" w15:restartNumberingAfterBreak="0">
     <w:nsid w:val="636B498A"/>
     <w:multiLevelType w:val="hybridMultilevel"/>
     <w:tmpl w:val="1032CF60"/>
@@ -3473,7 +3179,7 @@
       </w:rPr>
     </w:lvl>
   </w:abstractNum>
-  <w:abstractNum w:abstractNumId="20">
+  <w:abstractNum w:abstractNumId="20" w15:restartNumberingAfterBreak="0">
     <w:nsid w:val="6B961852"/>
     <w:multiLevelType w:val="hybridMultilevel"/>
     <w:tmpl w:val="DAAECE10"/>
@@ -3711,7 +3417,7 @@
 </file>
 
 <file path=word/styles.xml><?xml version="1.0" encoding="utf-8"?>
-<w:styles xmlns:mc="http://schemas.openxmlformats.org/markup-compatibility/2006" xmlns:r="http://schemas.openxmlformats.org/officeDocument/2006/relationships" xmlns:w="http://schemas.openxmlformats.org/wordprocessingml/2006/main" xmlns:w14="http://schemas.microsoft.com/office/word/2010/wordml" mc:Ignorable="w14">
+<w:styles xmlns:mc="http://schemas.openxmlformats.org/markup-compatibility/2006" xmlns:r="http://schemas.openxmlformats.org/officeDocument/2006/relationships" xmlns:w="http://schemas.openxmlformats.org/wordprocessingml/2006/main" xmlns:w14="http://schemas.microsoft.com/office/word/2010/wordml" xmlns:w15="http://schemas.microsoft.com/office/word/2012/wordml" xmlns:w16cex="http://schemas.microsoft.com/office/word/2018/wordml/cex" xmlns:w16cid="http://schemas.microsoft.com/office/word/2016/wordml/cid" xmlns:w16="http://schemas.microsoft.com/office/word/2018/wordml" xmlns:w16sdtdh="http://schemas.microsoft.com/office/word/2020/wordml/sdtdatahash" xmlns:w16se="http://schemas.microsoft.com/office/word/2015/wordml/symex" mc:Ignorable="w14 w15 w16se w16cid w16 w16cex w16sdtdh">
   <w:docDefaults>
     <w:rPrDefault>
       <w:rPr>
@@ -3727,147 +3433,383 @@
       </w:pPr>
     </w:pPrDefault>
   </w:docDefaults>
-  <w:latentStyles w:defLockedState="0" w:defUIPriority="99" w:defSemiHidden="1" w:defUnhideWhenUsed="1" w:defQFormat="0" w:count="267">
-    <w:lsdException w:name="Normal" w:semiHidden="0" w:uiPriority="0" w:unhideWhenUsed="0" w:qFormat="1"/>
-    <w:lsdException w:name="heading 1" w:semiHidden="0" w:uiPriority="9" w:unhideWhenUsed="0" w:qFormat="1"/>
-    <w:lsdException w:name="heading 2" w:uiPriority="9" w:qFormat="1"/>
-    <w:lsdException w:name="heading 3" w:uiPriority="9" w:qFormat="1"/>
-    <w:lsdException w:name="heading 4" w:uiPriority="9" w:qFormat="1"/>
-    <w:lsdException w:name="heading 5" w:uiPriority="9" w:qFormat="1"/>
-    <w:lsdException w:name="heading 6" w:uiPriority="9" w:qFormat="1"/>
-    <w:lsdException w:name="heading 7" w:uiPriority="9" w:qFormat="1"/>
-    <w:lsdException w:name="heading 8" w:uiPriority="9" w:qFormat="1"/>
-    <w:lsdException w:name="heading 9" w:uiPriority="9" w:qFormat="1"/>
-    <w:lsdException w:name="toc 1" w:uiPriority="39"/>
-    <w:lsdException w:name="toc 2" w:uiPriority="39"/>
-    <w:lsdException w:name="toc 3" w:uiPriority="39"/>
-    <w:lsdException w:name="toc 4" w:uiPriority="39"/>
-    <w:lsdException w:name="toc 5" w:uiPriority="39"/>
-    <w:lsdException w:name="toc 6" w:uiPriority="39"/>
-    <w:lsdException w:name="toc 7" w:uiPriority="39"/>
-    <w:lsdException w:name="toc 8" w:uiPriority="39"/>
-    <w:lsdException w:name="toc 9" w:uiPriority="39"/>
-    <w:lsdException w:name="annotation text" w:qFormat="1"/>
-    <w:lsdException w:name="caption" w:uiPriority="35" w:qFormat="1"/>
-    <w:lsdException w:name="annotation reference" w:qFormat="1"/>
-    <w:lsdException w:name="Title" w:semiHidden="0" w:uiPriority="10" w:unhideWhenUsed="0" w:qFormat="1"/>
-    <w:lsdException w:name="Default Paragraph Font" w:uiPriority="1"/>
-    <w:lsdException w:name="Body Text" w:uiPriority="1" w:qFormat="1"/>
-    <w:lsdException w:name="Subtitle" w:semiHidden="0" w:uiPriority="11" w:unhideWhenUsed="0" w:qFormat="1"/>
-    <w:lsdException w:name="Strong" w:semiHidden="0" w:uiPriority="22" w:unhideWhenUsed="0" w:qFormat="1"/>
-    <w:lsdException w:name="Emphasis" w:semiHidden="0" w:uiPriority="20" w:unhideWhenUsed="0" w:qFormat="1"/>
-    <w:lsdException w:name="Table Grid" w:semiHidden="0" w:uiPriority="39" w:unhideWhenUsed="0"/>
-    <w:lsdException w:name="Placeholder Text" w:unhideWhenUsed="0"/>
-    <w:lsdException w:name="No Spacing" w:semiHidden="0" w:uiPriority="1" w:unhideWhenUsed="0" w:qFormat="1"/>
-    <w:lsdException w:name="Light Shading" w:semiHidden="0" w:uiPriority="60" w:unhideWhenUsed="0"/>
-    <w:lsdException w:name="Light List" w:semiHidden="0" w:uiPriority="61" w:unhideWhenUsed="0"/>
-    <w:lsdException w:name="Light Grid" w:semiHidden="0" w:uiPriority="62" w:unhideWhenUsed="0"/>
-    <w:lsdException w:name="Medium Shading 1" w:semiHidden="0" w:uiPriority="63" w:unhideWhenUsed="0"/>
-    <w:lsdException w:name="Medium Shading 2" w:semiHidden="0" w:uiPriority="64" w:unhideWhenUsed="0"/>
-    <w:lsdException w:name="Medium List 1" w:semiHidden="0" w:uiPriority="65" w:unhideWhenUsed="0"/>
-    <w:lsdException w:name="Medium List 2" w:semiHidden="0" w:uiPriority="66" w:unhideWhenUsed="0"/>
-    <w:lsdException w:name="Medium Grid 1" w:semiHidden="0" w:uiPriority="67" w:unhideWhenUsed="0"/>
-    <w:lsdException w:name="Medium Grid 2" w:semiHidden="0" w:uiPriority="68" w:unhideWhenUsed="0"/>
-    <w:lsdException w:name="Medium Grid 3" w:semiHidden="0" w:uiPriority="69" w:unhideWhenUsed="0"/>
-    <w:lsdException w:name="Dark List" w:semiHidden="0" w:uiPriority="70" w:unhideWhenUsed="0"/>
-    <w:lsdException w:name="Colorful Shading" w:semiHidden="0" w:uiPriority="71" w:unhideWhenUsed="0"/>
-    <w:lsdException w:name="Colorful List" w:semiHidden="0" w:uiPriority="72" w:unhideWhenUsed="0"/>
-    <w:lsdException w:name="Colorful Grid" w:semiHidden="0" w:uiPriority="73" w:unhideWhenUsed="0"/>
-    <w:lsdException w:name="Light Shading Accent 1" w:semiHidden="0" w:uiPriority="60" w:unhideWhenUsed="0"/>
-    <w:lsdException w:name="Light List Accent 1" w:semiHidden="0" w:uiPriority="61" w:unhideWhenUsed="0"/>
-    <w:lsdException w:name="Light Grid Accent 1" w:semiHidden="0" w:uiPriority="62" w:unhideWhenUsed="0"/>
-    <w:lsdException w:name="Medium Shading 1 Accent 1" w:semiHidden="0" w:uiPriority="63" w:unhideWhenUsed="0"/>
-    <w:lsdException w:name="Medium Shading 2 Accent 1" w:semiHidden="0" w:uiPriority="64" w:unhideWhenUsed="0"/>
-    <w:lsdException w:name="Medium List 1 Accent 1" w:semiHidden="0" w:uiPriority="65" w:unhideWhenUsed="0"/>
-    <w:lsdException w:name="Revision" w:unhideWhenUsed="0"/>
-    <w:lsdException w:name="List Paragraph" w:semiHidden="0" w:uiPriority="34" w:unhideWhenUsed="0" w:qFormat="1"/>
-    <w:lsdException w:name="Quote" w:semiHidden="0" w:uiPriority="29" w:unhideWhenUsed="0" w:qFormat="1"/>
-    <w:lsdException w:name="Intense Quote" w:semiHidden="0" w:uiPriority="30" w:unhideWhenUsed="0" w:qFormat="1"/>
-    <w:lsdException w:name="Medium List 2 Accent 1" w:semiHidden="0" w:uiPriority="66" w:unhideWhenUsed="0"/>
-    <w:lsdException w:name="Medium Grid 1 Accent 1" w:semiHidden="0" w:uiPriority="67" w:unhideWhenUsed="0"/>
-    <w:lsdException w:name="Medium Grid 2 Accent 1" w:semiHidden="0" w:uiPriority="68" w:unhideWhenUsed="0"/>
-    <w:lsdException w:name="Medium Grid 3 Accent 1" w:semiHidden="0" w:uiPriority="69" w:unhideWhenUsed="0"/>
-    <w:lsdException w:name="Dark List Accent 1" w:semiHidden="0" w:uiPriority="70" w:unhideWhenUsed="0"/>
-    <w:lsdException w:name="Colorful Shading Accent 1" w:semiHidden="0" w:uiPriority="71" w:unhideWhenUsed="0"/>
-    <w:lsdException w:name="Colorful List Accent 1" w:semiHidden="0" w:uiPriority="72" w:unhideWhenUsed="0"/>
-    <w:lsdException w:name="Colorful Grid Accent 1" w:semiHidden="0" w:uiPriority="73" w:unhideWhenUsed="0"/>
-    <w:lsdException w:name="Light Shading Accent 2" w:semiHidden="0" w:uiPriority="60" w:unhideWhenUsed="0"/>
-    <w:lsdException w:name="Light List Accent 2" w:semiHidden="0" w:uiPriority="61" w:unhideWhenUsed="0"/>
-    <w:lsdException w:name="Light Grid Accent 2" w:semiHidden="0" w:uiPriority="62" w:unhideWhenUsed="0"/>
-    <w:lsdException w:name="Medium Shading 1 Accent 2" w:semiHidden="0" w:uiPriority="63" w:unhideWhenUsed="0"/>
-    <w:lsdException w:name="Medium Shading 2 Accent 2" w:semiHidden="0" w:uiPriority="64" w:unhideWhenUsed="0"/>
-    <w:lsdException w:name="Medium List 1 Accent 2" w:semiHidden="0" w:uiPriority="65" w:unhideWhenUsed="0"/>
-    <w:lsdException w:name="Medium List 2 Accent 2" w:semiHidden="0" w:uiPriority="66" w:unhideWhenUsed="0"/>
-    <w:lsdException w:name="Medium Grid 1 Accent 2" w:semiHidden="0" w:uiPriority="67" w:unhideWhenUsed="0"/>
-    <w:lsdException w:name="Medium Grid 2 Accent 2" w:semiHidden="0" w:uiPriority="68" w:unhideWhenUsed="0"/>
-    <w:lsdException w:name="Medium Grid 3 Accent 2" w:semiHidden="0" w:uiPriority="69" w:unhideWhenUsed="0"/>
-    <w:lsdException w:name="Dark List Accent 2" w:semiHidden="0" w:uiPriority="70" w:unhideWhenUsed="0"/>
-    <w:lsdException w:name="Colorful Shading Accent 2" w:semiHidden="0" w:uiPriority="71" w:unhideWhenUsed="0"/>
-    <w:lsdException w:name="Colorful List Accent 2" w:semiHidden="0" w:uiPriority="72" w:unhideWhenUsed="0"/>
-    <w:lsdException w:name="Colorful Grid Accent 2" w:semiHidden="0" w:uiPriority="73" w:unhideWhenUsed="0"/>
-    <w:lsdException w:name="Light Shading Accent 3" w:semiHidden="0" w:uiPriority="60" w:unhideWhenUsed="0"/>
-    <w:lsdException w:name="Light List Accent 3" w:semiHidden="0" w:uiPriority="61" w:unhideWhenUsed="0"/>
-    <w:lsdException w:name="Light Grid Accent 3" w:semiHidden="0" w:uiPriority="62" w:unhideWhenUsed="0"/>
-    <w:lsdException w:name="Medium Shading 1 Accent 3" w:semiHidden="0" w:uiPriority="63" w:unhideWhenUsed="0"/>
-    <w:lsdException w:name="Medium Shading 2 Accent 3" w:semiHidden="0" w:uiPriority="64" w:unhideWhenUsed="0"/>
-    <w:lsdException w:name="Medium List 1 Accent 3" w:semiHidden="0" w:uiPriority="65" w:unhideWhenUsed="0"/>
-    <w:lsdException w:name="Medium List 2 Accent 3" w:semiHidden="0" w:uiPriority="66" w:unhideWhenUsed="0"/>
-    <w:lsdException w:name="Medium Grid 1 Accent 3" w:semiHidden="0" w:uiPriority="67" w:unhideWhenUsed="0"/>
-    <w:lsdException w:name="Medium Grid 2 Accent 3" w:semiHidden="0" w:uiPriority="68" w:unhideWhenUsed="0"/>
-    <w:lsdException w:name="Medium Grid 3 Accent 3" w:semiHidden="0" w:uiPriority="69" w:unhideWhenUsed="0"/>
-    <w:lsdException w:name="Dark List Accent 3" w:semiHidden="0" w:uiPriority="70" w:unhideWhenUsed="0"/>
-    <w:lsdException w:name="Colorful Shading Accent 3" w:semiHidden="0" w:uiPriority="71" w:unhideWhenUsed="0"/>
-    <w:lsdException w:name="Colorful List Accent 3" w:semiHidden="0" w:uiPriority="72" w:unhideWhenUsed="0"/>
-    <w:lsdException w:name="Colorful Grid Accent 3" w:semiHidden="0" w:uiPriority="73" w:unhideWhenUsed="0"/>
-    <w:lsdException w:name="Light Shading Accent 4" w:semiHidden="0" w:uiPriority="60" w:unhideWhenUsed="0"/>
-    <w:lsdException w:name="Light List Accent 4" w:semiHidden="0" w:uiPriority="61" w:unhideWhenUsed="0"/>
-    <w:lsdException w:name="Light Grid Accent 4" w:semiHidden="0" w:uiPriority="62" w:unhideWhenUsed="0"/>
-    <w:lsdException w:name="Medium Shading 1 Accent 4" w:semiHidden="0" w:uiPriority="63" w:unhideWhenUsed="0"/>
-    <w:lsdException w:name="Medium Shading 2 Accent 4" w:semiHidden="0" w:uiPriority="64" w:unhideWhenUsed="0"/>
-    <w:lsdException w:name="Medium List 1 Accent 4" w:semiHidden="0" w:uiPriority="65" w:unhideWhenUsed="0"/>
-    <w:lsdException w:name="Medium List 2 Accent 4" w:semiHidden="0" w:uiPriority="66" w:unhideWhenUsed="0"/>
-    <w:lsdException w:name="Medium Grid 1 Accent 4" w:semiHidden="0" w:uiPriority="67" w:unhideWhenUsed="0"/>
-    <w:lsdException w:name="Medium Grid 2 Accent 4" w:semiHidden="0" w:uiPriority="68" w:unhideWhenUsed="0"/>
-    <w:lsdException w:name="Medium Grid 3 Accent 4" w:semiHidden="0" w:uiPriority="69" w:unhideWhenUsed="0"/>
-    <w:lsdException w:name="Dark List Accent 4" w:semiHidden="0" w:uiPriority="70" w:unhideWhenUsed="0"/>
-    <w:lsdException w:name="Colorful Shading Accent 4" w:semiHidden="0" w:uiPriority="71" w:unhideWhenUsed="0"/>
-    <w:lsdException w:name="Colorful List Accent 4" w:semiHidden="0" w:uiPriority="72" w:unhideWhenUsed="0"/>
-    <w:lsdException w:name="Colorful Grid Accent 4" w:semiHidden="0" w:uiPriority="73" w:unhideWhenUsed="0"/>
-    <w:lsdException w:name="Light Shading Accent 5" w:semiHidden="0" w:uiPriority="60" w:unhideWhenUsed="0"/>
-    <w:lsdException w:name="Light List Accent 5" w:semiHidden="0" w:uiPriority="61" w:unhideWhenUsed="0"/>
-    <w:lsdException w:name="Light Grid Accent 5" w:semiHidden="0" w:uiPriority="62" w:unhideWhenUsed="0"/>
-    <w:lsdException w:name="Medium Shading 1 Accent 5" w:semiHidden="0" w:uiPriority="63" w:unhideWhenUsed="0"/>
-    <w:lsdException w:name="Medium Shading 2 Accent 5" w:semiHidden="0" w:uiPriority="64" w:unhideWhenUsed="0"/>
-    <w:lsdException w:name="Medium List 1 Accent 5" w:semiHidden="0" w:uiPriority="65" w:unhideWhenUsed="0"/>
-    <w:lsdException w:name="Medium List 2 Accent 5" w:semiHidden="0" w:uiPriority="66" w:unhideWhenUsed="0"/>
-    <w:lsdException w:name="Medium Grid 1 Accent 5" w:semiHidden="0" w:uiPriority="67" w:unhideWhenUsed="0"/>
-    <w:lsdException w:name="Medium Grid 2 Accent 5" w:semiHidden="0" w:uiPriority="68" w:unhideWhenUsed="0"/>
-    <w:lsdException w:name="Medium Grid 3 Accent 5" w:semiHidden="0" w:uiPriority="69" w:unhideWhenUsed="0"/>
-    <w:lsdException w:name="Dark List Accent 5" w:semiHidden="0" w:uiPriority="70" w:unhideWhenUsed="0"/>
-    <w:lsdException w:name="Colorful Shading Accent 5" w:semiHidden="0" w:uiPriority="71" w:unhideWhenUsed="0"/>
-    <w:lsdException w:name="Colorful List Accent 5" w:semiHidden="0" w:uiPriority="72" w:unhideWhenUsed="0"/>
-    <w:lsdException w:name="Colorful Grid Accent 5" w:semiHidden="0" w:uiPriority="73" w:unhideWhenUsed="0"/>
-    <w:lsdException w:name="Light Shading Accent 6" w:semiHidden="0" w:uiPriority="60" w:unhideWhenUsed="0"/>
-    <w:lsdException w:name="Light List Accent 6" w:semiHidden="0" w:uiPriority="61" w:unhideWhenUsed="0"/>
-    <w:lsdException w:name="Light Grid Accent 6" w:semiHidden="0" w:uiPriority="62" w:unhideWhenUsed="0"/>
-    <w:lsdException w:name="Medium Shading 1 Accent 6" w:semiHidden="0" w:uiPriority="63" w:unhideWhenUsed="0"/>
-    <w:lsdException w:name="Medium Shading 2 Accent 6" w:semiHidden="0" w:uiPriority="64" w:unhideWhenUsed="0"/>
-    <w:lsdException w:name="Medium List 1 Accent 6" w:semiHidden="0" w:uiPriority="65" w:unhideWhenUsed="0"/>
-    <w:lsdException w:name="Medium List 2 Accent 6" w:semiHidden="0" w:uiPriority="66" w:unhideWhenUsed="0"/>
-    <w:lsdException w:name="Medium Grid 1 Accent 6" w:semiHidden="0" w:uiPriority="67" w:unhideWhenUsed="0"/>
-    <w:lsdException w:name="Medium Grid 2 Accent 6" w:semiHidden="0" w:uiPriority="68" w:unhideWhenUsed="0"/>
-    <w:lsdException w:name="Medium Grid 3 Accent 6" w:semiHidden="0" w:uiPriority="69" w:unhideWhenUsed="0"/>
-    <w:lsdException w:name="Dark List Accent 6" w:semiHidden="0" w:uiPriority="70" w:unhideWhenUsed="0"/>
-    <w:lsdException w:name="Colorful Shading Accent 6" w:semiHidden="0" w:uiPriority="71" w:unhideWhenUsed="0"/>
-    <w:lsdException w:name="Colorful List Accent 6" w:semiHidden="0" w:uiPriority="72" w:unhideWhenUsed="0"/>
-    <w:lsdException w:name="Colorful Grid Accent 6" w:semiHidden="0" w:uiPriority="73" w:unhideWhenUsed="0"/>
-    <w:lsdException w:name="Subtle Emphasis" w:semiHidden="0" w:uiPriority="19" w:unhideWhenUsed="0" w:qFormat="1"/>
-    <w:lsdException w:name="Intense Emphasis" w:semiHidden="0" w:uiPriority="21" w:unhideWhenUsed="0" w:qFormat="1"/>
-    <w:lsdException w:name="Subtle Reference" w:semiHidden="0" w:uiPriority="31" w:unhideWhenUsed="0" w:qFormat="1"/>
-    <w:lsdException w:name="Intense Reference" w:semiHidden="0" w:uiPriority="32" w:unhideWhenUsed="0" w:qFormat="1"/>
-    <w:lsdException w:name="Book Title" w:semiHidden="0" w:uiPriority="33" w:unhideWhenUsed="0" w:qFormat="1"/>
-    <w:lsdException w:name="Bibliography" w:uiPriority="37"/>
-    <w:lsdException w:name="TOC Heading" w:uiPriority="39" w:qFormat="1"/>
+  <w:latentStyles w:defLockedState="0" w:defUIPriority="99" w:defSemiHidden="0" w:defUnhideWhenUsed="0" w:defQFormat="0" w:count="376">
+    <w:lsdException w:name="Normal" w:uiPriority="0" w:qFormat="1"/>
+    <w:lsdException w:name="heading 1" w:uiPriority="9" w:qFormat="1"/>
+    <w:lsdException w:name="heading 2" w:semiHidden="1" w:uiPriority="9" w:unhideWhenUsed="1" w:qFormat="1"/>
+    <w:lsdException w:name="heading 3" w:semiHidden="1" w:uiPriority="9" w:unhideWhenUsed="1" w:qFormat="1"/>
+    <w:lsdException w:name="heading 4" w:semiHidden="1" w:uiPriority="9" w:unhideWhenUsed="1" w:qFormat="1"/>
+    <w:lsdException w:name="heading 5" w:semiHidden="1" w:uiPriority="9" w:unhideWhenUsed="1" w:qFormat="1"/>
+    <w:lsdException w:name="heading 6" w:semiHidden="1" w:uiPriority="9" w:unhideWhenUsed="1" w:qFormat="1"/>
+    <w:lsdException w:name="heading 7" w:semiHidden="1" w:uiPriority="9" w:unhideWhenUsed="1" w:qFormat="1"/>
+    <w:lsdException w:name="heading 8" w:semiHidden="1" w:uiPriority="9" w:unhideWhenUsed="1" w:qFormat="1"/>
+    <w:lsdException w:name="heading 9" w:semiHidden="1" w:uiPriority="9" w:unhideWhenUsed="1" w:qFormat="1"/>
+    <w:lsdException w:name="index 1" w:semiHidden="1" w:unhideWhenUsed="1"/>
+    <w:lsdException w:name="index 2" w:semiHidden="1" w:unhideWhenUsed="1"/>
+    <w:lsdException w:name="index 3" w:semiHidden="1" w:unhideWhenUsed="1"/>
+    <w:lsdException w:name="index 4" w:semiHidden="1" w:unhideWhenUsed="1"/>
+    <w:lsdException w:name="index 5" w:semiHidden="1" w:unhideWhenUsed="1"/>
+    <w:lsdException w:name="index 6" w:semiHidden="1" w:unhideWhenUsed="1"/>
+    <w:lsdException w:name="index 7" w:semiHidden="1" w:unhideWhenUsed="1"/>
+    <w:lsdException w:name="index 8" w:semiHidden="1" w:unhideWhenUsed="1"/>
+    <w:lsdException w:name="index 9" w:semiHidden="1" w:unhideWhenUsed="1"/>
+    <w:lsdException w:name="toc 1" w:semiHidden="1" w:uiPriority="39" w:unhideWhenUsed="1"/>
+    <w:lsdException w:name="toc 2" w:semiHidden="1" w:uiPriority="39" w:unhideWhenUsed="1"/>
+    <w:lsdException w:name="toc 3" w:semiHidden="1" w:uiPriority="39" w:unhideWhenUsed="1"/>
+    <w:lsdException w:name="toc 4" w:semiHidden="1" w:uiPriority="39" w:unhideWhenUsed="1"/>
+    <w:lsdException w:name="toc 5" w:semiHidden="1" w:uiPriority="39" w:unhideWhenUsed="1"/>
+    <w:lsdException w:name="toc 6" w:semiHidden="1" w:uiPriority="39" w:unhideWhenUsed="1"/>
+    <w:lsdException w:name="toc 7" w:semiHidden="1" w:uiPriority="39" w:unhideWhenUsed="1"/>
+    <w:lsdException w:name="toc 8" w:semiHidden="1" w:uiPriority="39" w:unhideWhenUsed="1"/>
+    <w:lsdException w:name="toc 9" w:semiHidden="1" w:uiPriority="39" w:unhideWhenUsed="1"/>
+    <w:lsdException w:name="Normal Indent" w:semiHidden="1" w:unhideWhenUsed="1"/>
+    <w:lsdException w:name="footnote text" w:semiHidden="1" w:unhideWhenUsed="1"/>
+    <w:lsdException w:name="annotation text" w:semiHidden="1" w:unhideWhenUsed="1" w:qFormat="1"/>
+    <w:lsdException w:name="header" w:semiHidden="1" w:unhideWhenUsed="1"/>
+    <w:lsdException w:name="footer" w:semiHidden="1" w:unhideWhenUsed="1"/>
+    <w:lsdException w:name="index heading" w:semiHidden="1" w:unhideWhenUsed="1"/>
+    <w:lsdException w:name="caption" w:semiHidden="1" w:uiPriority="35" w:unhideWhenUsed="1" w:qFormat="1"/>
+    <w:lsdException w:name="table of figures" w:semiHidden="1" w:unhideWhenUsed="1"/>
+    <w:lsdException w:name="envelope address" w:semiHidden="1" w:unhideWhenUsed="1"/>
+    <w:lsdException w:name="envelope return" w:semiHidden="1" w:unhideWhenUsed="1"/>
+    <w:lsdException w:name="footnote reference" w:semiHidden="1" w:unhideWhenUsed="1"/>
+    <w:lsdException w:name="annotation reference" w:semiHidden="1" w:unhideWhenUsed="1" w:qFormat="1"/>
+    <w:lsdException w:name="line number" w:semiHidden="1" w:unhideWhenUsed="1"/>
+    <w:lsdException w:name="page number" w:semiHidden="1" w:unhideWhenUsed="1"/>
+    <w:lsdException w:name="endnote reference" w:semiHidden="1" w:unhideWhenUsed="1"/>
+    <w:lsdException w:name="endnote text" w:semiHidden="1" w:unhideWhenUsed="1"/>
+    <w:lsdException w:name="table of authorities" w:semiHidden="1" w:unhideWhenUsed="1"/>
+    <w:lsdException w:name="macro" w:semiHidden="1" w:unhideWhenUsed="1"/>
+    <w:lsdException w:name="toa heading" w:semiHidden="1" w:unhideWhenUsed="1"/>
+    <w:lsdException w:name="List" w:semiHidden="1" w:unhideWhenUsed="1"/>
+    <w:lsdException w:name="List Bullet" w:semiHidden="1" w:unhideWhenUsed="1"/>
+    <w:lsdException w:name="List Number" w:semiHidden="1" w:unhideWhenUsed="1"/>
+    <w:lsdException w:name="List 2" w:semiHidden="1" w:unhideWhenUsed="1"/>
+    <w:lsdException w:name="List 3" w:semiHidden="1" w:unhideWhenUsed="1"/>
+    <w:lsdException w:name="List 4" w:semiHidden="1" w:unhideWhenUsed="1"/>
+    <w:lsdException w:name="List 5" w:semiHidden="1" w:unhideWhenUsed="1"/>
+    <w:lsdException w:name="List Bullet 2" w:semiHidden="1" w:unhideWhenUsed="1"/>
+    <w:lsdException w:name="List Bullet 3" w:semiHidden="1" w:unhideWhenUsed="1"/>
+    <w:lsdException w:name="List Bullet 4" w:semiHidden="1" w:unhideWhenUsed="1"/>
+    <w:lsdException w:name="List Bullet 5" w:semiHidden="1" w:unhideWhenUsed="1"/>
+    <w:lsdException w:name="List Number 2" w:semiHidden="1" w:unhideWhenUsed="1"/>
+    <w:lsdException w:name="List Number 3" w:semiHidden="1" w:unhideWhenUsed="1"/>
+    <w:lsdException w:name="List Number 4" w:semiHidden="1" w:unhideWhenUsed="1"/>
+    <w:lsdException w:name="List Number 5" w:semiHidden="1" w:unhideWhenUsed="1"/>
+    <w:lsdException w:name="Title" w:uiPriority="10" w:qFormat="1"/>
+    <w:lsdException w:name="Closing" w:semiHidden="1" w:unhideWhenUsed="1"/>
+    <w:lsdException w:name="Signature" w:semiHidden="1" w:unhideWhenUsed="1"/>
+    <w:lsdException w:name="Default Paragraph Font" w:semiHidden="1" w:uiPriority="1" w:unhideWhenUsed="1"/>
+    <w:lsdException w:name="Body Text" w:semiHidden="1" w:uiPriority="1" w:unhideWhenUsed="1" w:qFormat="1"/>
+    <w:lsdException w:name="Body Text Indent" w:semiHidden="1" w:unhideWhenUsed="1"/>
+    <w:lsdException w:name="List Continue" w:semiHidden="1" w:unhideWhenUsed="1"/>
+    <w:lsdException w:name="List Continue 2" w:semiHidden="1" w:unhideWhenUsed="1"/>
+    <w:lsdException w:name="List Continue 3" w:semiHidden="1" w:unhideWhenUsed="1"/>
+    <w:lsdException w:name="List Continue 4" w:semiHidden="1" w:unhideWhenUsed="1"/>
+    <w:lsdException w:name="List Continue 5" w:semiHidden="1" w:unhideWhenUsed="1"/>
+    <w:lsdException w:name="Message Header" w:semiHidden="1" w:unhideWhenUsed="1"/>
+    <w:lsdException w:name="Subtitle" w:uiPriority="11" w:qFormat="1"/>
+    <w:lsdException w:name="Salutation" w:semiHidden="1" w:unhideWhenUsed="1"/>
+    <w:lsdException w:name="Date" w:semiHidden="1" w:unhideWhenUsed="1"/>
+    <w:lsdException w:name="Body Text First Indent" w:semiHidden="1" w:unhideWhenUsed="1"/>
+    <w:lsdException w:name="Body Text First Indent 2" w:semiHidden="1" w:unhideWhenUsed="1"/>
+    <w:lsdException w:name="Note Heading" w:semiHidden="1" w:unhideWhenUsed="1"/>
+    <w:lsdException w:name="Body Text 2" w:semiHidden="1" w:unhideWhenUsed="1"/>
+    <w:lsdException w:name="Body Text 3" w:semiHidden="1" w:unhideWhenUsed="1"/>
+    <w:lsdException w:name="Body Text Indent 2" w:semiHidden="1" w:unhideWhenUsed="1"/>
+    <w:lsdException w:name="Body Text Indent 3" w:semiHidden="1" w:unhideWhenUsed="1"/>
+    <w:lsdException w:name="Block Text" w:semiHidden="1" w:unhideWhenUsed="1"/>
+    <w:lsdException w:name="Hyperlink" w:semiHidden="1" w:unhideWhenUsed="1"/>
+    <w:lsdException w:name="FollowedHyperlink" w:semiHidden="1" w:unhideWhenUsed="1"/>
+    <w:lsdException w:name="Strong" w:uiPriority="22" w:qFormat="1"/>
+    <w:lsdException w:name="Emphasis" w:uiPriority="20" w:qFormat="1"/>
+    <w:lsdException w:name="Document Map" w:semiHidden="1" w:unhideWhenUsed="1"/>
+    <w:lsdException w:name="Plain Text" w:semiHidden="1" w:unhideWhenUsed="1"/>
+    <w:lsdException w:name="E-mail Signature" w:semiHidden="1" w:unhideWhenUsed="1"/>
+    <w:lsdException w:name="HTML Top of Form" w:semiHidden="1" w:unhideWhenUsed="1"/>
+    <w:lsdException w:name="HTML Bottom of Form" w:semiHidden="1" w:unhideWhenUsed="1"/>
+    <w:lsdException w:name="Normal (Web)" w:semiHidden="1" w:unhideWhenUsed="1"/>
+    <w:lsdException w:name="HTML Acronym" w:semiHidden="1" w:unhideWhenUsed="1"/>
+    <w:lsdException w:name="HTML Address" w:semiHidden="1" w:unhideWhenUsed="1"/>
+    <w:lsdException w:name="HTML Cite" w:semiHidden="1" w:unhideWhenUsed="1"/>
+    <w:lsdException w:name="HTML Code" w:semiHidden="1" w:unhideWhenUsed="1"/>
+    <w:lsdException w:name="HTML Definition" w:semiHidden="1" w:unhideWhenUsed="1"/>
+    <w:lsdException w:name="HTML Keyboard" w:semiHidden="1" w:unhideWhenUsed="1"/>
+    <w:lsdException w:name="HTML Preformatted" w:semiHidden="1" w:unhideWhenUsed="1"/>
+    <w:lsdException w:name="HTML Sample" w:semiHidden="1" w:unhideWhenUsed="1"/>
+    <w:lsdException w:name="HTML Typewriter" w:semiHidden="1" w:unhideWhenUsed="1"/>
+    <w:lsdException w:name="HTML Variable" w:semiHidden="1" w:unhideWhenUsed="1"/>
+    <w:lsdException w:name="Normal Table" w:semiHidden="1" w:unhideWhenUsed="1"/>
+    <w:lsdException w:name="annotation subject" w:semiHidden="1" w:unhideWhenUsed="1"/>
+    <w:lsdException w:name="No List" w:semiHidden="1" w:unhideWhenUsed="1"/>
+    <w:lsdException w:name="Outline List 1" w:semiHidden="1" w:unhideWhenUsed="1"/>
+    <w:lsdException w:name="Outline List 2" w:semiHidden="1" w:unhideWhenUsed="1"/>
+    <w:lsdException w:name="Outline List 3" w:semiHidden="1" w:unhideWhenUsed="1"/>
+    <w:lsdException w:name="Table Simple 1" w:semiHidden="1" w:unhideWhenUsed="1"/>
+    <w:lsdException w:name="Table Simple 2" w:semiHidden="1" w:unhideWhenUsed="1"/>
+    <w:lsdException w:name="Table Simple 3" w:semiHidden="1" w:unhideWhenUsed="1"/>
+    <w:lsdException w:name="Table Classic 1" w:semiHidden="1" w:unhideWhenUsed="1"/>
+    <w:lsdException w:name="Table Classic 2" w:semiHidden="1" w:unhideWhenUsed="1"/>
+    <w:lsdException w:name="Table Classic 3" w:semiHidden="1" w:unhideWhenUsed="1"/>
+    <w:lsdException w:name="Table Classic 4" w:semiHidden="1" w:unhideWhenUsed="1"/>
+    <w:lsdException w:name="Table Colorful 1" w:semiHidden="1" w:unhideWhenUsed="1"/>
+    <w:lsdException w:name="Table Colorful 2" w:semiHidden="1" w:unhideWhenUsed="1"/>
+    <w:lsdException w:name="Table Colorful 3" w:semiHidden="1" w:unhideWhenUsed="1"/>
+    <w:lsdException w:name="Table Columns 1" w:semiHidden="1" w:unhideWhenUsed="1"/>
+    <w:lsdException w:name="Table Columns 2" w:semiHidden="1" w:unhideWhenUsed="1"/>
+    <w:lsdException w:name="Table Columns 3" w:semiHidden="1" w:unhideWhenUsed="1"/>
+    <w:lsdException w:name="Table Columns 4" w:semiHidden="1" w:unhideWhenUsed="1"/>
+    <w:lsdException w:name="Table Columns 5" w:semiHidden="1" w:unhideWhenUsed="1"/>
+    <w:lsdException w:name="Table Grid 1" w:semiHidden="1" w:unhideWhenUsed="1"/>
+    <w:lsdException w:name="Table Grid 2" w:semiHidden="1" w:unhideWhenUsed="1"/>
+    <w:lsdException w:name="Table Grid 3" w:semiHidden="1" w:unhideWhenUsed="1"/>
+    <w:lsdException w:name="Table Grid 4" w:semiHidden="1" w:unhideWhenUsed="1"/>
+    <w:lsdException w:name="Table Grid 5" w:semiHidden="1" w:unhideWhenUsed="1"/>
+    <w:lsdException w:name="Table Grid 6" w:semiHidden="1" w:unhideWhenUsed="1"/>
+    <w:lsdException w:name="Table Grid 7" w:semiHidden="1" w:unhideWhenUsed="1"/>
+    <w:lsdException w:name="Table Grid 8" w:semiHidden="1" w:unhideWhenUsed="1"/>
+    <w:lsdException w:name="Table List 1" w:semiHidden="1" w:unhideWhenUsed="1"/>
+    <w:lsdException w:name="Table List 2" w:semiHidden="1" w:unhideWhenUsed="1"/>
+    <w:lsdException w:name="Table List 3" w:semiHidden="1" w:unhideWhenUsed="1"/>
+    <w:lsdException w:name="Table List 4" w:semiHidden="1" w:unhideWhenUsed="1"/>
+    <w:lsdException w:name="Table List 5" w:semiHidden="1" w:unhideWhenUsed="1"/>
+    <w:lsdException w:name="Table List 6" w:semiHidden="1" w:unhideWhenUsed="1"/>
+    <w:lsdException w:name="Table List 7" w:semiHidden="1" w:unhideWhenUsed="1"/>
+    <w:lsdException w:name="Table List 8" w:semiHidden="1" w:unhideWhenUsed="1"/>
+    <w:lsdException w:name="Table 3D effects 1" w:semiHidden="1" w:unhideWhenUsed="1"/>
+    <w:lsdException w:name="Table 3D effects 2" w:semiHidden="1" w:unhideWhenUsed="1"/>
+    <w:lsdException w:name="Table 3D effects 3" w:semiHidden="1" w:unhideWhenUsed="1"/>
+    <w:lsdException w:name="Table Contemporary" w:semiHidden="1" w:unhideWhenUsed="1"/>
+    <w:lsdException w:name="Table Elegant" w:semiHidden="1" w:unhideWhenUsed="1"/>
+    <w:lsdException w:name="Table Professional" w:semiHidden="1" w:unhideWhenUsed="1"/>
+    <w:lsdException w:name="Table Subtle 1" w:semiHidden="1" w:unhideWhenUsed="1"/>
+    <w:lsdException w:name="Table Subtle 2" w:semiHidden="1" w:unhideWhenUsed="1"/>
+    <w:lsdException w:name="Table Web 1" w:semiHidden="1" w:unhideWhenUsed="1"/>
+    <w:lsdException w:name="Table Web 2" w:semiHidden="1" w:unhideWhenUsed="1"/>
+    <w:lsdException w:name="Table Web 3" w:semiHidden="1" w:unhideWhenUsed="1"/>
+    <w:lsdException w:name="Balloon Text" w:semiHidden="1" w:unhideWhenUsed="1"/>
+    <w:lsdException w:name="Table Grid" w:uiPriority="39"/>
+    <w:lsdException w:name="Table Theme" w:semiHidden="1" w:unhideWhenUsed="1"/>
+    <w:lsdException w:name="Placeholder Text" w:semiHidden="1"/>
+    <w:lsdException w:name="No Spacing" w:uiPriority="1" w:qFormat="1"/>
+    <w:lsdException w:name="Light Shading" w:uiPriority="60"/>
+    <w:lsdException w:name="Light List" w:uiPriority="61"/>
+    <w:lsdException w:name="Light Grid" w:uiPriority="62"/>
+    <w:lsdException w:name="Medium Shading 1" w:uiPriority="63"/>
+    <w:lsdException w:name="Medium Shading 2" w:uiPriority="64"/>
+    <w:lsdException w:name="Medium List 1" w:uiPriority="65"/>
+    <w:lsdException w:name="Medium List 2" w:uiPriority="66"/>
+    <w:lsdException w:name="Medium Grid 1" w:uiPriority="67"/>
+    <w:lsdException w:name="Medium Grid 2" w:uiPriority="68"/>
+    <w:lsdException w:name="Medium Grid 3" w:uiPriority="69"/>
+    <w:lsdException w:name="Dark List" w:uiPriority="70"/>
+    <w:lsdException w:name="Colorful Shading" w:uiPriority="71"/>
+    <w:lsdException w:name="Colorful List" w:uiPriority="72"/>
+    <w:lsdException w:name="Colorful Grid" w:uiPriority="73"/>
+    <w:lsdException w:name="Light Shading Accent 1" w:uiPriority="60"/>
+    <w:lsdException w:name="Light List Accent 1" w:uiPriority="61"/>
+    <w:lsdException w:name="Light Grid Accent 1" w:uiPriority="62"/>
+    <w:lsdException w:name="Medium Shading 1 Accent 1" w:uiPriority="63"/>
+    <w:lsdException w:name="Medium Shading 2 Accent 1" w:uiPriority="64"/>
+    <w:lsdException w:name="Medium List 1 Accent 1" w:uiPriority="65"/>
+    <w:lsdException w:name="Revision" w:semiHidden="1"/>
+    <w:lsdException w:name="List Paragraph" w:uiPriority="34" w:qFormat="1"/>
+    <w:lsdException w:name="Quote" w:uiPriority="29" w:qFormat="1"/>
+    <w:lsdException w:name="Intense Quote" w:uiPriority="30" w:qFormat="1"/>
+    <w:lsdException w:name="Medium List 2 Accent 1" w:uiPriority="66"/>
+    <w:lsdException w:name="Medium Grid 1 Accent 1" w:uiPriority="67"/>
+    <w:lsdException w:name="Medium Grid 2 Accent 1" w:uiPriority="68"/>
+    <w:lsdException w:name="Medium Grid 3 Accent 1" w:uiPriority="69"/>
+    <w:lsdException w:name="Dark List Accent 1" w:uiPriority="70"/>
+    <w:lsdException w:name="Colorful Shading Accent 1" w:uiPriority="71"/>
+    <w:lsdException w:name="Colorful List Accent 1" w:uiPriority="72"/>
+    <w:lsdException w:name="Colorful Grid Accent 1" w:uiPriority="73"/>
+    <w:lsdException w:name="Light Shading Accent 2" w:uiPriority="60"/>
+    <w:lsdException w:name="Light List Accent 2" w:uiPriority="61"/>
+    <w:lsdException w:name="Light Grid Accent 2" w:uiPriority="62"/>
+    <w:lsdException w:name="Medium Shading 1 Accent 2" w:uiPriority="63"/>
+    <w:lsdException w:name="Medium Shading 2 Accent 2" w:uiPriority="64"/>
+    <w:lsdException w:name="Medium List 1 Accent 2" w:uiPriority="65"/>
+    <w:lsdException w:name="Medium List 2 Accent 2" w:uiPriority="66"/>
+    <w:lsdException w:name="Medium Grid 1 Accent 2" w:uiPriority="67"/>
+    <w:lsdException w:name="Medium Grid 2 Accent 2" w:uiPriority="68"/>
+    <w:lsdException w:name="Medium Grid 3 Accent 2" w:uiPriority="69"/>
+    <w:lsdException w:name="Dark List Accent 2" w:uiPriority="70"/>
+    <w:lsdException w:name="Colorful Shading Accent 2" w:uiPriority="71"/>
+    <w:lsdException w:name="Colorful List Accent 2" w:uiPriority="72"/>
+    <w:lsdException w:name="Colorful Grid Accent 2" w:uiPriority="73"/>
+    <w:lsdException w:name="Light Shading Accent 3" w:uiPriority="60"/>
+    <w:lsdException w:name="Light List Accent 3" w:uiPriority="61"/>
+    <w:lsdException w:name="Light Grid Accent 3" w:uiPriority="62"/>
+    <w:lsdException w:name="Medium Shading 1 Accent 3" w:uiPriority="63"/>
+    <w:lsdException w:name="Medium Shading 2 Accent 3" w:uiPriority="64"/>
+    <w:lsdException w:name="Medium List 1 Accent 3" w:uiPriority="65"/>
+    <w:lsdException w:name="Medium List 2 Accent 3" w:uiPriority="66"/>
+    <w:lsdException w:name="Medium Grid 1 Accent 3" w:uiPriority="67"/>
+    <w:lsdException w:name="Medium Grid 2 Accent 3" w:uiPriority="68"/>
+    <w:lsdException w:name="Medium Grid 3 Accent 3" w:uiPriority="69"/>
+    <w:lsdException w:name="Dark List Accent 3" w:uiPriority="70"/>
+    <w:lsdException w:name="Colorful Shading Accent 3" w:uiPriority="71"/>
+    <w:lsdException w:name="Colorful List Accent 3" w:uiPriority="72"/>
+    <w:lsdException w:name="Colorful Grid Accent 3" w:uiPriority="73"/>
+    <w:lsdException w:name="Light Shading Accent 4" w:uiPriority="60"/>
+    <w:lsdException w:name="Light List Accent 4" w:uiPriority="61"/>
+    <w:lsdException w:name="Light Grid Accent 4" w:uiPriority="62"/>
+    <w:lsdException w:name="Medium Shading 1 Accent 4" w:uiPriority="63"/>
+    <w:lsdException w:name="Medium Shading 2 Accent 4" w:uiPriority="64"/>
+    <w:lsdException w:name="Medium List 1 Accent 4" w:uiPriority="65"/>
+    <w:lsdException w:name="Medium List 2 Accent 4" w:uiPriority="66"/>
+    <w:lsdException w:name="Medium Grid 1 Accent 4" w:uiPriority="67"/>
+    <w:lsdException w:name="Medium Grid 2 Accent 4" w:uiPriority="68"/>
+    <w:lsdException w:name="Medium Grid 3 Accent 4" w:uiPriority="69"/>
+    <w:lsdException w:name="Dark List Accent 4" w:uiPriority="70"/>
+    <w:lsdException w:name="Colorful Shading Accent 4" w:uiPriority="71"/>
+    <w:lsdException w:name="Colorful List Accent 4" w:uiPriority="72"/>
+    <w:lsdException w:name="Colorful Grid Accent 4" w:uiPriority="73"/>
+    <w:lsdException w:name="Light Shading Accent 5" w:uiPriority="60"/>
+    <w:lsdException w:name="Light List Accent 5" w:uiPriority="61"/>
+    <w:lsdException w:name="Light Grid Accent 5" w:uiPriority="62"/>
+    <w:lsdException w:name="Medium Shading 1 Accent 5" w:uiPriority="63"/>
+    <w:lsdException w:name="Medium Shading 2 Accent 5" w:uiPriority="64"/>
+    <w:lsdException w:name="Medium List 1 Accent 5" w:uiPriority="65"/>
+    <w:lsdException w:name="Medium List 2 Accent 5" w:uiPriority="66"/>
+    <w:lsdException w:name="Medium Grid 1 Accent 5" w:uiPriority="67"/>
+    <w:lsdException w:name="Medium Grid 2 Accent 5" w:uiPriority="68"/>
+    <w:lsdException w:name="Medium Grid 3 Accent 5" w:uiPriority="69"/>
+    <w:lsdException w:name="Dark List Accent 5" w:uiPriority="70"/>
+    <w:lsdException w:name="Colorful Shading Accent 5" w:uiPriority="71"/>
+    <w:lsdException w:name="Colorful List Accent 5" w:uiPriority="72"/>
+    <w:lsdException w:name="Colorful Grid Accent 5" w:uiPriority="73"/>
+    <w:lsdException w:name="Light Shading Accent 6" w:uiPriority="60"/>
+    <w:lsdException w:name="Light List Accent 6" w:uiPriority="61"/>
+    <w:lsdException w:name="Light Grid Accent 6" w:uiPriority="62"/>
+    <w:lsdException w:name="Medium Shading 1 Accent 6" w:uiPriority="63"/>
+    <w:lsdException w:name="Medium Shading 2 Accent 6" w:uiPriority="64"/>
+    <w:lsdException w:name="Medium List 1 Accent 6" w:uiPriority="65"/>
+    <w:lsdException w:name="Medium List 2 Accent 6" w:uiPriority="66"/>
+    <w:lsdException w:name="Medium Grid 1 Accent 6" w:uiPriority="67"/>
+    <w:lsdException w:name="Medium Grid 2 Accent 6" w:uiPriority="68"/>
+    <w:lsdException w:name="Medium Grid 3 Accent 6" w:uiPriority="69"/>
+    <w:lsdException w:name="Dark List Accent 6" w:uiPriority="70"/>
+    <w:lsdException w:name="Colorful Shading Accent 6" w:uiPriority="71"/>
+    <w:lsdException w:name="Colorful List Accent 6" w:uiPriority="72"/>
+    <w:lsdException w:name="Colorful Grid Accent 6" w:uiPriority="73"/>
+    <w:lsdException w:name="Subtle Emphasis" w:uiPriority="19" w:qFormat="1"/>
+    <w:lsdException w:name="Intense Emphasis" w:uiPriority="21" w:qFormat="1"/>
+    <w:lsdException w:name="Subtle Reference" w:uiPriority="31" w:qFormat="1"/>
+    <w:lsdException w:name="Intense Reference" w:uiPriority="32" w:qFormat="1"/>
+    <w:lsdException w:name="Book Title" w:uiPriority="33" w:qFormat="1"/>
+    <w:lsdException w:name="Bibliography" w:semiHidden="1" w:uiPriority="37" w:unhideWhenUsed="1"/>
+    <w:lsdException w:name="TOC Heading" w:semiHidden="1" w:uiPriority="39" w:unhideWhenUsed="1" w:qFormat="1"/>
+    <w:lsdException w:name="Plain Table 1" w:uiPriority="41"/>
+    <w:lsdException w:name="Plain Table 2" w:uiPriority="42"/>
+    <w:lsdException w:name="Plain Table 3" w:uiPriority="43"/>
+    <w:lsdException w:name="Plain Table 4" w:uiPriority="44"/>
+    <w:lsdException w:name="Plain Table 5" w:uiPriority="45"/>
+    <w:lsdException w:name="Grid Table Light" w:uiPriority="40"/>
+    <w:lsdException w:name="Grid Table 1 Light" w:uiPriority="46"/>
+    <w:lsdException w:name="Grid Table 2" w:uiPriority="47"/>
+    <w:lsdException w:name="Grid Table 3" w:uiPriority="48"/>
+    <w:lsdException w:name="Grid Table 4" w:uiPriority="49"/>
+    <w:lsdException w:name="Grid Table 5 Dark" w:uiPriority="50"/>
+    <w:lsdException w:name="Grid Table 6 Colorful" w:uiPriority="51"/>
+    <w:lsdException w:name="Grid Table 7 Colorful" w:uiPriority="52"/>
+    <w:lsdException w:name="Grid Table 1 Light Accent 1" w:uiPriority="46"/>
+    <w:lsdException w:name="Grid Table 2 Accent 1" w:uiPriority="47"/>
+    <w:lsdException w:name="Grid Table 3 Accent 1" w:uiPriority="48"/>
+    <w:lsdException w:name="Grid Table 4 Accent 1" w:uiPriority="49"/>
+    <w:lsdException w:name="Grid Table 5 Dark Accent 1" w:uiPriority="50"/>
+    <w:lsdException w:name="Grid Table 6 Colorful Accent 1" w:uiPriority="51"/>
+    <w:lsdException w:name="Grid Table 7 Colorful Accent 1" w:uiPriority="52"/>
+    <w:lsdException w:name="Grid Table 1 Light Accent 2" w:uiPriority="46"/>
+    <w:lsdException w:name="Grid Table 2 Accent 2" w:uiPriority="47"/>
+    <w:lsdException w:name="Grid Table 3 Accent 2" w:uiPriority="48"/>
+    <w:lsdException w:name="Grid Table 4 Accent 2" w:uiPriority="49"/>
+    <w:lsdException w:name="Grid Table 5 Dark Accent 2" w:uiPriority="50"/>
+    <w:lsdException w:name="Grid Table 6 Colorful Accent 2" w:uiPriority="51"/>
+    <w:lsdException w:name="Grid Table 7 Colorful Accent 2" w:uiPriority="52"/>
+    <w:lsdException w:name="Grid Table 1 Light Accent 3" w:uiPriority="46"/>
+    <w:lsdException w:name="Grid Table 2 Accent 3" w:uiPriority="47"/>
+    <w:lsdException w:name="Grid Table 3 Accent 3" w:uiPriority="48"/>
+    <w:lsdException w:name="Grid Table 4 Accent 3" w:uiPriority="49"/>
+    <w:lsdException w:name="Grid Table 5 Dark Accent 3" w:uiPriority="50"/>
+    <w:lsdException w:name="Grid Table 6 Colorful Accent 3" w:uiPriority="51"/>
+    <w:lsdException w:name="Grid Table 7 Colorful Accent 3" w:uiPriority="52"/>
+    <w:lsdException w:name="Grid Table 1 Light Accent 4" w:uiPriority="46"/>
+    <w:lsdException w:name="Grid Table 2 Accent 4" w:uiPriority="47"/>
+    <w:lsdException w:name="Grid Table 3 Accent 4" w:uiPriority="48"/>
+    <w:lsdException w:name="Grid Table 4 Accent 4" w:uiPriority="49"/>
+    <w:lsdException w:name="Grid Table 5 Dark Accent 4" w:uiPriority="50"/>
+    <w:lsdException w:name="Grid Table 6 Colorful Accent 4" w:uiPriority="51"/>
+    <w:lsdException w:name="Grid Table 7 Colorful Accent 4" w:uiPriority="52"/>
+    <w:lsdException w:name="Grid Table 1 Light Accent 5" w:uiPriority="46"/>
+    <w:lsdException w:name="Grid Table 2 Accent 5" w:uiPriority="47"/>
+    <w:lsdException w:name="Grid Table 3 Accent 5" w:uiPriority="48"/>
+    <w:lsdException w:name="Grid Table 4 Accent 5" w:uiPriority="49"/>
+    <w:lsdException w:name="Grid Table 5 Dark Accent 5" w:uiPriority="50"/>
+    <w:lsdException w:name="Grid Table 6 Colorful Accent 5" w:uiPriority="51"/>
+    <w:lsdException w:name="Grid Table 7 Colorful Accent 5" w:uiPriority="52"/>
+    <w:lsdException w:name="Grid Table 1 Light Accent 6" w:uiPriority="46"/>
+    <w:lsdException w:name="Grid Table 2 Accent 6" w:uiPriority="47"/>
+    <w:lsdException w:name="Grid Table 3 Accent 6" w:uiPriority="48"/>
+    <w:lsdException w:name="Grid Table 4 Accent 6" w:uiPriority="49"/>
+    <w:lsdException w:name="Grid Table 5 Dark Accent 6" w:uiPriority="50"/>
+    <w:lsdException w:name="Grid Table 6 Colorful Accent 6" w:uiPriority="51"/>
+    <w:lsdException w:name="Grid Table 7 Colorful Accent 6" w:uiPriority="52"/>
+    <w:lsdException w:name="List Table 1 Light" w:uiPriority="46"/>
+    <w:lsdException w:name="List Table 2" w:uiPriority="47"/>
+    <w:lsdException w:name="List Table 3" w:uiPriority="48"/>
+    <w:lsdException w:name="List Table 4" w:uiPriority="49"/>
+    <w:lsdException w:name="List Table 5 Dark" w:uiPriority="50"/>
+    <w:lsdException w:name="List Table 6 Colorful" w:uiPriority="51"/>
+    <w:lsdException w:name="List Table 7 Colorful" w:uiPriority="52"/>
+    <w:lsdException w:name="List Table 1 Light Accent 1" w:uiPriority="46"/>
+    <w:lsdException w:name="List Table 2 Accent 1" w:uiPriority="47"/>
+    <w:lsdException w:name="List Table 3 Accent 1" w:uiPriority="48"/>
+    <w:lsdException w:name="List Table 4 Accent 1" w:uiPriority="49"/>
+    <w:lsdException w:name="List Table 5 Dark Accent 1" w:uiPriority="50"/>
+    <w:lsdException w:name="List Table 6 Colorful Accent 1" w:uiPriority="51"/>
+    <w:lsdException w:name="List Table 7 Colorful Accent 1" w:uiPriority="52"/>
+    <w:lsdException w:name="List Table 1 Light Accent 2" w:uiPriority="46"/>
+    <w:lsdException w:name="List Table 2 Accent 2" w:uiPriority="47"/>
+    <w:lsdException w:name="List Table 3 Accent 2" w:uiPriority="48"/>
+    <w:lsdException w:name="List Table 4 Accent 2" w:uiPriority="49"/>
+    <w:lsdException w:name="List Table 5 Dark Accent 2" w:uiPriority="50"/>
+    <w:lsdException w:name="List Table 6 Colorful Accent 2" w:uiPriority="51"/>
+    <w:lsdException w:name="List Table 7 Colorful Accent 2" w:uiPriority="52"/>
+    <w:lsdException w:name="List Table 1 Light Accent 3" w:uiPriority="46"/>
+    <w:lsdException w:name="List Table 2 Accent 3" w:uiPriority="47"/>
+    <w:lsdException w:name="List Table 3 Accent 3" w:uiPriority="48"/>
+    <w:lsdException w:name="List Table 4 Accent 3" w:uiPriority="49"/>
+    <w:lsdException w:name="List Table 5 Dark Accent 3" w:uiPriority="50"/>
+    <w:lsdException w:name="List Table 6 Colorful Accent 3" w:uiPriority="51"/>
+    <w:lsdException w:name="List Table 7 Colorful Accent 3" w:uiPriority="52"/>
+    <w:lsdException w:name="List Table 1 Light Accent 4" w:uiPriority="46"/>
+    <w:lsdException w:name="List Table 2 Accent 4" w:uiPriority="47"/>
+    <w:lsdException w:name="List Table 3 Accent 4" w:uiPriority="48"/>
+    <w:lsdException w:name="List Table 4 Accent 4" w:uiPriority="49"/>
+    <w:lsdException w:name="List Table 5 Dark Accent 4" w:uiPriority="50"/>
+    <w:lsdException w:name="List Table 6 Colorful Accent 4" w:uiPriority="51"/>
+    <w:lsdException w:name="List Table 7 Colorful Accent 4" w:uiPriority="52"/>
+    <w:lsdException w:name="List Table 1 Light Accent 5" w:uiPriority="46"/>
+    <w:lsdException w:name="List Table 2 Accent 5" w:uiPriority="47"/>
+    <w:lsdException w:name="List Table 3 Accent 5" w:uiPriority="48"/>
+    <w:lsdException w:name="List Table 4 Accent 5" w:uiPriority="49"/>
+    <w:lsdException w:name="List Table 5 Dark Accent 5" w:uiPriority="50"/>
+    <w:lsdException w:name="List Table 6 Colorful Accent 5" w:uiPriority="51"/>
+    <w:lsdException w:name="List Table 7 Colorful Accent 5" w:uiPriority="52"/>
+    <w:lsdException w:name="List Table 1 Light Accent 6" w:uiPriority="46"/>
+    <w:lsdException w:name="List Table 2 Accent 6" w:uiPriority="47"/>
+    <w:lsdException w:name="List Table 3 Accent 6" w:uiPriority="48"/>
+    <w:lsdException w:name="List Table 4 Accent 6" w:uiPriority="49"/>
+    <w:lsdException w:name="List Table 5 Dark Accent 6" w:uiPriority="50"/>
+    <w:lsdException w:name="List Table 6 Colorful Accent 6" w:uiPriority="51"/>
+    <w:lsdException w:name="List Table 7 Colorful Accent 6" w:uiPriority="52"/>
+    <w:lsdException w:name="Mention" w:semiHidden="1" w:unhideWhenUsed="1"/>
+    <w:lsdException w:name="Smart Hyperlink" w:semiHidden="1" w:unhideWhenUsed="1"/>
+    <w:lsdException w:name="Hashtag" w:semiHidden="1" w:unhideWhenUsed="1"/>
+    <w:lsdException w:name="Unresolved Mention" w:semiHidden="1" w:unhideWhenUsed="1"/>
+    <w:lsdException w:name="Smart Link" w:semiHidden="1" w:unhideWhenUsed="1"/>
   </w:latentStyles>
   <w:style w:type="paragraph" w:default="1" w:styleId="Normal">
     <w:name w:val="Normal"/>
@@ -4852,1745 +4794,7 @@
     <w:qFormat/>
     <w:rsid w:val="000F4FEF"/>
   </w:style>
-  <w:style w:type="character" w:customStyle="1" w:styleId="UnresolvedMention">
-    <w:name w:val="Unresolved Mention"/>
-    <w:basedOn w:val="DefaultParagraphFont"/>
-    <w:uiPriority w:val="99"/>
-    <w:semiHidden/>
-    <w:unhideWhenUsed/>
-    <w:rsid w:val="005E785C"/>
-    <w:rPr>
-      <w:color w:val="605E5C"/>
-      <w:shd w:val="clear" w:color="auto" w:fill="E1DFDD"/>
-    </w:rPr>
-  </w:style>
-  <w:style w:type="paragraph" w:customStyle="1" w:styleId="interviewsituationcondition">
-    <w:name w:val="interview situation condition"/>
-    <w:basedOn w:val="Heading1"/>
-    <w:next w:val="Heading2"/>
-    <w:qFormat/>
-    <w:rsid w:val="000F4FEF"/>
-    <w:pPr>
-      <w:keepNext/>
-      <w:keepLines/>
-      <w:pBdr>
-        <w:bottom w:val="none" w:sz="0" w:space="0" w:color="auto"/>
-      </w:pBdr>
-      <w:spacing w:after="60" w:afterAutospacing="0"/>
-    </w:pPr>
-    <w:rPr>
-      <w:rFonts w:asciiTheme="majorHAnsi" w:eastAsiaTheme="majorEastAsia" w:hAnsiTheme="majorHAnsi" w:cstheme="majorBidi"/>
-      <w:color w:val="FF0000"/>
-      <w:spacing w:val="0"/>
-      <w:sz w:val="24"/>
-      <w:szCs w:val="26"/>
-    </w:rPr>
-  </w:style>
-  <w:style w:type="paragraph" w:customStyle="1" w:styleId="heading">
-    <w:name w:val="heading"/>
-    <w:basedOn w:val="Normal"/>
-    <w:rsid w:val="00DD3DDA"/>
-    <w:pPr>
-      <w:spacing w:before="100" w:after="100"/>
-    </w:pPr>
-    <w:rPr>
-      <w:rFonts w:ascii="Times New Roman" w:eastAsia="Times New Roman" w:hAnsi="Times New Roman" w:cs="Times New Roman"/>
-      <w:sz w:val="24"/>
-      <w:szCs w:val="24"/>
-    </w:rPr>
-  </w:style>
-  <w:style w:type="character" w:customStyle="1" w:styleId="Interviewpinknote">
-    <w:name w:val="Interview pink note"/>
-    <w:basedOn w:val="BodyChar"/>
-    <w:uiPriority w:val="1"/>
-    <w:qFormat/>
-    <w:rsid w:val="00DD3DDA"/>
-    <w:rPr>
-      <w:rFonts w:ascii="Helvetica" w:eastAsiaTheme="minorHAnsi" w:hAnsi="Helvetica" w:cs="Tahoma"/>
-      <w:b w:val="0"/>
-      <w:bCs/>
-      <w:color w:val="FF99FF"/>
-      <w:sz w:val="24"/>
-      <w:szCs w:val="24"/>
-    </w:rPr>
-  </w:style>
-  <w:style w:type="paragraph" w:customStyle="1" w:styleId="interviewsituationp">
-    <w:name w:val="interview situation p"/>
-    <w:basedOn w:val="Body"/>
-    <w:next w:val="interviewsituationcondition"/>
-    <w:qFormat/>
-    <w:rsid w:val="00DD3DDA"/>
-    <w:pPr>
-      <w:spacing w:before="240" w:after="0" w:line="240" w:lineRule="auto"/>
-      <w:contextualSpacing/>
-    </w:pPr>
-  </w:style>
-  <w:style w:type="character" w:customStyle="1" w:styleId="Heading5Char">
-    <w:name w:val="Heading 5 Char"/>
-    <w:basedOn w:val="DefaultParagraphFont"/>
-    <w:link w:val="Heading5"/>
-    <w:uiPriority w:val="9"/>
-    <w:rsid w:val="000F4FEF"/>
-    <w:rPr>
-      <w:rFonts w:ascii="Arial" w:hAnsi="Arial" w:cs="Arial"/>
-      <w:color w:val="666666"/>
-    </w:rPr>
-  </w:style>
-  <w:style w:type="character" w:customStyle="1" w:styleId="Heading6Char">
-    <w:name w:val="Heading 6 Char"/>
-    <w:basedOn w:val="DefaultParagraphFont"/>
-    <w:link w:val="Heading6"/>
-    <w:uiPriority w:val="9"/>
-    <w:semiHidden/>
-    <w:rsid w:val="000F4FEF"/>
-    <w:rPr>
-      <w:rFonts w:ascii="Arial" w:hAnsi="Arial" w:cs="Arial"/>
-      <w:i/>
-      <w:color w:val="666666"/>
-    </w:rPr>
-  </w:style>
-  <w:style w:type="paragraph" w:styleId="TOC1">
-    <w:name w:val="toc 1"/>
-    <w:basedOn w:val="Normal"/>
-    <w:next w:val="Normal"/>
-    <w:autoRedefine/>
-    <w:uiPriority w:val="39"/>
-    <w:unhideWhenUsed/>
-    <w:rsid w:val="000F4FEF"/>
-    <w:pPr>
-      <w:spacing w:after="100"/>
-    </w:pPr>
-  </w:style>
-  <w:style w:type="paragraph" w:styleId="TOC2">
-    <w:name w:val="toc 2"/>
-    <w:basedOn w:val="Normal"/>
-    <w:next w:val="Normal"/>
-    <w:autoRedefine/>
-    <w:uiPriority w:val="39"/>
-    <w:unhideWhenUsed/>
-    <w:rsid w:val="000F4FEF"/>
-    <w:pPr>
-      <w:spacing w:after="100"/>
-      <w:ind w:left="240"/>
-    </w:pPr>
-  </w:style>
-  <w:style w:type="paragraph" w:styleId="TOC3">
-    <w:name w:val="toc 3"/>
-    <w:basedOn w:val="Normal"/>
-    <w:next w:val="Normal"/>
-    <w:autoRedefine/>
-    <w:uiPriority w:val="39"/>
-    <w:unhideWhenUsed/>
-    <w:rsid w:val="000F4FEF"/>
-    <w:pPr>
-      <w:spacing w:after="100"/>
-      <w:ind w:left="480"/>
-    </w:pPr>
-  </w:style>
-  <w:style w:type="paragraph" w:styleId="CommentText">
-    <w:name w:val="annotation text"/>
-    <w:basedOn w:val="Normal"/>
-    <w:link w:val="CommentTextChar"/>
-    <w:uiPriority w:val="99"/>
-    <w:unhideWhenUsed/>
-    <w:qFormat/>
-    <w:rsid w:val="000F4FEF"/>
-    <w:rPr>
-      <w:sz w:val="20"/>
-      <w:szCs w:val="20"/>
-    </w:rPr>
-  </w:style>
-  <w:style w:type="character" w:customStyle="1" w:styleId="CommentTextChar">
-    <w:name w:val="Comment Text Char"/>
-    <w:basedOn w:val="DefaultParagraphFont"/>
-    <w:link w:val="CommentText"/>
-    <w:uiPriority w:val="99"/>
-    <w:qFormat/>
-    <w:rsid w:val="000F4FEF"/>
-    <w:rPr>
-      <w:rFonts w:ascii="Arial" w:hAnsi="Arial" w:cs="Arial"/>
-      <w:sz w:val="20"/>
-      <w:szCs w:val="20"/>
-    </w:rPr>
-  </w:style>
-  <w:style w:type="paragraph" w:styleId="Header">
-    <w:name w:val="header"/>
-    <w:basedOn w:val="Normal"/>
-    <w:link w:val="HeaderChar"/>
-    <w:uiPriority w:val="99"/>
-    <w:unhideWhenUsed/>
-    <w:rsid w:val="000F4FEF"/>
-    <w:pPr>
-      <w:tabs>
-        <w:tab w:val="center" w:pos="4680"/>
-        <w:tab w:val="right" w:pos="9360"/>
-      </w:tabs>
-    </w:pPr>
-  </w:style>
-  <w:style w:type="character" w:customStyle="1" w:styleId="HeaderChar">
-    <w:name w:val="Header Char"/>
-    <w:basedOn w:val="DefaultParagraphFont"/>
-    <w:link w:val="Header"/>
-    <w:uiPriority w:val="99"/>
-    <w:rsid w:val="000F4FEF"/>
-    <w:rPr>
-      <w:rFonts w:ascii="Arial" w:hAnsi="Arial" w:cs="Arial"/>
-    </w:rPr>
-  </w:style>
-  <w:style w:type="character" w:styleId="CommentReference">
-    <w:name w:val="annotation reference"/>
-    <w:basedOn w:val="DefaultParagraphFont"/>
-    <w:uiPriority w:val="99"/>
-    <w:semiHidden/>
-    <w:unhideWhenUsed/>
-    <w:qFormat/>
-    <w:rsid w:val="000F4FEF"/>
-    <w:rPr>
-      <w:sz w:val="16"/>
-      <w:szCs w:val="16"/>
-    </w:rPr>
-  </w:style>
-  <w:style w:type="paragraph" w:styleId="Title">
-    <w:name w:val="Title"/>
-    <w:basedOn w:val="Normal"/>
-    <w:next w:val="Normal"/>
-    <w:link w:val="TitleChar"/>
-    <w:uiPriority w:val="10"/>
-    <w:qFormat/>
-    <w:rsid w:val="000F4FEF"/>
-    <w:pPr>
-      <w:spacing w:before="0" w:beforeAutospacing="0" w:after="100" w:line="276" w:lineRule="auto"/>
-    </w:pPr>
-    <w:rPr>
-      <w:rFonts w:ascii="Helvetica" w:hAnsi="Helvetica" w:cs="Helvetica"/>
-      <w:color w:val="0A2A78"/>
-      <w:spacing w:val="-2"/>
-      <w:sz w:val="48"/>
-      <w:szCs w:val="24"/>
-    </w:rPr>
-  </w:style>
-  <w:style w:type="character" w:customStyle="1" w:styleId="TitleChar">
-    <w:name w:val="Title Char"/>
-    <w:basedOn w:val="DefaultParagraphFont"/>
-    <w:link w:val="Title"/>
-    <w:uiPriority w:val="10"/>
-    <w:qFormat/>
-    <w:rsid w:val="000F4FEF"/>
-    <w:rPr>
-      <w:rFonts w:ascii="Helvetica" w:hAnsi="Helvetica" w:cs="Helvetica"/>
-      <w:color w:val="0A2A78"/>
-      <w:spacing w:val="-2"/>
-      <w:sz w:val="48"/>
-      <w:szCs w:val="24"/>
-    </w:rPr>
-  </w:style>
-  <w:style w:type="paragraph" w:styleId="Subtitle">
-    <w:name w:val="Subtitle"/>
-    <w:basedOn w:val="Normal"/>
-    <w:next w:val="Normal"/>
-    <w:link w:val="SubtitleChar"/>
-    <w:uiPriority w:val="11"/>
-    <w:qFormat/>
-    <w:rsid w:val="000F4FEF"/>
-    <w:pPr>
-      <w:keepNext/>
-      <w:keepLines/>
-      <w:spacing w:after="320"/>
-    </w:pPr>
-    <w:rPr>
-      <w:color w:val="666666"/>
-      <w:sz w:val="30"/>
-      <w:szCs w:val="30"/>
-    </w:rPr>
-  </w:style>
-  <w:style w:type="character" w:customStyle="1" w:styleId="SubtitleChar">
-    <w:name w:val="Subtitle Char"/>
-    <w:basedOn w:val="DefaultParagraphFont"/>
-    <w:link w:val="Subtitle"/>
-    <w:uiPriority w:val="11"/>
-    <w:rsid w:val="000F4FEF"/>
-    <w:rPr>
-      <w:rFonts w:ascii="Arial" w:hAnsi="Arial" w:cs="Arial"/>
-      <w:color w:val="666666"/>
-      <w:sz w:val="30"/>
-      <w:szCs w:val="30"/>
-    </w:rPr>
-  </w:style>
-  <w:style w:type="character" w:styleId="FollowedHyperlink">
-    <w:name w:val="FollowedHyperlink"/>
-    <w:basedOn w:val="DefaultParagraphFont"/>
-    <w:uiPriority w:val="99"/>
-    <w:semiHidden/>
-    <w:unhideWhenUsed/>
-    <w:rsid w:val="000F4FEF"/>
-    <w:rPr>
-      <w:color w:val="954F72" w:themeColor="followedHyperlink"/>
-      <w:u w:val="single"/>
-    </w:rPr>
-  </w:style>
-  <w:style w:type="character" w:styleId="Strong">
-    <w:name w:val="Strong"/>
-    <w:basedOn w:val="DefaultParagraphFont"/>
-    <w:uiPriority w:val="22"/>
-    <w:qFormat/>
-    <w:rsid w:val="000F4FEF"/>
-    <w:rPr>
-      <w:b/>
-      <w:bCs/>
-    </w:rPr>
-  </w:style>
-  <w:style w:type="character" w:styleId="Emphasis">
-    <w:name w:val="Emphasis"/>
-    <w:basedOn w:val="DefaultParagraphFont"/>
-    <w:uiPriority w:val="20"/>
-    <w:qFormat/>
-    <w:rsid w:val="000F4FEF"/>
-    <w:rPr>
-      <w:i/>
-      <w:iCs/>
-    </w:rPr>
-  </w:style>
-  <w:style w:type="paragraph" w:styleId="PlainText">
-    <w:name w:val="Plain Text"/>
-    <w:basedOn w:val="Normal"/>
-    <w:link w:val="PlainTextChar"/>
-    <w:uiPriority w:val="99"/>
-    <w:semiHidden/>
-    <w:unhideWhenUsed/>
-    <w:rsid w:val="00DD3DDA"/>
-    <w:pPr>
-      <w:spacing w:after="0"/>
-    </w:pPr>
-    <w:rPr>
-      <w:sz w:val="24"/>
-      <w:szCs w:val="21"/>
-    </w:rPr>
-  </w:style>
-  <w:style w:type="character" w:customStyle="1" w:styleId="PlainTextChar">
-    <w:name w:val="Plain Text Char"/>
-    <w:basedOn w:val="DefaultParagraphFont"/>
-    <w:link w:val="PlainText"/>
-    <w:uiPriority w:val="99"/>
-    <w:semiHidden/>
-    <w:rsid w:val="00DD3DDA"/>
-    <w:rPr>
-      <w:rFonts w:ascii="Arial" w:hAnsi="Arial" w:cs="Arial"/>
-      <w:sz w:val="24"/>
-      <w:szCs w:val="21"/>
-    </w:rPr>
-  </w:style>
-  <w:style w:type="paragraph" w:styleId="NormalWeb">
-    <w:name w:val="Normal (Web)"/>
-    <w:basedOn w:val="Normal"/>
-    <w:uiPriority w:val="99"/>
-    <w:unhideWhenUsed/>
-    <w:rsid w:val="000F4FEF"/>
-    <w:pPr>
-      <w:spacing w:before="100" w:after="100"/>
-    </w:pPr>
-    <w:rPr>
-      <w:rFonts w:ascii="Times New Roman" w:eastAsia="Times New Roman" w:hAnsi="Times New Roman" w:cs="Times New Roman"/>
-      <w:sz w:val="24"/>
-      <w:szCs w:val="24"/>
-    </w:rPr>
-  </w:style>
-  <w:style w:type="paragraph" w:styleId="HTMLPreformatted">
-    <w:name w:val="HTML Preformatted"/>
-    <w:basedOn w:val="Normal"/>
-    <w:link w:val="HTMLPreformattedChar"/>
-    <w:uiPriority w:val="99"/>
-    <w:semiHidden/>
-    <w:unhideWhenUsed/>
-    <w:rsid w:val="000F4FEF"/>
-    <w:pPr>
-      <w:tabs>
-        <w:tab w:val="left" w:pos="916"/>
-        <w:tab w:val="left" w:pos="1832"/>
-        <w:tab w:val="left" w:pos="2748"/>
-        <w:tab w:val="left" w:pos="3664"/>
-        <w:tab w:val="left" w:pos="4580"/>
-        <w:tab w:val="left" w:pos="5496"/>
-        <w:tab w:val="left" w:pos="6412"/>
-        <w:tab w:val="left" w:pos="7328"/>
-        <w:tab w:val="left" w:pos="8244"/>
-        <w:tab w:val="left" w:pos="9160"/>
-        <w:tab w:val="left" w:pos="10076"/>
-        <w:tab w:val="left" w:pos="10992"/>
-        <w:tab w:val="left" w:pos="11908"/>
-        <w:tab w:val="left" w:pos="12824"/>
-        <w:tab w:val="left" w:pos="13740"/>
-        <w:tab w:val="left" w:pos="14656"/>
-      </w:tabs>
-      <w:spacing w:before="0" w:beforeAutospacing="0" w:after="0" w:afterAutospacing="0"/>
-    </w:pPr>
-    <w:rPr>
-      <w:rFonts w:ascii="Courier New" w:eastAsia="Times New Roman" w:hAnsi="Courier New" w:cs="Courier New"/>
-      <w:sz w:val="20"/>
-      <w:szCs w:val="20"/>
-    </w:rPr>
-  </w:style>
-  <w:style w:type="character" w:customStyle="1" w:styleId="HTMLPreformattedChar">
-    <w:name w:val="HTML Preformatted Char"/>
-    <w:basedOn w:val="DefaultParagraphFont"/>
-    <w:link w:val="HTMLPreformatted"/>
-    <w:uiPriority w:val="99"/>
-    <w:semiHidden/>
-    <w:rsid w:val="000F4FEF"/>
-    <w:rPr>
-      <w:rFonts w:ascii="Courier New" w:eastAsia="Times New Roman" w:hAnsi="Courier New" w:cs="Courier New"/>
-      <w:sz w:val="20"/>
-      <w:szCs w:val="20"/>
-    </w:rPr>
-  </w:style>
-  <w:style w:type="paragraph" w:styleId="CommentSubject">
-    <w:name w:val="annotation subject"/>
-    <w:basedOn w:val="CommentText"/>
-    <w:next w:val="CommentText"/>
-    <w:link w:val="CommentSubjectChar"/>
-    <w:uiPriority w:val="99"/>
-    <w:semiHidden/>
-    <w:unhideWhenUsed/>
-    <w:rsid w:val="000F4FEF"/>
-    <w:rPr>
-      <w:b/>
-      <w:bCs/>
-    </w:rPr>
-  </w:style>
-  <w:style w:type="character" w:customStyle="1" w:styleId="CommentSubjectChar">
-    <w:name w:val="Comment Subject Char"/>
-    <w:basedOn w:val="CommentTextChar"/>
-    <w:link w:val="CommentSubject"/>
-    <w:uiPriority w:val="99"/>
-    <w:semiHidden/>
-    <w:rsid w:val="000F4FEF"/>
-    <w:rPr>
-      <w:rFonts w:ascii="Arial" w:hAnsi="Arial" w:cs="Arial"/>
-      <w:b/>
-      <w:bCs/>
-      <w:sz w:val="20"/>
-      <w:szCs w:val="20"/>
-    </w:rPr>
-  </w:style>
-  <w:style w:type="paragraph" w:styleId="BalloonText">
-    <w:name w:val="Balloon Text"/>
-    <w:basedOn w:val="Normal"/>
-    <w:link w:val="BalloonTextChar"/>
-    <w:uiPriority w:val="99"/>
-    <w:semiHidden/>
-    <w:unhideWhenUsed/>
-    <w:rsid w:val="000F4FEF"/>
-    <w:rPr>
-      <w:rFonts w:ascii="Segoe UI" w:hAnsi="Segoe UI" w:cs="Segoe UI"/>
-      <w:sz w:val="18"/>
-      <w:szCs w:val="18"/>
-    </w:rPr>
-  </w:style>
-  <w:style w:type="character" w:customStyle="1" w:styleId="BalloonTextChar">
-    <w:name w:val="Balloon Text Char"/>
-    <w:basedOn w:val="DefaultParagraphFont"/>
-    <w:link w:val="BalloonText"/>
-    <w:uiPriority w:val="99"/>
-    <w:semiHidden/>
-    <w:rsid w:val="000F4FEF"/>
-    <w:rPr>
-      <w:rFonts w:ascii="Segoe UI" w:hAnsi="Segoe UI" w:cs="Segoe UI"/>
-      <w:sz w:val="18"/>
-      <w:szCs w:val="18"/>
-    </w:rPr>
-  </w:style>
-  <w:style w:type="table" w:styleId="TableGrid">
-    <w:name w:val="Table Grid"/>
-    <w:basedOn w:val="TableNormal"/>
-    <w:uiPriority w:val="39"/>
-    <w:rsid w:val="000F4FEF"/>
-    <w:pPr>
-      <w:widowControl w:val="0"/>
-      <w:autoSpaceDE w:val="0"/>
-      <w:autoSpaceDN w:val="0"/>
-      <w:spacing w:beforeAutospacing="0" w:after="0" w:afterAutospacing="0" w:line="240" w:lineRule="auto"/>
-    </w:pPr>
-    <w:rPr>
-      <w:rFonts w:eastAsiaTheme="minorHAnsi"/>
-    </w:rPr>
-    <w:tblPr>
-      <w:tblBorders>
-        <w:top w:val="single" w:sz="4" w:space="0" w:color="auto"/>
-        <w:left w:val="single" w:sz="4" w:space="0" w:color="auto"/>
-        <w:bottom w:val="single" w:sz="4" w:space="0" w:color="auto"/>
-        <w:right w:val="single" w:sz="4" w:space="0" w:color="auto"/>
-        <w:insideH w:val="single" w:sz="4" w:space="0" w:color="auto"/>
-        <w:insideV w:val="single" w:sz="4" w:space="0" w:color="auto"/>
-      </w:tblBorders>
-    </w:tblPr>
-  </w:style>
-  <w:style w:type="paragraph" w:styleId="NoSpacing">
-    <w:name w:val="No Spacing"/>
-    <w:uiPriority w:val="1"/>
-    <w:qFormat/>
-    <w:rsid w:val="00DD3DDA"/>
-    <w:pPr>
-      <w:spacing w:beforeAutospacing="0" w:after="0" w:afterAutospacing="0"/>
-    </w:pPr>
-    <w:rPr>
-      <w:rFonts w:ascii="Helvetica" w:eastAsiaTheme="minorHAnsi" w:hAnsi="Helvetica"/>
-      <w:sz w:val="24"/>
-    </w:rPr>
-  </w:style>
-  <w:style w:type="paragraph" w:styleId="Quote">
-    <w:name w:val="Quote"/>
-    <w:basedOn w:val="Normal"/>
-    <w:next w:val="Normal"/>
-    <w:link w:val="QuoteChar"/>
-    <w:uiPriority w:val="29"/>
-    <w:rsid w:val="000F4FEF"/>
-    <w:pPr>
-      <w:spacing w:before="200" w:after="160"/>
-      <w:ind w:left="864" w:right="864"/>
-      <w:jc w:val="center"/>
-    </w:pPr>
-    <w:rPr>
-      <w:i/>
-      <w:iCs/>
-      <w:color w:val="404040" w:themeColor="text1" w:themeTint="BF"/>
-    </w:rPr>
-  </w:style>
-  <w:style w:type="character" w:customStyle="1" w:styleId="QuoteChar">
-    <w:name w:val="Quote Char"/>
-    <w:basedOn w:val="DefaultParagraphFont"/>
-    <w:link w:val="Quote"/>
-    <w:uiPriority w:val="29"/>
-    <w:rsid w:val="000F4FEF"/>
-    <w:rPr>
-      <w:rFonts w:ascii="Arial" w:hAnsi="Arial" w:cs="Arial"/>
-      <w:i/>
-      <w:iCs/>
-      <w:color w:val="404040" w:themeColor="text1" w:themeTint="BF"/>
-    </w:rPr>
-  </w:style>
-  <w:style w:type="character" w:styleId="SubtleEmphasis">
-    <w:name w:val="Subtle Emphasis"/>
-    <w:basedOn w:val="DefaultParagraphFont"/>
-    <w:uiPriority w:val="19"/>
-    <w:rsid w:val="000F4FEF"/>
-    <w:rPr>
-      <w:i/>
-      <w:iCs/>
-      <w:color w:val="404040" w:themeColor="text1" w:themeTint="BF"/>
-    </w:rPr>
-  </w:style>
-  <w:style w:type="paragraph" w:styleId="TOCHeading">
-    <w:name w:val="TOC Heading"/>
-    <w:basedOn w:val="Heading1"/>
-    <w:next w:val="Normal"/>
-    <w:uiPriority w:val="39"/>
-    <w:unhideWhenUsed/>
-    <w:qFormat/>
-    <w:rsid w:val="000F4FEF"/>
-    <w:pPr>
-      <w:spacing w:before="240" w:after="0" w:line="259" w:lineRule="auto"/>
-      <w:outlineLvl w:val="9"/>
-    </w:pPr>
-    <w:rPr>
-      <w:rFonts w:asciiTheme="majorHAnsi" w:eastAsiaTheme="majorEastAsia" w:hAnsiTheme="majorHAnsi" w:cstheme="majorBidi"/>
-      <w:color w:val="2F5496" w:themeColor="accent1" w:themeShade="BF"/>
-      <w:sz w:val="32"/>
-      <w:szCs w:val="32"/>
-    </w:rPr>
-  </w:style>
-  <w:style w:type="character" w:customStyle="1" w:styleId="BodyChar">
-    <w:name w:val="Body Char"/>
-    <w:basedOn w:val="DefaultParagraphFont"/>
-    <w:link w:val="Body"/>
-    <w:rsid w:val="000F4FEF"/>
-    <w:rPr>
-      <w:rFonts w:ascii="Helvetica" w:eastAsiaTheme="minorHAnsi" w:hAnsi="Helvetica" w:cs="Helvetica"/>
-      <w:sz w:val="24"/>
-      <w:szCs w:val="24"/>
-    </w:rPr>
-  </w:style>
-  <w:style w:type="paragraph" w:customStyle="1" w:styleId="interviewneedsediting">
-    <w:name w:val="interview needs editing"/>
-    <w:basedOn w:val="Normal"/>
-    <w:next w:val="Normal"/>
-    <w:qFormat/>
-    <w:rsid w:val="000F4FEF"/>
-    <w:pPr>
-      <w:shd w:val="clear" w:color="auto" w:fill="FFFF00"/>
-      <w:spacing w:after="60" w:line="360" w:lineRule="auto"/>
-    </w:pPr>
-    <w:rPr>
-      <w:sz w:val="21"/>
-      <w:szCs w:val="21"/>
-    </w:rPr>
-  </w:style>
-  <w:style w:type="table" w:customStyle="1" w:styleId="TableGridLight1">
-    <w:name w:val="Table Grid Light1"/>
-    <w:basedOn w:val="TableNormal"/>
-    <w:uiPriority w:val="40"/>
-    <w:rsid w:val="000F4FEF"/>
-    <w:pPr>
-      <w:spacing w:beforeAutospacing="0" w:after="0" w:afterAutospacing="0" w:line="240" w:lineRule="auto"/>
-    </w:pPr>
-    <w:rPr>
-      <w:rFonts w:eastAsiaTheme="minorHAnsi"/>
-    </w:rPr>
-    <w:tblPr>
-      <w:tblBorders>
-        <w:top w:val="single" w:sz="4" w:space="0" w:color="BFBFBF" w:themeColor="background1" w:themeShade="BF"/>
-        <w:left w:val="single" w:sz="4" w:space="0" w:color="BFBFBF" w:themeColor="background1" w:themeShade="BF"/>
-        <w:bottom w:val="single" w:sz="4" w:space="0" w:color="BFBFBF" w:themeColor="background1" w:themeShade="BF"/>
-        <w:right w:val="single" w:sz="4" w:space="0" w:color="BFBFBF" w:themeColor="background1" w:themeShade="BF"/>
-        <w:insideH w:val="single" w:sz="4" w:space="0" w:color="BFBFBF" w:themeColor="background1" w:themeShade="BF"/>
-        <w:insideV w:val="single" w:sz="4" w:space="0" w:color="BFBFBF" w:themeColor="background1" w:themeShade="BF"/>
-      </w:tblBorders>
-    </w:tblPr>
-  </w:style>
-</w:styles>
-</file>
-
-<file path=word/stylesWithEffects.xml><?xml version="1.0" encoding="utf-8"?>
-<w:styles xmlns:wpc="http://schemas.microsoft.com/office/word/2010/wordprocessingCanvas" xmlns:mc="http://schemas.openxmlformats.org/markup-compatibility/2006" xmlns:o="urn:schemas-microsoft-com:office:office" xmlns:r="http://schemas.openxmlformats.org/officeDocument/2006/relationships" xmlns:m="http://schemas.openxmlformats.org/officeDocument/2006/math" xmlns:v="urn:schemas-microsoft-com:vml" xmlns:wp14="http://schemas.microsoft.com/office/word/2010/wordprocessingDrawing" xmlns:wp="http://schemas.openxmlformats.org/drawingml/2006/wordprocessingDrawing" xmlns:w10="urn:schemas-microsoft-com:office:word" xmlns:w="http://schemas.openxmlformats.org/wordprocessingml/2006/main" xmlns:w14="http://schemas.microsoft.com/office/word/2010/wordml" xmlns:wpg="http://schemas.microsoft.com/office/word/2010/wordprocessingGroup" xmlns:wpi="http://schemas.microsoft.com/office/word/2010/wordprocessingInk" xmlns:wne="http://schemas.microsoft.com/office/word/2006/wordml" xmlns:wps="http://schemas.microsoft.com/office/word/2010/wordprocessingShape" mc:Ignorable="w14 wp14">
-  <w:docDefaults>
-    <w:rPrDefault>
-      <w:rPr>
-        <w:rFonts w:asciiTheme="minorHAnsi" w:eastAsia="Arial" w:hAnsiTheme="minorHAnsi" w:cstheme="minorBidi"/>
-        <w:sz w:val="22"/>
-        <w:szCs w:val="22"/>
-        <w:lang w:val="en-US" w:eastAsia="en-US" w:bidi="ar-SA"/>
-      </w:rPr>
-    </w:rPrDefault>
-    <w:pPrDefault>
-      <w:pPr>
-        <w:spacing w:beforeAutospacing="1" w:after="160" w:afterAutospacing="1" w:line="259" w:lineRule="auto"/>
-      </w:pPr>
-    </w:pPrDefault>
-  </w:docDefaults>
-  <w:latentStyles w:defLockedState="0" w:defUIPriority="99" w:defSemiHidden="1" w:defUnhideWhenUsed="1" w:defQFormat="0" w:count="267">
-    <w:lsdException w:name="Normal" w:semiHidden="0" w:uiPriority="0" w:unhideWhenUsed="0" w:qFormat="1"/>
-    <w:lsdException w:name="heading 1" w:semiHidden="0" w:uiPriority="9" w:unhideWhenUsed="0" w:qFormat="1"/>
-    <w:lsdException w:name="heading 2" w:uiPriority="9" w:qFormat="1"/>
-    <w:lsdException w:name="heading 3" w:uiPriority="9" w:qFormat="1"/>
-    <w:lsdException w:name="heading 4" w:uiPriority="9" w:qFormat="1"/>
-    <w:lsdException w:name="heading 5" w:uiPriority="9" w:qFormat="1"/>
-    <w:lsdException w:name="heading 6" w:uiPriority="9" w:qFormat="1"/>
-    <w:lsdException w:name="heading 7" w:uiPriority="9" w:qFormat="1"/>
-    <w:lsdException w:name="heading 8" w:uiPriority="9" w:qFormat="1"/>
-    <w:lsdException w:name="heading 9" w:uiPriority="9" w:qFormat="1"/>
-    <w:lsdException w:name="toc 1" w:uiPriority="39"/>
-    <w:lsdException w:name="toc 2" w:uiPriority="39"/>
-    <w:lsdException w:name="toc 3" w:uiPriority="39"/>
-    <w:lsdException w:name="toc 4" w:uiPriority="39"/>
-    <w:lsdException w:name="toc 5" w:uiPriority="39"/>
-    <w:lsdException w:name="toc 6" w:uiPriority="39"/>
-    <w:lsdException w:name="toc 7" w:uiPriority="39"/>
-    <w:lsdException w:name="toc 8" w:uiPriority="39"/>
-    <w:lsdException w:name="toc 9" w:uiPriority="39"/>
-    <w:lsdException w:name="annotation text" w:qFormat="1"/>
-    <w:lsdException w:name="caption" w:uiPriority="35" w:qFormat="1"/>
-    <w:lsdException w:name="annotation reference" w:qFormat="1"/>
-    <w:lsdException w:name="Title" w:semiHidden="0" w:uiPriority="10" w:unhideWhenUsed="0" w:qFormat="1"/>
-    <w:lsdException w:name="Default Paragraph Font" w:uiPriority="1"/>
-    <w:lsdException w:name="Body Text" w:uiPriority="1" w:qFormat="1"/>
-    <w:lsdException w:name="Subtitle" w:semiHidden="0" w:uiPriority="11" w:unhideWhenUsed="0" w:qFormat="1"/>
-    <w:lsdException w:name="Strong" w:semiHidden="0" w:uiPriority="22" w:unhideWhenUsed="0" w:qFormat="1"/>
-    <w:lsdException w:name="Emphasis" w:semiHidden="0" w:uiPriority="20" w:unhideWhenUsed="0" w:qFormat="1"/>
-    <w:lsdException w:name="Table Grid" w:semiHidden="0" w:uiPriority="39" w:unhideWhenUsed="0"/>
-    <w:lsdException w:name="Placeholder Text" w:unhideWhenUsed="0"/>
-    <w:lsdException w:name="No Spacing" w:semiHidden="0" w:uiPriority="1" w:unhideWhenUsed="0" w:qFormat="1"/>
-    <w:lsdException w:name="Light Shading" w:semiHidden="0" w:uiPriority="60" w:unhideWhenUsed="0"/>
-    <w:lsdException w:name="Light List" w:semiHidden="0" w:uiPriority="61" w:unhideWhenUsed="0"/>
-    <w:lsdException w:name="Light Grid" w:semiHidden="0" w:uiPriority="62" w:unhideWhenUsed="0"/>
-    <w:lsdException w:name="Medium Shading 1" w:semiHidden="0" w:uiPriority="63" w:unhideWhenUsed="0"/>
-    <w:lsdException w:name="Medium Shading 2" w:semiHidden="0" w:uiPriority="64" w:unhideWhenUsed="0"/>
-    <w:lsdException w:name="Medium List 1" w:semiHidden="0" w:uiPriority="65" w:unhideWhenUsed="0"/>
-    <w:lsdException w:name="Medium List 2" w:semiHidden="0" w:uiPriority="66" w:unhideWhenUsed="0"/>
-    <w:lsdException w:name="Medium Grid 1" w:semiHidden="0" w:uiPriority="67" w:unhideWhenUsed="0"/>
-    <w:lsdException w:name="Medium Grid 2" w:semiHidden="0" w:uiPriority="68" w:unhideWhenUsed="0"/>
-    <w:lsdException w:name="Medium Grid 3" w:semiHidden="0" w:uiPriority="69" w:unhideWhenUsed="0"/>
-    <w:lsdException w:name="Dark List" w:semiHidden="0" w:uiPriority="70" w:unhideWhenUsed="0"/>
-    <w:lsdException w:name="Colorful Shading" w:semiHidden="0" w:uiPriority="71" w:unhideWhenUsed="0"/>
-    <w:lsdException w:name="Colorful List" w:semiHidden="0" w:uiPriority="72" w:unhideWhenUsed="0"/>
-    <w:lsdException w:name="Colorful Grid" w:semiHidden="0" w:uiPriority="73" w:unhideWhenUsed="0"/>
-    <w:lsdException w:name="Light Shading Accent 1" w:semiHidden="0" w:uiPriority="60" w:unhideWhenUsed="0"/>
-    <w:lsdException w:name="Light List Accent 1" w:semiHidden="0" w:uiPriority="61" w:unhideWhenUsed="0"/>
-    <w:lsdException w:name="Light Grid Accent 1" w:semiHidden="0" w:uiPriority="62" w:unhideWhenUsed="0"/>
-    <w:lsdException w:name="Medium Shading 1 Accent 1" w:semiHidden="0" w:uiPriority="63" w:unhideWhenUsed="0"/>
-    <w:lsdException w:name="Medium Shading 2 Accent 1" w:semiHidden="0" w:uiPriority="64" w:unhideWhenUsed="0"/>
-    <w:lsdException w:name="Medium List 1 Accent 1" w:semiHidden="0" w:uiPriority="65" w:unhideWhenUsed="0"/>
-    <w:lsdException w:name="Revision" w:unhideWhenUsed="0"/>
-    <w:lsdException w:name="List Paragraph" w:semiHidden="0" w:uiPriority="34" w:unhideWhenUsed="0" w:qFormat="1"/>
-    <w:lsdException w:name="Quote" w:semiHidden="0" w:uiPriority="29" w:unhideWhenUsed="0" w:qFormat="1"/>
-    <w:lsdException w:name="Intense Quote" w:semiHidden="0" w:uiPriority="30" w:unhideWhenUsed="0" w:qFormat="1"/>
-    <w:lsdException w:name="Medium List 2 Accent 1" w:semiHidden="0" w:uiPriority="66" w:unhideWhenUsed="0"/>
-    <w:lsdException w:name="Medium Grid 1 Accent 1" w:semiHidden="0" w:uiPriority="67" w:unhideWhenUsed="0"/>
-    <w:lsdException w:name="Medium Grid 2 Accent 1" w:semiHidden="0" w:uiPriority="68" w:unhideWhenUsed="0"/>
-    <w:lsdException w:name="Medium Grid 3 Accent 1" w:semiHidden="0" w:uiPriority="69" w:unhideWhenUsed="0"/>
-    <w:lsdException w:name="Dark List Accent 1" w:semiHidden="0" w:uiPriority="70" w:unhideWhenUsed="0"/>
-    <w:lsdException w:name="Colorful Shading Accent 1" w:semiHidden="0" w:uiPriority="71" w:unhideWhenUsed="0"/>
-    <w:lsdException w:name="Colorful List Accent 1" w:semiHidden="0" w:uiPriority="72" w:unhideWhenUsed="0"/>
-    <w:lsdException w:name="Colorful Grid Accent 1" w:semiHidden="0" w:uiPriority="73" w:unhideWhenUsed="0"/>
-    <w:lsdException w:name="Light Shading Accent 2" w:semiHidden="0" w:uiPriority="60" w:unhideWhenUsed="0"/>
-    <w:lsdException w:name="Light List Accent 2" w:semiHidden="0" w:uiPriority="61" w:unhideWhenUsed="0"/>
-    <w:lsdException w:name="Light Grid Accent 2" w:semiHidden="0" w:uiPriority="62" w:unhideWhenUsed="0"/>
-    <w:lsdException w:name="Medium Shading 1 Accent 2" w:semiHidden="0" w:uiPriority="63" w:unhideWhenUsed="0"/>
-    <w:lsdException w:name="Medium Shading 2 Accent 2" w:semiHidden="0" w:uiPriority="64" w:unhideWhenUsed="0"/>
-    <w:lsdException w:name="Medium List 1 Accent 2" w:semiHidden="0" w:uiPriority="65" w:unhideWhenUsed="0"/>
-    <w:lsdException w:name="Medium List 2 Accent 2" w:semiHidden="0" w:uiPriority="66" w:unhideWhenUsed="0"/>
-    <w:lsdException w:name="Medium Grid 1 Accent 2" w:semiHidden="0" w:uiPriority="67" w:unhideWhenUsed="0"/>
-    <w:lsdException w:name="Medium Grid 2 Accent 2" w:semiHidden="0" w:uiPriority="68" w:unhideWhenUsed="0"/>
-    <w:lsdException w:name="Medium Grid 3 Accent 2" w:semiHidden="0" w:uiPriority="69" w:unhideWhenUsed="0"/>
-    <w:lsdException w:name="Dark List Accent 2" w:semiHidden="0" w:uiPriority="70" w:unhideWhenUsed="0"/>
-    <w:lsdException w:name="Colorful Shading Accent 2" w:semiHidden="0" w:uiPriority="71" w:unhideWhenUsed="0"/>
-    <w:lsdException w:name="Colorful List Accent 2" w:semiHidden="0" w:uiPriority="72" w:unhideWhenUsed="0"/>
-    <w:lsdException w:name="Colorful Grid Accent 2" w:semiHidden="0" w:uiPriority="73" w:unhideWhenUsed="0"/>
-    <w:lsdException w:name="Light Shading Accent 3" w:semiHidden="0" w:uiPriority="60" w:unhideWhenUsed="0"/>
-    <w:lsdException w:name="Light List Accent 3" w:semiHidden="0" w:uiPriority="61" w:unhideWhenUsed="0"/>
-    <w:lsdException w:name="Light Grid Accent 3" w:semiHidden="0" w:uiPriority="62" w:unhideWhenUsed="0"/>
-    <w:lsdException w:name="Medium Shading 1 Accent 3" w:semiHidden="0" w:uiPriority="63" w:unhideWhenUsed="0"/>
-    <w:lsdException w:name="Medium Shading 2 Accent 3" w:semiHidden="0" w:uiPriority="64" w:unhideWhenUsed="0"/>
-    <w:lsdException w:name="Medium List 1 Accent 3" w:semiHidden="0" w:uiPriority="65" w:unhideWhenUsed="0"/>
-    <w:lsdException w:name="Medium List 2 Accent 3" w:semiHidden="0" w:uiPriority="66" w:unhideWhenUsed="0"/>
-    <w:lsdException w:name="Medium Grid 1 Accent 3" w:semiHidden="0" w:uiPriority="67" w:unhideWhenUsed="0"/>
-    <w:lsdException w:name="Medium Grid 2 Accent 3" w:semiHidden="0" w:uiPriority="68" w:unhideWhenUsed="0"/>
-    <w:lsdException w:name="Medium Grid 3 Accent 3" w:semiHidden="0" w:uiPriority="69" w:unhideWhenUsed="0"/>
-    <w:lsdException w:name="Dark List Accent 3" w:semiHidden="0" w:uiPriority="70" w:unhideWhenUsed="0"/>
-    <w:lsdException w:name="Colorful Shading Accent 3" w:semiHidden="0" w:uiPriority="71" w:unhideWhenUsed="0"/>
-    <w:lsdException w:name="Colorful List Accent 3" w:semiHidden="0" w:uiPriority="72" w:unhideWhenUsed="0"/>
-    <w:lsdException w:name="Colorful Grid Accent 3" w:semiHidden="0" w:uiPriority="73" w:unhideWhenUsed="0"/>
-    <w:lsdException w:name="Light Shading Accent 4" w:semiHidden="0" w:uiPriority="60" w:unhideWhenUsed="0"/>
-    <w:lsdException w:name="Light List Accent 4" w:semiHidden="0" w:uiPriority="61" w:unhideWhenUsed="0"/>
-    <w:lsdException w:name="Light Grid Accent 4" w:semiHidden="0" w:uiPriority="62" w:unhideWhenUsed="0"/>
-    <w:lsdException w:name="Medium Shading 1 Accent 4" w:semiHidden="0" w:uiPriority="63" w:unhideWhenUsed="0"/>
-    <w:lsdException w:name="Medium Shading 2 Accent 4" w:semiHidden="0" w:uiPriority="64" w:unhideWhenUsed="0"/>
-    <w:lsdException w:name="Medium List 1 Accent 4" w:semiHidden="0" w:uiPriority="65" w:unhideWhenUsed="0"/>
-    <w:lsdException w:name="Medium List 2 Accent 4" w:semiHidden="0" w:uiPriority="66" w:unhideWhenUsed="0"/>
-    <w:lsdException w:name="Medium Grid 1 Accent 4" w:semiHidden="0" w:uiPriority="67" w:unhideWhenUsed="0"/>
-    <w:lsdException w:name="Medium Grid 2 Accent 4" w:semiHidden="0" w:uiPriority="68" w:unhideWhenUsed="0"/>
-    <w:lsdException w:name="Medium Grid 3 Accent 4" w:semiHidden="0" w:uiPriority="69" w:unhideWhenUsed="0"/>
-    <w:lsdException w:name="Dark List Accent 4" w:semiHidden="0" w:uiPriority="70" w:unhideWhenUsed="0"/>
-    <w:lsdException w:name="Colorful Shading Accent 4" w:semiHidden="0" w:uiPriority="71" w:unhideWhenUsed="0"/>
-    <w:lsdException w:name="Colorful List Accent 4" w:semiHidden="0" w:uiPriority="72" w:unhideWhenUsed="0"/>
-    <w:lsdException w:name="Colorful Grid Accent 4" w:semiHidden="0" w:uiPriority="73" w:unhideWhenUsed="0"/>
-    <w:lsdException w:name="Light Shading Accent 5" w:semiHidden="0" w:uiPriority="60" w:unhideWhenUsed="0"/>
-    <w:lsdException w:name="Light List Accent 5" w:semiHidden="0" w:uiPriority="61" w:unhideWhenUsed="0"/>
-    <w:lsdException w:name="Light Grid Accent 5" w:semiHidden="0" w:uiPriority="62" w:unhideWhenUsed="0"/>
-    <w:lsdException w:name="Medium Shading 1 Accent 5" w:semiHidden="0" w:uiPriority="63" w:unhideWhenUsed="0"/>
-    <w:lsdException w:name="Medium Shading 2 Accent 5" w:semiHidden="0" w:uiPriority="64" w:unhideWhenUsed="0"/>
-    <w:lsdException w:name="Medium List 1 Accent 5" w:semiHidden="0" w:uiPriority="65" w:unhideWhenUsed="0"/>
-    <w:lsdException w:name="Medium List 2 Accent 5" w:semiHidden="0" w:uiPriority="66" w:unhideWhenUsed="0"/>
-    <w:lsdException w:name="Medium Grid 1 Accent 5" w:semiHidden="0" w:uiPriority="67" w:unhideWhenUsed="0"/>
-    <w:lsdException w:name="Medium Grid 2 Accent 5" w:semiHidden="0" w:uiPriority="68" w:unhideWhenUsed="0"/>
-    <w:lsdException w:name="Medium Grid 3 Accent 5" w:semiHidden="0" w:uiPriority="69" w:unhideWhenUsed="0"/>
-    <w:lsdException w:name="Dark List Accent 5" w:semiHidden="0" w:uiPriority="70" w:unhideWhenUsed="0"/>
-    <w:lsdException w:name="Colorful Shading Accent 5" w:semiHidden="0" w:uiPriority="71" w:unhideWhenUsed="0"/>
-    <w:lsdException w:name="Colorful List Accent 5" w:semiHidden="0" w:uiPriority="72" w:unhideWhenUsed="0"/>
-    <w:lsdException w:name="Colorful Grid Accent 5" w:semiHidden="0" w:uiPriority="73" w:unhideWhenUsed="0"/>
-    <w:lsdException w:name="Light Shading Accent 6" w:semiHidden="0" w:uiPriority="60" w:unhideWhenUsed="0"/>
-    <w:lsdException w:name="Light List Accent 6" w:semiHidden="0" w:uiPriority="61" w:unhideWhenUsed="0"/>
-    <w:lsdException w:name="Light Grid Accent 6" w:semiHidden="0" w:uiPriority="62" w:unhideWhenUsed="0"/>
-    <w:lsdException w:name="Medium Shading 1 Accent 6" w:semiHidden="0" w:uiPriority="63" w:unhideWhenUsed="0"/>
-    <w:lsdException w:name="Medium Shading 2 Accent 6" w:semiHidden="0" w:uiPriority="64" w:unhideWhenUsed="0"/>
-    <w:lsdException w:name="Medium List 1 Accent 6" w:semiHidden="0" w:uiPriority="65" w:unhideWhenUsed="0"/>
-    <w:lsdException w:name="Medium List 2 Accent 6" w:semiHidden="0" w:uiPriority="66" w:unhideWhenUsed="0"/>
-    <w:lsdException w:name="Medium Grid 1 Accent 6" w:semiHidden="0" w:uiPriority="67" w:unhideWhenUsed="0"/>
-    <w:lsdException w:name="Medium Grid 2 Accent 6" w:semiHidden="0" w:uiPriority="68" w:unhideWhenUsed="0"/>
-    <w:lsdException w:name="Medium Grid 3 Accent 6" w:semiHidden="0" w:uiPriority="69" w:unhideWhenUsed="0"/>
-    <w:lsdException w:name="Dark List Accent 6" w:semiHidden="0" w:uiPriority="70" w:unhideWhenUsed="0"/>
-    <w:lsdException w:name="Colorful Shading Accent 6" w:semiHidden="0" w:uiPriority="71" w:unhideWhenUsed="0"/>
-    <w:lsdException w:name="Colorful List Accent 6" w:semiHidden="0" w:uiPriority="72" w:unhideWhenUsed="0"/>
-    <w:lsdException w:name="Colorful Grid Accent 6" w:semiHidden="0" w:uiPriority="73" w:unhideWhenUsed="0"/>
-    <w:lsdException w:name="Subtle Emphasis" w:semiHidden="0" w:uiPriority="19" w:unhideWhenUsed="0" w:qFormat="1"/>
-    <w:lsdException w:name="Intense Emphasis" w:semiHidden="0" w:uiPriority="21" w:unhideWhenUsed="0" w:qFormat="1"/>
-    <w:lsdException w:name="Subtle Reference" w:semiHidden="0" w:uiPriority="31" w:unhideWhenUsed="0" w:qFormat="1"/>
-    <w:lsdException w:name="Intense Reference" w:semiHidden="0" w:uiPriority="32" w:unhideWhenUsed="0" w:qFormat="1"/>
-    <w:lsdException w:name="Book Title" w:semiHidden="0" w:uiPriority="33" w:unhideWhenUsed="0" w:qFormat="1"/>
-    <w:lsdException w:name="Bibliography" w:uiPriority="37"/>
-    <w:lsdException w:name="TOC Heading" w:uiPriority="39" w:qFormat="1"/>
-  </w:latentStyles>
-  <w:style w:type="paragraph" w:default="1" w:styleId="Normal">
-    <w:name w:val="Normal"/>
-    <w:qFormat/>
-    <w:rsid w:val="000F4FEF"/>
-    <w:pPr>
-      <w:spacing w:before="-1" w:after="-1" w:line="240" w:lineRule="auto"/>
-    </w:pPr>
-    <w:rPr>
-      <w:rFonts w:ascii="Arial" w:hAnsi="Arial" w:cs="Arial"/>
-    </w:rPr>
-  </w:style>
-  <w:style w:type="paragraph" w:styleId="Heading1">
-    <w:name w:val="heading 1"/>
-    <w:basedOn w:val="Normal"/>
-    <w:link w:val="Heading1Char"/>
-    <w:uiPriority w:val="9"/>
-    <w:qFormat/>
-    <w:rsid w:val="000F4FEF"/>
-    <w:pPr>
-      <w:pBdr>
-        <w:bottom w:val="single" w:sz="4" w:space="1" w:color="A6A6A6" w:themeColor="background1" w:themeShade="A6"/>
-      </w:pBdr>
-      <w:spacing w:before="0" w:beforeAutospacing="0" w:after="100" w:line="276" w:lineRule="auto"/>
-      <w:outlineLvl w:val="0"/>
-    </w:pPr>
-    <w:rPr>
-      <w:rFonts w:ascii="Helvetica" w:hAnsi="Helvetica" w:cs="Helvetica"/>
-      <w:color w:val="0A2A78"/>
-      <w:spacing w:val="-4"/>
-      <w:sz w:val="40"/>
-      <w:szCs w:val="24"/>
-    </w:rPr>
-  </w:style>
-  <w:style w:type="paragraph" w:styleId="Heading2">
-    <w:name w:val="heading 2"/>
-    <w:basedOn w:val="Normal"/>
-    <w:next w:val="Normal"/>
-    <w:link w:val="Heading2Char"/>
-    <w:uiPriority w:val="9"/>
-    <w:unhideWhenUsed/>
-    <w:qFormat/>
-    <w:rsid w:val="000F4FEF"/>
-    <w:pPr>
-      <w:widowControl w:val="0"/>
-      <w:autoSpaceDE w:val="0"/>
-      <w:autoSpaceDN w:val="0"/>
-      <w:spacing w:before="0" w:beforeAutospacing="0" w:after="0" w:afterAutospacing="0" w:line="276" w:lineRule="auto"/>
-      <w:outlineLvl w:val="1"/>
-    </w:pPr>
-    <w:rPr>
-      <w:rFonts w:ascii="Helvetica" w:eastAsiaTheme="minorHAnsi" w:hAnsi="Helvetica" w:cs="Helvetica"/>
-      <w:color w:val="0A2A78"/>
-      <w:spacing w:val="-2"/>
-      <w:sz w:val="36"/>
-      <w:szCs w:val="24"/>
-    </w:rPr>
-  </w:style>
-  <w:style w:type="paragraph" w:styleId="Heading3">
-    <w:name w:val="heading 3"/>
-    <w:basedOn w:val="Heading2"/>
-    <w:next w:val="Body"/>
-    <w:link w:val="Heading3Char"/>
-    <w:uiPriority w:val="9"/>
-    <w:unhideWhenUsed/>
-    <w:qFormat/>
-    <w:rsid w:val="000F4FEF"/>
-    <w:pPr>
-      <w:outlineLvl w:val="2"/>
-    </w:pPr>
-    <w:rPr>
-      <w:sz w:val="32"/>
-    </w:rPr>
-  </w:style>
-  <w:style w:type="paragraph" w:styleId="Heading4">
-    <w:name w:val="heading 4"/>
-    <w:basedOn w:val="Normal"/>
-    <w:next w:val="Normal"/>
-    <w:link w:val="Heading4Char"/>
-    <w:uiPriority w:val="9"/>
-    <w:unhideWhenUsed/>
-    <w:qFormat/>
-    <w:rsid w:val="000F4FEF"/>
-    <w:pPr>
-      <w:widowControl w:val="0"/>
-      <w:autoSpaceDE w:val="0"/>
-      <w:autoSpaceDN w:val="0"/>
-      <w:spacing w:before="54" w:beforeAutospacing="0" w:after="120" w:afterAutospacing="0" w:line="276" w:lineRule="auto"/>
-      <w:ind w:left="360"/>
-      <w:outlineLvl w:val="3"/>
-    </w:pPr>
-    <w:rPr>
-      <w:rFonts w:ascii="Helvetica" w:eastAsiaTheme="minorHAnsi" w:hAnsi="Helvetica" w:cs="Helvetica"/>
-      <w:iCs/>
-      <w:color w:val="0A2A78"/>
-      <w:spacing w:val="-2"/>
-      <w:sz w:val="24"/>
-      <w:szCs w:val="24"/>
-    </w:rPr>
-  </w:style>
-  <w:style w:type="paragraph" w:styleId="Heading5">
-    <w:name w:val="heading 5"/>
-    <w:basedOn w:val="Normal"/>
-    <w:next w:val="Normal"/>
-    <w:link w:val="Heading5Char"/>
-    <w:uiPriority w:val="9"/>
-    <w:unhideWhenUsed/>
-    <w:qFormat/>
-    <w:rsid w:val="000F4FEF"/>
-    <w:pPr>
-      <w:keepNext/>
-      <w:keepLines/>
-      <w:spacing w:before="240" w:after="80"/>
-      <w:outlineLvl w:val="4"/>
-    </w:pPr>
-    <w:rPr>
-      <w:color w:val="666666"/>
-    </w:rPr>
-  </w:style>
-  <w:style w:type="paragraph" w:styleId="Heading6">
-    <w:name w:val="heading 6"/>
-    <w:basedOn w:val="Normal"/>
-    <w:next w:val="Normal"/>
-    <w:link w:val="Heading6Char"/>
-    <w:uiPriority w:val="9"/>
-    <w:semiHidden/>
-    <w:unhideWhenUsed/>
-    <w:qFormat/>
-    <w:rsid w:val="000F4FEF"/>
-    <w:pPr>
-      <w:keepNext/>
-      <w:keepLines/>
-      <w:spacing w:before="240" w:after="80"/>
-      <w:outlineLvl w:val="5"/>
-    </w:pPr>
-    <w:rPr>
-      <w:i/>
-      <w:color w:val="666666"/>
-    </w:rPr>
-  </w:style>
-  <w:style w:type="character" w:default="1" w:styleId="DefaultParagraphFont">
-    <w:name w:val="Default Paragraph Font"/>
-    <w:uiPriority w:val="1"/>
-    <w:semiHidden/>
-    <w:unhideWhenUsed/>
-  </w:style>
-  <w:style w:type="table" w:default="1" w:styleId="TableNormal">
-    <w:name w:val="Normal Table"/>
-    <w:uiPriority w:val="99"/>
-    <w:semiHidden/>
-    <w:unhideWhenUsed/>
-    <w:tblPr>
-      <w:tblInd w:w="0" w:type="dxa"/>
-      <w:tblCellMar>
-        <w:top w:w="0" w:type="dxa"/>
-        <w:left w:w="108" w:type="dxa"/>
-        <w:bottom w:w="0" w:type="dxa"/>
-        <w:right w:w="108" w:type="dxa"/>
-      </w:tblCellMar>
-    </w:tblPr>
-  </w:style>
-  <w:style w:type="numbering" w:default="1" w:styleId="NoList">
-    <w:name w:val="No List"/>
-    <w:uiPriority w:val="99"/>
-    <w:semiHidden/>
-    <w:unhideWhenUsed/>
-  </w:style>
-  <w:style w:type="paragraph" w:customStyle="1" w:styleId="Code">
-    <w:name w:val="Code"/>
-    <w:basedOn w:val="Normal"/>
-    <w:qFormat/>
-    <w:rsid w:val="000F4FEF"/>
-    <w:rPr>
-      <w:rFonts w:ascii="Calibri" w:hAnsi="Calibri"/>
-    </w:rPr>
-  </w:style>
-  <w:style w:type="paragraph" w:customStyle="1" w:styleId="Body">
-    <w:name w:val="Body"/>
-    <w:basedOn w:val="Normal"/>
-    <w:link w:val="BodyChar"/>
-    <w:qFormat/>
-    <w:rsid w:val="000F4FEF"/>
-    <w:pPr>
-      <w:spacing w:before="0" w:beforeAutospacing="0" w:after="120" w:afterAutospacing="0" w:line="276" w:lineRule="auto"/>
-    </w:pPr>
-    <w:rPr>
-      <w:rFonts w:ascii="Helvetica" w:eastAsiaTheme="minorHAnsi" w:hAnsi="Helvetica" w:cs="Helvetica"/>
-      <w:sz w:val="24"/>
-      <w:szCs w:val="24"/>
-    </w:rPr>
-  </w:style>
-  <w:style w:type="character" w:customStyle="1" w:styleId="Heading1Char">
-    <w:name w:val="Heading 1 Char"/>
-    <w:basedOn w:val="DefaultParagraphFont"/>
-    <w:link w:val="Heading1"/>
-    <w:uiPriority w:val="9"/>
-    <w:rsid w:val="000F4FEF"/>
-    <w:rPr>
-      <w:rFonts w:ascii="Helvetica" w:hAnsi="Helvetica" w:cs="Helvetica"/>
-      <w:color w:val="0A2A78"/>
-      <w:spacing w:val="-4"/>
-      <w:sz w:val="40"/>
-      <w:szCs w:val="24"/>
-    </w:rPr>
-  </w:style>
-  <w:style w:type="paragraph" w:styleId="ListParagraph">
-    <w:name w:val="List Paragraph"/>
-    <w:basedOn w:val="BodyText"/>
-    <w:uiPriority w:val="34"/>
-    <w:qFormat/>
-    <w:rsid w:val="000F4FEF"/>
-    <w:pPr>
-      <w:widowControl w:val="0"/>
-      <w:numPr>
-        <w:numId w:val="35"/>
-      </w:numPr>
-      <w:autoSpaceDE w:val="0"/>
-      <w:autoSpaceDN w:val="0"/>
-      <w:spacing w:before="54" w:beforeAutospacing="0" w:afterAutospacing="0" w:line="276" w:lineRule="auto"/>
-    </w:pPr>
-    <w:rPr>
-      <w:rFonts w:ascii="Helvetica" w:eastAsiaTheme="minorHAnsi" w:hAnsi="Helvetica" w:cs="Helvetica"/>
-      <w:color w:val="202529"/>
-      <w:spacing w:val="-2"/>
-      <w:sz w:val="24"/>
-      <w:szCs w:val="24"/>
-    </w:rPr>
-  </w:style>
-  <w:style w:type="paragraph" w:customStyle="1" w:styleId="TFVariable">
-    <w:name w:val="TF Variable"/>
-    <w:basedOn w:val="Heading3"/>
-    <w:next w:val="Body"/>
-    <w:qFormat/>
-    <w:rsid w:val="000F4FEF"/>
-    <w:pPr>
-      <w:numPr>
-        <w:numId w:val="38"/>
-      </w:numPr>
-    </w:pPr>
-  </w:style>
-  <w:style w:type="character" w:customStyle="1" w:styleId="Heading3Char">
-    <w:name w:val="Heading 3 Char"/>
-    <w:basedOn w:val="DefaultParagraphFont"/>
-    <w:link w:val="Heading3"/>
-    <w:uiPriority w:val="9"/>
-    <w:qFormat/>
-    <w:rsid w:val="000F4FEF"/>
-    <w:rPr>
-      <w:rFonts w:ascii="Helvetica" w:eastAsiaTheme="minorHAnsi" w:hAnsi="Helvetica" w:cs="Helvetica"/>
-      <w:color w:val="0A2A78"/>
-      <w:spacing w:val="-2"/>
-      <w:sz w:val="32"/>
-      <w:szCs w:val="24"/>
-    </w:rPr>
-  </w:style>
-  <w:style w:type="paragraph" w:customStyle="1" w:styleId="interviewcondition">
-    <w:name w:val="interview condition"/>
-    <w:basedOn w:val="Normal"/>
-    <w:link w:val="interviewconditionChar"/>
-    <w:qFormat/>
-    <w:rsid w:val="00F44633"/>
-    <w:pPr>
-      <w:spacing w:after="60" w:line="360" w:lineRule="auto"/>
-    </w:pPr>
-    <w:rPr>
-      <w:rFonts w:asciiTheme="minorHAnsi" w:hAnsiTheme="minorHAnsi" w:cstheme="minorBidi"/>
-      <w:color w:val="00B050"/>
-      <w:u w:val="single"/>
-    </w:rPr>
-  </w:style>
-  <w:style w:type="character" w:customStyle="1" w:styleId="interviewconditionChar">
-    <w:name w:val="interview condition Char"/>
-    <w:basedOn w:val="DefaultParagraphFont"/>
-    <w:link w:val="interviewcondition"/>
-    <w:rsid w:val="00F44633"/>
-    <w:rPr>
-      <w:color w:val="00B050"/>
-      <w:u w:val="single"/>
-    </w:rPr>
-  </w:style>
-  <w:style w:type="paragraph" w:customStyle="1" w:styleId="interviewbutton">
-    <w:name w:val="interview button"/>
-    <w:basedOn w:val="Normal"/>
-    <w:next w:val="Normal"/>
-    <w:link w:val="interviewbuttonChar"/>
-    <w:qFormat/>
-    <w:rsid w:val="000F4FEF"/>
-    <w:pPr>
-      <w:shd w:val="clear" w:color="auto" w:fill="0070C0"/>
-      <w:spacing w:after="60" w:line="360" w:lineRule="auto"/>
-    </w:pPr>
-    <w:rPr>
-      <w:rFonts w:asciiTheme="minorHAnsi" w:hAnsiTheme="minorHAnsi" w:cstheme="minorBidi"/>
-      <w:color w:val="FFFFFF" w:themeColor="background1"/>
-      <w:szCs w:val="40"/>
-    </w:rPr>
-  </w:style>
-  <w:style w:type="character" w:customStyle="1" w:styleId="interviewbuttonChar">
-    <w:name w:val="interview button Char"/>
-    <w:basedOn w:val="DefaultParagraphFont"/>
-    <w:link w:val="interviewbutton"/>
-    <w:qFormat/>
-    <w:rsid w:val="000F4FEF"/>
-    <w:rPr>
-      <w:color w:val="FFFFFF" w:themeColor="background1"/>
-      <w:szCs w:val="40"/>
-      <w:shd w:val="clear" w:color="auto" w:fill="0070C0"/>
-    </w:rPr>
-  </w:style>
-  <w:style w:type="paragraph" w:styleId="BodyText">
-    <w:name w:val="Body Text"/>
-    <w:basedOn w:val="Normal"/>
-    <w:link w:val="BodyTextChar"/>
-    <w:uiPriority w:val="1"/>
-    <w:unhideWhenUsed/>
-    <w:qFormat/>
-    <w:rsid w:val="000F4FEF"/>
-    <w:pPr>
-      <w:spacing w:after="120"/>
-    </w:pPr>
-  </w:style>
-  <w:style w:type="character" w:customStyle="1" w:styleId="BodyTextChar">
-    <w:name w:val="Body Text Char"/>
-    <w:basedOn w:val="DefaultParagraphFont"/>
-    <w:link w:val="BodyText"/>
-    <w:uiPriority w:val="1"/>
-    <w:rsid w:val="000F4FEF"/>
-    <w:rPr>
-      <w:rFonts w:ascii="Arial" w:hAnsi="Arial" w:cs="Arial"/>
-    </w:rPr>
-  </w:style>
-  <w:style w:type="character" w:customStyle="1" w:styleId="interviewcondition2">
-    <w:name w:val="interview condition 2"/>
-    <w:basedOn w:val="Hyperlink"/>
-    <w:uiPriority w:val="1"/>
-    <w:qFormat/>
-    <w:rsid w:val="000F4FEF"/>
-    <w:rPr>
-      <w:rFonts w:ascii="Helvetica" w:eastAsia="Arial" w:hAnsi="Helvetica" w:cs="Helvetica"/>
-      <w:color w:val="009999"/>
-      <w:spacing w:val="-2"/>
-      <w:sz w:val="24"/>
-      <w:szCs w:val="24"/>
-      <w:u w:val="none"/>
-    </w:rPr>
-  </w:style>
-  <w:style w:type="character" w:styleId="Hyperlink">
-    <w:name w:val="Hyperlink"/>
-    <w:basedOn w:val="DefaultParagraphFont"/>
-    <w:uiPriority w:val="99"/>
-    <w:unhideWhenUsed/>
-    <w:rsid w:val="000F4FEF"/>
-    <w:rPr>
-      <w:rFonts w:ascii="Helvetica" w:hAnsi="Helvetica" w:cs="Helvetica"/>
-      <w:color w:val="0563C1" w:themeColor="hyperlink"/>
-      <w:spacing w:val="-2"/>
-      <w:sz w:val="24"/>
-      <w:szCs w:val="24"/>
-      <w:u w:val="none"/>
-    </w:rPr>
-  </w:style>
-  <w:style w:type="paragraph" w:customStyle="1" w:styleId="variable">
-    <w:name w:val="variable"/>
-    <w:basedOn w:val="Normal"/>
-    <w:qFormat/>
-    <w:rsid w:val="00B61CCF"/>
-    <w:pPr>
-      <w:spacing w:after="120" w:line="276" w:lineRule="auto"/>
-    </w:pPr>
-    <w:rPr>
-      <w:color w:val="FF7C80"/>
-      <w:shd w:val="clear" w:color="auto" w:fill="FFFFCC"/>
-      <w:lang w:val="en"/>
-    </w:rPr>
-  </w:style>
-  <w:style w:type="character" w:customStyle="1" w:styleId="Heading2Char">
-    <w:name w:val="Heading 2 Char"/>
-    <w:basedOn w:val="DefaultParagraphFont"/>
-    <w:link w:val="Heading2"/>
-    <w:uiPriority w:val="9"/>
-    <w:rsid w:val="000F4FEF"/>
-    <w:rPr>
-      <w:rFonts w:ascii="Helvetica" w:eastAsiaTheme="minorHAnsi" w:hAnsi="Helvetica" w:cs="Helvetica"/>
-      <w:color w:val="0A2A78"/>
-      <w:spacing w:val="-2"/>
-      <w:sz w:val="36"/>
-      <w:szCs w:val="24"/>
-    </w:rPr>
-  </w:style>
-  <w:style w:type="character" w:customStyle="1" w:styleId="Heading4Char">
-    <w:name w:val="Heading 4 Char"/>
-    <w:basedOn w:val="DefaultParagraphFont"/>
-    <w:link w:val="Heading4"/>
-    <w:uiPriority w:val="9"/>
-    <w:qFormat/>
-    <w:rsid w:val="000F4FEF"/>
-    <w:rPr>
-      <w:rFonts w:ascii="Helvetica" w:eastAsiaTheme="minorHAnsi" w:hAnsi="Helvetica" w:cs="Helvetica"/>
-      <w:iCs/>
-      <w:color w:val="0A2A78"/>
-      <w:spacing w:val="-2"/>
-      <w:sz w:val="24"/>
-      <w:szCs w:val="24"/>
-    </w:rPr>
-  </w:style>
-  <w:style w:type="paragraph" w:customStyle="1" w:styleId="Example">
-    <w:name w:val="Example"/>
-    <w:basedOn w:val="Heading4"/>
-    <w:next w:val="Normal"/>
-    <w:qFormat/>
-    <w:rsid w:val="000F4FEF"/>
-  </w:style>
-  <w:style w:type="paragraph" w:customStyle="1" w:styleId="Exampleparagraph">
-    <w:name w:val="Example paragraph"/>
-    <w:basedOn w:val="Body"/>
-    <w:next w:val="Body"/>
-    <w:qFormat/>
-    <w:rsid w:val="00CA58DD"/>
-    <w:pPr>
-      <w:ind w:left="416"/>
-    </w:pPr>
-    <w:rPr>
-      <w:color w:val="202529"/>
-      <w:spacing w:val="-2"/>
-    </w:rPr>
-  </w:style>
-  <w:style w:type="paragraph" w:customStyle="1" w:styleId="ListParagraphNumbered">
-    <w:name w:val="List Paragraph Numbered"/>
-    <w:basedOn w:val="ListParagraph"/>
-    <w:qFormat/>
-    <w:rsid w:val="000F4FEF"/>
-    <w:pPr>
-      <w:numPr>
-        <w:numId w:val="36"/>
-      </w:numPr>
-    </w:pPr>
-    <w:rPr>
-      <w:b/>
-    </w:rPr>
-  </w:style>
-  <w:style w:type="paragraph" w:customStyle="1" w:styleId="ExampleorImportantblock">
-    <w:name w:val="Example or Important block"/>
-    <w:basedOn w:val="Body"/>
-    <w:qFormat/>
-    <w:rsid w:val="000F4FEF"/>
-    <w:pPr>
-      <w:widowControl w:val="0"/>
-      <w:suppressAutoHyphens/>
-      <w:ind w:left="403"/>
-    </w:pPr>
-    <w:rPr>
-      <w:color w:val="202529"/>
-      <w:spacing w:val="-2"/>
-    </w:rPr>
-  </w:style>
-  <w:style w:type="paragraph" w:customStyle="1" w:styleId="Listnumbered">
-    <w:name w:val="List numbered"/>
-    <w:basedOn w:val="Normal"/>
-    <w:qFormat/>
-    <w:rsid w:val="000F4FEF"/>
-    <w:pPr>
-      <w:widowControl w:val="0"/>
-      <w:autoSpaceDE w:val="0"/>
-      <w:autoSpaceDN w:val="0"/>
-      <w:spacing w:before="54" w:beforeAutospacing="0" w:after="120" w:afterAutospacing="0" w:line="276" w:lineRule="auto"/>
-    </w:pPr>
-    <w:rPr>
-      <w:rFonts w:ascii="Helvetica" w:eastAsiaTheme="minorHAnsi" w:hAnsi="Helvetica" w:cs="Helvetica"/>
-      <w:color w:val="202529"/>
-      <w:spacing w:val="-2"/>
-      <w:sz w:val="24"/>
-      <w:szCs w:val="24"/>
-    </w:rPr>
-  </w:style>
-  <w:style w:type="character" w:customStyle="1" w:styleId="Helptextinquestionmark">
-    <w:name w:val="Help text in question mark"/>
-    <w:basedOn w:val="DefaultParagraphFont"/>
-    <w:uiPriority w:val="1"/>
-    <w:qFormat/>
-    <w:rsid w:val="000F4FEF"/>
-    <w:rPr>
-      <w:rFonts w:ascii="Tahoma" w:hAnsi="Tahoma" w:cs="Tahoma"/>
-      <w:color w:val="FFFFFF" w:themeColor="background1"/>
-      <w:szCs w:val="24"/>
-      <w:shd w:val="clear" w:color="auto" w:fill="33CCFF"/>
-    </w:rPr>
-  </w:style>
-  <w:style w:type="character" w:customStyle="1" w:styleId="interviewtextbox">
-    <w:name w:val="interview text box"/>
-    <w:basedOn w:val="DefaultParagraphFont"/>
-    <w:uiPriority w:val="1"/>
-    <w:qFormat/>
-    <w:rsid w:val="000F4FEF"/>
-    <w:rPr>
-      <w:shd w:val="clear" w:color="auto" w:fill="D9D9D9" w:themeFill="background1" w:themeFillShade="D9"/>
-    </w:rPr>
-  </w:style>
-  <w:style w:type="character" w:customStyle="1" w:styleId="interviewhelpquestionmark">
-    <w:name w:val="interview help question mark"/>
-    <w:basedOn w:val="DefaultParagraphFont"/>
-    <w:uiPriority w:val="1"/>
-    <w:qFormat/>
-    <w:rsid w:val="000F4FEF"/>
-    <w:rPr>
-      <w:color w:val="FFFFFF" w:themeColor="background1"/>
-      <w:shd w:val="clear" w:color="auto" w:fill="9CC2E5" w:themeFill="accent5" w:themeFillTint="99"/>
-    </w:rPr>
-  </w:style>
-  <w:style w:type="paragraph" w:customStyle="1" w:styleId="ListPlevel2">
-    <w:name w:val="List P level 2"/>
-    <w:basedOn w:val="ListParagraph"/>
-    <w:qFormat/>
-    <w:rsid w:val="000F4FEF"/>
-    <w:pPr>
-      <w:ind w:left="765"/>
-    </w:pPr>
-    <w:rPr>
-      <w:color w:val="auto"/>
-      <w:spacing w:val="0"/>
-    </w:rPr>
-  </w:style>
-  <w:style w:type="paragraph" w:customStyle="1" w:styleId="ListPlevel3">
-    <w:name w:val="List P level 3"/>
-    <w:basedOn w:val="ListPlevel2"/>
-    <w:qFormat/>
-    <w:rsid w:val="000F4FEF"/>
-    <w:pPr>
-      <w:tabs>
-        <w:tab w:val="num" w:pos="360"/>
-      </w:tabs>
-      <w:ind w:left="2160"/>
-    </w:pPr>
-  </w:style>
-  <w:style w:type="paragraph" w:customStyle="1" w:styleId="ListParagraphNumberedBold">
-    <w:name w:val="List Paragraph Numbered (Bold)"/>
-    <w:basedOn w:val="ListParagraphNumbered"/>
-    <w:qFormat/>
-    <w:rsid w:val="00AA522D"/>
-    <w:pPr>
-      <w:ind w:left="405"/>
-    </w:pPr>
-    <w:rPr>
-      <w:color w:val="auto"/>
-      <w:spacing w:val="0"/>
-    </w:rPr>
-  </w:style>
-  <w:style w:type="paragraph" w:styleId="Footer">
-    <w:name w:val="footer"/>
-    <w:basedOn w:val="Normal"/>
-    <w:link w:val="FooterChar"/>
-    <w:uiPriority w:val="99"/>
-    <w:unhideWhenUsed/>
-    <w:rsid w:val="000F4FEF"/>
-    <w:pPr>
-      <w:tabs>
-        <w:tab w:val="center" w:pos="4680"/>
-        <w:tab w:val="right" w:pos="9360"/>
-      </w:tabs>
-    </w:pPr>
-  </w:style>
-  <w:style w:type="character" w:customStyle="1" w:styleId="FooterChar">
-    <w:name w:val="Footer Char"/>
-    <w:basedOn w:val="DefaultParagraphFont"/>
-    <w:link w:val="Footer"/>
-    <w:uiPriority w:val="99"/>
-    <w:qFormat/>
-    <w:rsid w:val="000F4FEF"/>
-    <w:rPr>
-      <w:rFonts w:ascii="Arial" w:hAnsi="Arial" w:cs="Arial"/>
-    </w:rPr>
-  </w:style>
-  <w:style w:type="paragraph" w:customStyle="1" w:styleId="FooterRight">
-    <w:name w:val="Footer Right"/>
-    <w:basedOn w:val="Footer"/>
-    <w:qFormat/>
-    <w:rsid w:val="00FA6057"/>
-    <w:pPr>
-      <w:jc w:val="right"/>
-    </w:pPr>
-  </w:style>
-  <w:style w:type="paragraph" w:customStyle="1" w:styleId="interviewsituationpara">
-    <w:name w:val="interview situation para"/>
-    <w:basedOn w:val="Body"/>
-    <w:next w:val="interviewsituationcondition"/>
-    <w:link w:val="interviewsituationparaChar"/>
-    <w:qFormat/>
-    <w:rsid w:val="00DD3DDA"/>
-    <w:pPr>
-      <w:spacing w:before="120" w:after="0" w:line="240" w:lineRule="auto"/>
-      <w:contextualSpacing/>
-    </w:pPr>
-  </w:style>
-  <w:style w:type="character" w:customStyle="1" w:styleId="interviewsituationparaChar">
-    <w:name w:val="interview situation para Char"/>
-    <w:basedOn w:val="BodyChar"/>
-    <w:link w:val="interviewsituationpara"/>
-    <w:rsid w:val="00DD3DDA"/>
-    <w:rPr>
-      <w:rFonts w:ascii="Helvetica" w:eastAsiaTheme="minorHAnsi" w:hAnsi="Helvetica" w:cs="Helvetica"/>
-      <w:sz w:val="24"/>
-      <w:szCs w:val="24"/>
-    </w:rPr>
-  </w:style>
-  <w:style w:type="paragraph" w:customStyle="1" w:styleId="Done">
-    <w:name w:val="Done"/>
-    <w:basedOn w:val="ListParagraph"/>
-    <w:qFormat/>
-    <w:rsid w:val="00DD3DDA"/>
-    <w:pPr>
-      <w:numPr>
-        <w:ilvl w:val="1"/>
-        <w:numId w:val="19"/>
-      </w:numPr>
-    </w:pPr>
-  </w:style>
-  <w:style w:type="character" w:customStyle="1" w:styleId="subject">
-    <w:name w:val="subject"/>
-    <w:basedOn w:val="DefaultParagraphFont"/>
-    <w:rsid w:val="000F4FEF"/>
-  </w:style>
-  <w:style w:type="character" w:customStyle="1" w:styleId="convention">
-    <w:name w:val="convention"/>
-    <w:basedOn w:val="DefaultParagraphFont"/>
-    <w:uiPriority w:val="1"/>
-    <w:qFormat/>
-    <w:rsid w:val="000F4FEF"/>
-    <w:rPr>
-      <w:sz w:val="22"/>
-      <w:szCs w:val="22"/>
-      <w:shd w:val="clear" w:color="auto" w:fill="A6A6A6" w:themeFill="background1" w:themeFillShade="A6"/>
-    </w:rPr>
-  </w:style>
-  <w:style w:type="paragraph" w:customStyle="1" w:styleId="Default">
-    <w:name w:val="Default"/>
-    <w:rsid w:val="000F4FEF"/>
-    <w:pPr>
-      <w:autoSpaceDE w:val="0"/>
-      <w:autoSpaceDN w:val="0"/>
-      <w:adjustRightInd w:val="0"/>
-      <w:spacing w:beforeAutospacing="0" w:after="0" w:afterAutospacing="0" w:line="240" w:lineRule="auto"/>
-    </w:pPr>
-    <w:rPr>
-      <w:rFonts w:ascii="Arial" w:eastAsiaTheme="minorHAnsi" w:hAnsi="Arial" w:cs="Arial"/>
-      <w:color w:val="000000"/>
-      <w:sz w:val="24"/>
-      <w:szCs w:val="24"/>
-    </w:rPr>
-  </w:style>
-  <w:style w:type="paragraph" w:customStyle="1" w:styleId="Example-bulleted">
-    <w:name w:val="Example - bulleted"/>
-    <w:basedOn w:val="Body"/>
-    <w:qFormat/>
-    <w:rsid w:val="000F4FEF"/>
-    <w:pPr>
-      <w:widowControl w:val="0"/>
-      <w:numPr>
-        <w:numId w:val="28"/>
-      </w:numPr>
-      <w:suppressAutoHyphens/>
-      <w:autoSpaceDE w:val="0"/>
-      <w:autoSpaceDN w:val="0"/>
-      <w:spacing w:before="60"/>
-    </w:pPr>
-    <w:rPr>
-      <w:rFonts w:eastAsia="Calibri"/>
-    </w:rPr>
-  </w:style>
-  <w:style w:type="character" w:customStyle="1" w:styleId="f1-light">
-    <w:name w:val="f1-light"/>
-    <w:basedOn w:val="DefaultParagraphFont"/>
-    <w:rsid w:val="000F4FEF"/>
-  </w:style>
-  <w:style w:type="paragraph" w:customStyle="1" w:styleId="H3numberedfordirections">
-    <w:name w:val="H3 numbered for directions"/>
-    <w:basedOn w:val="Heading3"/>
-    <w:next w:val="Normal"/>
-    <w:qFormat/>
-    <w:rsid w:val="000F4FEF"/>
-    <w:pPr>
-      <w:numPr>
-        <w:numId w:val="29"/>
-      </w:numPr>
-      <w:outlineLvl w:val="9"/>
-    </w:pPr>
-  </w:style>
-  <w:style w:type="character" w:customStyle="1" w:styleId="Interviewbutton0">
-    <w:name w:val="Interview button"/>
-    <w:basedOn w:val="DefaultParagraphFont"/>
-    <w:uiPriority w:val="1"/>
-    <w:qFormat/>
-    <w:rsid w:val="000F4FEF"/>
-    <w:rPr>
-      <w:color w:val="FFFFFF" w:themeColor="background1"/>
-      <w:bdr w:val="none" w:sz="0" w:space="0" w:color="auto"/>
-      <w:shd w:val="clear" w:color="auto" w:fill="0B5ED8"/>
-    </w:rPr>
-  </w:style>
-  <w:style w:type="paragraph" w:customStyle="1" w:styleId="interviewbuttons">
-    <w:name w:val="interview buttons"/>
-    <w:basedOn w:val="Normal"/>
-    <w:qFormat/>
-    <w:rsid w:val="000F4FEF"/>
-    <w:pPr>
-      <w:pBdr>
-        <w:top w:val="single" w:sz="12" w:space="1" w:color="0070C0"/>
-        <w:left w:val="single" w:sz="12" w:space="4" w:color="0070C0"/>
-        <w:bottom w:val="single" w:sz="12" w:space="1" w:color="0070C0"/>
-        <w:right w:val="single" w:sz="12" w:space="4" w:color="0070C0"/>
-        <w:between w:val="single" w:sz="12" w:space="1" w:color="0070C0"/>
-        <w:bar w:val="single" w:sz="12" w:color="0070C0"/>
-      </w:pBdr>
-      <w:shd w:val="clear" w:color="auto" w:fill="FFFFFF"/>
-      <w:spacing w:after="0"/>
-      <w:ind w:left="-58" w:right="-216"/>
-    </w:pPr>
-    <w:rPr>
-      <w:sz w:val="21"/>
-      <w:szCs w:val="21"/>
-    </w:rPr>
-  </w:style>
-  <w:style w:type="paragraph" w:customStyle="1" w:styleId="interviewcheckboxes">
-    <w:name w:val="interview checkboxes"/>
-    <w:basedOn w:val="ListParagraph"/>
-    <w:qFormat/>
-    <w:rsid w:val="000F4FEF"/>
-    <w:pPr>
-      <w:numPr>
-        <w:numId w:val="31"/>
-      </w:numPr>
-      <w:pBdr>
-        <w:top w:val="single" w:sz="12" w:space="1" w:color="0070C0"/>
-        <w:left w:val="single" w:sz="12" w:space="4" w:color="0070C0"/>
-        <w:bottom w:val="single" w:sz="12" w:space="1" w:color="0070C0"/>
-        <w:right w:val="single" w:sz="12" w:space="4" w:color="0070C0"/>
-        <w:between w:val="single" w:sz="12" w:space="1" w:color="0070C0"/>
-        <w:bar w:val="single" w:sz="12" w:color="0070C0"/>
-      </w:pBdr>
-    </w:pPr>
-  </w:style>
-  <w:style w:type="character" w:customStyle="1" w:styleId="interviewclickformoreinfo-definition">
-    <w:name w:val="interview click for more info - definition"/>
-    <w:uiPriority w:val="1"/>
-    <w:qFormat/>
-    <w:rsid w:val="000F4FEF"/>
-    <w:rPr>
-      <w:color w:val="00B050"/>
-      <w:u w:val="dash" w:color="92D050"/>
-    </w:rPr>
-  </w:style>
-  <w:style w:type="character" w:customStyle="1" w:styleId="InterviewCommentText">
-    <w:name w:val="Interview Comment Text"/>
-    <w:basedOn w:val="BodyTextChar"/>
-    <w:uiPriority w:val="1"/>
-    <w:qFormat/>
-    <w:rsid w:val="000F4FEF"/>
-    <w:rPr>
-      <w:rFonts w:ascii="Helvetica" w:eastAsia="Arial" w:hAnsi="Helvetica" w:cs="Helvetica"/>
-      <w:color w:val="7030A0"/>
-      <w:spacing w:val="-2"/>
-      <w:sz w:val="24"/>
-      <w:szCs w:val="24"/>
-    </w:rPr>
-  </w:style>
-  <w:style w:type="character" w:customStyle="1" w:styleId="interviewconvention">
-    <w:name w:val="interview convention"/>
-    <w:basedOn w:val="DefaultParagraphFont"/>
-    <w:uiPriority w:val="1"/>
-    <w:qFormat/>
-    <w:rsid w:val="000F4FEF"/>
-    <w:rPr>
-      <w:sz w:val="22"/>
-      <w:szCs w:val="22"/>
-      <w:shd w:val="clear" w:color="auto" w:fill="A6A6A6" w:themeFill="background1" w:themeFillShade="A6"/>
-    </w:rPr>
-  </w:style>
-  <w:style w:type="paragraph" w:customStyle="1" w:styleId="interviewglossarywordintemplate">
-    <w:name w:val="interview glossary word in template"/>
-    <w:basedOn w:val="Normal"/>
-    <w:link w:val="interviewglossarywordintemplateChar"/>
-    <w:qFormat/>
-    <w:rsid w:val="000F4FEF"/>
-    <w:pPr>
-      <w:spacing w:after="60" w:line="360" w:lineRule="auto"/>
-    </w:pPr>
-    <w:rPr>
-      <w:rFonts w:asciiTheme="minorHAnsi" w:hAnsiTheme="minorHAnsi" w:cstheme="minorBidi"/>
-    </w:rPr>
-  </w:style>
-  <w:style w:type="character" w:customStyle="1" w:styleId="interviewglossarywordintemplateChar">
-    <w:name w:val="interview glossary word in template Char"/>
-    <w:basedOn w:val="DefaultParagraphFont"/>
-    <w:link w:val="interviewglossarywordintemplate"/>
-    <w:rsid w:val="000F4FEF"/>
-  </w:style>
-  <w:style w:type="character" w:customStyle="1" w:styleId="interviewsituation">
-    <w:name w:val="interview situation"/>
-    <w:basedOn w:val="interviewneedstobewritten"/>
-    <w:uiPriority w:val="1"/>
-    <w:qFormat/>
-    <w:rsid w:val="00DD3DDA"/>
-    <w:rPr>
-      <w:shd w:val="clear" w:color="auto" w:fill="FFFF00"/>
-    </w:rPr>
-  </w:style>
-  <w:style w:type="character" w:customStyle="1" w:styleId="interviewneedstobewritten">
-    <w:name w:val="interview needs to be written"/>
-    <w:basedOn w:val="DefaultParagraphFont"/>
-    <w:uiPriority w:val="1"/>
-    <w:qFormat/>
-    <w:rsid w:val="000F4FEF"/>
-    <w:rPr>
-      <w:shd w:val="clear" w:color="auto" w:fill="FFFF00"/>
-    </w:rPr>
-  </w:style>
-  <w:style w:type="character" w:customStyle="1" w:styleId="interviewPAPtexttrigger">
-    <w:name w:val="interview PAP text trigger"/>
-    <w:basedOn w:val="DefaultParagraphFont"/>
-    <w:uiPriority w:val="1"/>
-    <w:qFormat/>
-    <w:rsid w:val="000F4FEF"/>
-    <w:rPr>
-      <w:shd w:val="clear" w:color="auto" w:fill="009999"/>
-    </w:rPr>
-  </w:style>
-  <w:style w:type="character" w:customStyle="1" w:styleId="interviewpdf">
-    <w:name w:val="interview pdf"/>
-    <w:basedOn w:val="DefaultParagraphFont"/>
-    <w:uiPriority w:val="1"/>
-    <w:qFormat/>
-    <w:rsid w:val="000F4FEF"/>
-    <w:rPr>
-      <w:b/>
-      <w:szCs w:val="24"/>
-      <w:shd w:val="clear" w:color="auto" w:fill="FF00FF"/>
-    </w:rPr>
-  </w:style>
-  <w:style w:type="paragraph" w:customStyle="1" w:styleId="interviewquestionid">
-    <w:name w:val="interview question id"/>
-    <w:basedOn w:val="BodyText"/>
-    <w:qFormat/>
-    <w:rsid w:val="000F4FEF"/>
-    <w:pPr>
-      <w:spacing w:before="240" w:after="0"/>
-    </w:pPr>
-    <w:rPr>
-      <w:color w:val="FF9F9F"/>
-    </w:rPr>
-  </w:style>
-  <w:style w:type="paragraph" w:customStyle="1" w:styleId="interviewradiobuttons">
-    <w:name w:val="interview radio buttons"/>
-    <w:basedOn w:val="ListParagraph"/>
-    <w:qFormat/>
-    <w:rsid w:val="000F4FEF"/>
-    <w:pPr>
-      <w:numPr>
-        <w:numId w:val="32"/>
-      </w:numPr>
-      <w:pBdr>
-        <w:top w:val="single" w:sz="12" w:space="1" w:color="0070C0"/>
-        <w:left w:val="single" w:sz="12" w:space="4" w:color="0070C0"/>
-        <w:bottom w:val="single" w:sz="12" w:space="1" w:color="0070C0"/>
-        <w:right w:val="single" w:sz="12" w:space="4" w:color="0070C0"/>
-        <w:between w:val="single" w:sz="12" w:space="1" w:color="0070C0"/>
-        <w:bar w:val="single" w:sz="12" w:color="0070C0"/>
-      </w:pBdr>
-      <w:shd w:val="clear" w:color="auto" w:fill="FFFFFF"/>
-      <w:spacing w:after="480" w:line="360" w:lineRule="auto"/>
-      <w:ind w:right="-220"/>
-    </w:pPr>
-    <w:rPr>
-      <w:szCs w:val="21"/>
-    </w:rPr>
-  </w:style>
-  <w:style w:type="character" w:customStyle="1" w:styleId="interviewvariable">
-    <w:name w:val="interview variable"/>
-    <w:basedOn w:val="DefaultParagraphFont"/>
-    <w:uiPriority w:val="1"/>
-    <w:qFormat/>
-    <w:rsid w:val="000F4FEF"/>
-    <w:rPr>
-      <w:color w:val="FF7C80"/>
-      <w:shd w:val="clear" w:color="auto" w:fill="FFFFCC"/>
-    </w:rPr>
-  </w:style>
-  <w:style w:type="paragraph" w:customStyle="1" w:styleId="Listnumberedunderbullet">
-    <w:name w:val="List numbered under bullet"/>
-    <w:basedOn w:val="Normal"/>
-    <w:qFormat/>
-    <w:rsid w:val="000F4FEF"/>
-    <w:pPr>
-      <w:widowControl w:val="0"/>
-      <w:numPr>
-        <w:ilvl w:val="4"/>
-        <w:numId w:val="33"/>
-      </w:numPr>
-      <w:autoSpaceDE w:val="0"/>
-      <w:autoSpaceDN w:val="0"/>
-      <w:spacing w:before="54" w:beforeAutospacing="0" w:after="120" w:afterAutospacing="0" w:line="276" w:lineRule="auto"/>
-    </w:pPr>
-    <w:rPr>
-      <w:rFonts w:ascii="Helvetica" w:eastAsiaTheme="minorHAnsi" w:hAnsi="Helvetica" w:cs="Helvetica"/>
-      <w:color w:val="202529"/>
-      <w:spacing w:val="-2"/>
-      <w:sz w:val="24"/>
-      <w:szCs w:val="24"/>
-    </w:rPr>
-  </w:style>
-  <w:style w:type="paragraph" w:customStyle="1" w:styleId="MLRIAdvocacyguideforPDFPart">
-    <w:name w:val="MLRI Advocacy guide for PDF Part"/>
-    <w:basedOn w:val="Normal"/>
-    <w:qFormat/>
-    <w:rsid w:val="000F4FEF"/>
-    <w:pPr>
-      <w:spacing w:before="480" w:after="80" w:line="320" w:lineRule="exact"/>
-      <w:ind w:left="187"/>
-    </w:pPr>
-    <w:rPr>
-      <w:rFonts w:ascii="Bookman Old Style" w:hAnsi="Bookman Old Style"/>
-      <w:color w:val="808080"/>
-      <w:szCs w:val="28"/>
-    </w:rPr>
-  </w:style>
-  <w:style w:type="character" w:customStyle="1" w:styleId="NumChar">
-    <w:name w:val="NumChar"/>
-    <w:basedOn w:val="DefaultParagraphFont"/>
-    <w:uiPriority w:val="1"/>
-    <w:qFormat/>
-    <w:rsid w:val="000F4FEF"/>
-    <w:rPr>
-      <w:rFonts w:eastAsiaTheme="minorHAnsi"/>
-    </w:rPr>
-  </w:style>
-  <w:style w:type="paragraph" w:customStyle="1" w:styleId="one-indent">
-    <w:name w:val="one-indent"/>
-    <w:basedOn w:val="Normal"/>
-    <w:rsid w:val="000F4FEF"/>
-    <w:pPr>
-      <w:spacing w:before="100" w:after="100"/>
-    </w:pPr>
-    <w:rPr>
-      <w:rFonts w:ascii="Times New Roman" w:eastAsia="Times New Roman" w:hAnsi="Times New Roman" w:cs="Times New Roman"/>
-      <w:sz w:val="24"/>
-      <w:szCs w:val="24"/>
-    </w:rPr>
-  </w:style>
-  <w:style w:type="character" w:customStyle="1" w:styleId="small">
-    <w:name w:val="small"/>
-    <w:basedOn w:val="DefaultParagraphFont"/>
-    <w:rsid w:val="000F4FEF"/>
-    <w:rPr>
-      <w:rFonts w:cs="Times New Roman"/>
-    </w:rPr>
-  </w:style>
-  <w:style w:type="paragraph" w:customStyle="1" w:styleId="StyleHeading1Hanging008">
-    <w:name w:val="Style Heading 1 + Hanging:  0.08&quot;"/>
-    <w:basedOn w:val="Heading1"/>
-    <w:qFormat/>
-    <w:rsid w:val="000F4FEF"/>
-    <w:pPr>
-      <w:spacing w:before="120"/>
-      <w:ind w:hanging="115"/>
-    </w:pPr>
-    <w:rPr>
-      <w:rFonts w:eastAsia="Times New Roman" w:cs="Times New Roman"/>
-      <w:szCs w:val="20"/>
-    </w:rPr>
-  </w:style>
-  <w:style w:type="numbering" w:customStyle="1" w:styleId="Style1">
-    <w:name w:val="Style1"/>
-    <w:uiPriority w:val="99"/>
-    <w:rsid w:val="000F4FEF"/>
-    <w:pPr>
-      <w:numPr>
-        <w:numId w:val="17"/>
-      </w:numPr>
-    </w:pPr>
-  </w:style>
-  <w:style w:type="paragraph" w:customStyle="1" w:styleId="TableParagraph">
-    <w:name w:val="Table Paragraph"/>
-    <w:basedOn w:val="Normal"/>
-    <w:uiPriority w:val="1"/>
-    <w:qFormat/>
-    <w:rsid w:val="000F4FEF"/>
-  </w:style>
-  <w:style w:type="character" w:customStyle="1" w:styleId="UnresolvedMention">
+  <w:style w:type="character" w:styleId="UnresolvedMention">
     <w:name w:val="Unresolved Mention"/>
     <w:basedOn w:val="DefaultParagraphFont"/>
     <w:uiPriority w:val="99"/>
@@ -7475,7 +5679,7 @@
   <a:extraClrSchemeLst/>
   <a:extLst>
     <a:ext uri="{05A4C25C-085E-4340-85A3-A5531E510DB2}">
-      <thm15:themeFamily xmlns="" xmlns:thm15="http://schemas.microsoft.com/office/thememl/2012/main" name="Office Theme" id="{62F939B6-93AF-4DB8-9C6B-D6C7DFDC589F}" vid="{4A3C46E8-61CC-4603-A589-7422A47A8E4A}"/>
+      <thm15:themeFamily xmlns:thm15="http://schemas.microsoft.com/office/thememl/2012/main" name="Office Theme" id="{62F939B6-93AF-4DB8-9C6B-D6C7DFDC589F}" vid="{4A3C46E8-61CC-4603-A589-7422A47A8E4A}"/>
     </a:ext>
   </a:extLst>
 </a:theme>

--- a/docassemble/AKA2JBranding/data/templates/truefiling_file_and_serve_content.docx
+++ b/docassemble/AKA2JBranding/data/templates/truefiling_file_and_serve_content.docx
@@ -33,28 +33,7 @@
         <w:ind w:left="540"/>
       </w:pPr>
       <w:r>
-        <w:t xml:space="preserve">You also need to give {{ other_party_in_case }} a copy of everything you file with the court. This is called “service.” Read Step </w:t>
-      </w:r>
-      <w:r>
-        <w:rPr>
-          <w:color w:val="FF00FF"/>
-        </w:rPr>
-        <w:t>Bookmark from parent document</w:t>
-      </w:r>
-      <w:r>
-        <w:t xml:space="preserve">: </w:t>
-      </w:r>
-      <w:r>
-        <w:t xml:space="preserve">Serve </w:t>
-      </w:r>
-      <w:r>
-        <w:t xml:space="preserve">{{ </w:t>
-      </w:r>
-      <w:r>
-        <w:t>other_party_in_case</w:t>
-      </w:r>
-      <w:r>
-        <w:t xml:space="preserve"> }}.</w:t>
+        <w:t>You also need to give {{ other_party_in_case }} a copy of everything you file with the court. This is called “service.” Read Step Bookmark from parent document: Serve {{ other_party_in_case }}.</w:t>
       </w:r>
     </w:p>
     <w:p>
@@ -79,92 +58,26 @@
           <w:b/>
           <w:bCs/>
         </w:rPr>
-        <w:t>Timing</w:t>
+        <w:t>Timing:{% if user_need in ('answer custody', 'answer divorce') %} You have 20 days after you receive the Complaint to file your documents with the court and give a copy to {{ other_party_in_case }}.{% elif user_need in ('respond to motion in custody', 'respond to motion in divorce') %}If {{ other_party_in_case }} mailed a copy of the motion to you, you have 13 days to file and give a copy to them. Use the date of the postmark on the envelope.</w:t>
       </w:r>
+    </w:p>
+    <w:p>
+      <w:pPr>
+        <w:pStyle w:val="Body"/>
+      </w:pPr>
       <w:r>
-        <w:t>:</w:t>
+        <w:t>If they served you another way, you have 10 days to file and give a copy to {{ other_party_in_case }}.{% endif %}</w:t>
       </w:r>
+    </w:p>
+    <w:p>
+      <w:pPr>
+        <w:pStyle w:val="Body"/>
+      </w:pPr>
       <w:r>
         <w:rPr>
           <w:color w:val="FF0000"/>
         </w:rPr>
-        <w:t>{% if user_need in ('answer custody', 'answer divorce') %}</w:t>
-      </w:r>
-      <w:r>
-        <w:t xml:space="preserve"> You have 20 days after you receive the Complaint to file your documents with the court and give a copy to {{ other_party_in_case }}.</w:t>
-      </w:r>
-      <w:r>
-        <w:rPr>
-          <w:color w:val="FF0000"/>
-        </w:rPr>
-        <w:t>{% elif user_need in ('respond to motion in custody', 'respond to motion in divorce') %}</w:t>
-      </w:r>
-      <w:r>
-        <w:t xml:space="preserve">If {{ other_party_in_case }} mailed a copy of the motion to you, you have 13 days to file and give a copy to </w:t>
-      </w:r>
-      <w:r>
-        <w:t>them</w:t>
-      </w:r>
-      <w:r>
-        <w:t>. Use the date of the postmark on the envelope.</w:t>
-      </w:r>
-    </w:p>
-    <w:p>
-      <w:pPr>
-        <w:pStyle w:val="Body"/>
-      </w:pPr>
-      <w:r>
-        <w:t>If they served you another way, you have 10 days to file and give a copy to {{ other_party_in_case }}.</w:t>
-      </w:r>
-      <w:r>
-        <w:rPr>
-          <w:color w:val="FF0000"/>
-        </w:rPr>
-        <w:t>{% endif %}</w:t>
-      </w:r>
-    </w:p>
-    <w:p>
-      <w:pPr>
-        <w:pStyle w:val="Body"/>
-      </w:pPr>
-      <w:r>
-        <w:rPr>
-          <w:color w:val="FF0000"/>
-        </w:rPr>
-        <w:t>{% if user_need == 'divorce' and ((legal_separation_or_divorce == 'divorce' and ((minor_children and agree_or_settle_kids == 'yes') or (not minor_children and agree_or_settle in ('no prop debt or pregnancy', 'agree', 'do not know')))) or (legal_separation_or_divorce == 'legal separation' and agree_or_settle_kids == 'yes')) %}</w:t>
-      </w:r>
-      <w:r>
-        <w:rPr>
-          <w:color w:val="FFC000"/>
-        </w:rPr>
-        <w:t>{% if user_need == 'divorce' and (legal_separation_or_divorce == 'divorce' and ((minor_children and agree_or_settle_kids == 'do not know') or (not minor_children and agree_or_settle == 'do not know'))) %}</w:t>
-      </w:r>
-      <w:r>
-        <w:t>If</w:t>
-      </w:r>
-      <w:r>
-        <w:rPr>
-          <w:color w:val="FFC000"/>
-        </w:rPr>
-        <w:t>{% else %}</w:t>
-      </w:r>
-      <w:r>
-        <w:t>Because</w:t>
-      </w:r>
-      <w:r>
-        <w:rPr>
-          <w:color w:val="FFC000"/>
-        </w:rPr>
-        <w:t>{% endif %}</w:t>
-      </w:r>
-      <w:r>
-        <w:t>both of you sign the forms and you each have a copy, you do not have to "serve" {{ other_party_in_case }} by mailing documents or using a process server.</w:t>
-      </w:r>
-      <w:r>
-        <w:rPr>
-          <w:color w:val="FF0000"/>
-        </w:rPr>
-        <w:t>{% endif %}</w:t>
+        <w:t>{% if user_need == 'divorce' and ((legal_separation_or_divorce == 'divorce' and ((minor_children and agree_or_settle_kids == 'yes') or (not minor_children and agree_or_settle in ('no prop debt or pregnancy', 'agree', 'do not know')))) or (legal_separation_or_divorce == 'legal separation' and agree_or_settle_kids == 'yes')) %}{% if user_need == 'divorce' and (legal_separation_or_divorce == 'divorce' and ((minor_children and agree_or_settle_kids == 'do not know') or (not minor_children and agree_or_settle == 'do not know'))) %}If{% else %}Because{% endif %}both of you sign the forms and you each have a copy, you do not have to "serve" {{ other_party_in_case }} by mailing documents or using a process server.{% endif %}</w:t>
       </w:r>
     </w:p>
     <w:p>
@@ -346,10 +259,7 @@
         <w:rPr>
           <w:color w:val="FF0000"/>
         </w:rPr>
-        <w:t>{% if user_need in ('custody', 'divorce') %}</w:t>
-      </w:r>
-      <w:r>
-        <w:t xml:space="preserve">Use the </w:t>
+        <w:t>{% if user_need in ('custody', 'divorce') %}Use the  to find court addresses.{% endif %}</w:t>
       </w:r>
       <w:hyperlink r:id="rId6" w:history="1">
         <w:r>
@@ -360,15 +270,6 @@
           <w:t>Court Directory</w:t>
         </w:r>
       </w:hyperlink>
-      <w:r>
-        <w:t xml:space="preserve"> to find court addresses.</w:t>
-      </w:r>
-      <w:r>
-        <w:rPr>
-          <w:color w:val="FF0000"/>
-        </w:rPr>
-        <w:t>{% endif %}</w:t>
-      </w:r>
     </w:p>
     <w:p>
       <w:pPr>
@@ -414,7 +315,7 @@
         <w:ind w:left="540"/>
       </w:pPr>
       <w:r>
-        <w:t xml:space="preserve">Read about </w:t>
+        <w:t>Read about .</w:t>
       </w:r>
       <w:hyperlink r:id="rId8" w:history="1">
         <w:r>
@@ -425,9 +326,6 @@
           <w:t>TrueFiling</w:t>
         </w:r>
       </w:hyperlink>
-      <w:r>
-        <w:t>.</w:t>
-      </w:r>
     </w:p>
     <w:p>
       <w:pPr>
@@ -437,40 +335,10 @@
         <w:rPr>
           <w:color w:val="FF0000"/>
         </w:rPr>
-        <w:t>{% if user_need in ('custody', 'divorce', 'change AK order', 'change divorce order', 'change custody order', 'change foreign custody order') %}</w:t>
-      </w:r>
-      <w:r>
-        <w:rPr>
-          <w:color w:val="FFC000"/>
-        </w:rPr>
-        <w:t>{% if user_need in ('custody', 'divorce') %}</w:t>
-      </w:r>
-      <w:r>
-        <w:t>Pay the $250 filing fee to start your case.</w:t>
-      </w:r>
-      <w:r>
-        <w:rPr>
-          <w:color w:val="FFC000"/>
-        </w:rPr>
-        <w:t>{% elif user_need in ('change AK order', 'change divorce order', 'change custody order', 'change foreign custody order') %}</w:t>
-      </w:r>
-      <w:r>
-        <w:t xml:space="preserve">{{ </w:t>
+        <w:t>{% if user_need in ('custody', 'divorce', 'change AK order', 'change divorce order', 'change custody order', 'change foreign custody order') %}{% if user_need in ('custody', 'divorce') %}Pay the $250 filing fee to start your case.{% elif user_need in ('change AK order', 'change divorce order', 'change custody order', 'change foreign custody order') %}{{ file_modify_filing_fee }}{% endif %}</w:t>
       </w:r>
       <w:proofErr w:type="spellStart"/>
-      <w:r>
-        <w:t>file_modify_filing_fee</w:t>
-      </w:r>
       <w:proofErr w:type="spellEnd"/>
-      <w:r>
-        <w:t xml:space="preserve"> }}</w:t>
-      </w:r>
-      <w:r>
-        <w:rPr>
-          <w:color w:val="FFC000"/>
-        </w:rPr>
-        <w:t>{% endif %}</w:t>
-      </w:r>
     </w:p>
     <w:p>
       <w:pPr>
@@ -491,17 +359,9 @@
       </w:pPr>
       <w:r>
         <w:t>Call the Family Law Self-Help Center</w:t>
-      </w:r>
-      <w:r>
         <w:br/>
-      </w:r>
-      <w:r>
         <w:t>(907) 264-0851, or</w:t>
-      </w:r>
-      <w:r>
         <w:br/>
-      </w:r>
-      <w:r>
         <w:t>(866) 279-0851,</w:t>
       </w:r>
     </w:p>
@@ -526,17 +386,7 @@
         <w:ind w:left="540"/>
       </w:pPr>
       <w:r>
-        <w:t xml:space="preserve">Use </w:t>
-      </w:r>
-      <w:r>
-        <w:rPr>
-          <w:b/>
-          <w:bCs/>
-        </w:rPr>
-        <w:t>Exemption From the Payment of Fees, TF-920</w:t>
-      </w:r>
-      <w:r>
-        <w:t xml:space="preserve"> </w:t>
+        <w:t>Use Exemption From the Payment of Fees, TF-920 .</w:t>
       </w:r>
       <w:hyperlink r:id="rId9" w:history="1">
         <w:r>
@@ -547,9 +397,6 @@
           <w:t>Fill-In PDF</w:t>
         </w:r>
       </w:hyperlink>
-      <w:r>
-        <w:t>.</w:t>
-      </w:r>
     </w:p>
     <w:p>
       <w:pPr>
@@ -559,10 +406,7 @@
         <w:rPr>
           <w:color w:val="FFC000"/>
         </w:rPr>
-        <w:t>{% if user_need in ('custody', 'divorce') %}</w:t>
-      </w:r>
-      <w:r>
-        <w:t>Note</w:t>
+        <w:t>{% if user_need in ('custody', 'divorce') %}Note</w:t>
       </w:r>
     </w:p>
     <w:p>
@@ -590,152 +434,71 @@
         </w:numPr>
       </w:pPr>
       <w:r>
-        <w:t xml:space="preserve">a </w:t>
+        <w:t>a Summons and</w:t>
       </w:r>
+    </w:p>
+    <w:p>
+      <w:pPr>
+        <w:pStyle w:val="Body"/>
+        <w:numPr>
+          <w:ilvl w:val="0"/>
+          <w:numId w:val="42"/>
+        </w:numPr>
+      </w:pPr>
+      <w:r>
+        <w:t>a “Standing Order.”  The Standing Order has important information about your case. Usually, the clerk will give you this order when you file.</w:t>
+      </w:r>
+    </w:p>
+    <w:p>
+      <w:pPr>
+        <w:pStyle w:val="ExampleorImportantblock"/>
+      </w:pPr>
+      <w:r>
+        <w:t>One copy is for you, the other copy is for {{ other_party_in_case }}.</w:t>
+      </w:r>
+    </w:p>
+    <w:p>
+      <w:pPr>
+        <w:pStyle w:val="Example"/>
+      </w:pPr>
+      <w:r>
+        <w:rPr>
+          <w:color w:val="FFC000"/>
+        </w:rPr>
+        <w:t>{% elif user_need == 'divorce' and legal_separation_or_divorce == 'divorce' and ((minor_children and agree_or_settle_kids in ('yes', 'do not know')) or (not minor_children and agree_or_settle in ('no prop debt or pregnancy', 'agree', 'do not know'))) %}Note</w:t>
+      </w:r>
+    </w:p>
+    <w:p>
+      <w:pPr>
+        <w:pStyle w:val="ExampleorImportantblock"/>
+        <w:rPr>
+          <w:color w:val="FF0000"/>
+        </w:rPr>
+      </w:pPr>
+      <w:r>
+        <w:t>If you file an uncontested complaint you may not get a Summons.{% endif %}{% endif %}</w:t>
+      </w:r>
+    </w:p>
+    <w:p>
+      <w:pPr>
+        <w:pStyle w:val="Heading3"/>
+      </w:pPr>
+      <w:r>
+        <w:lastRenderedPageBreak/>
+        <w:t>Links in this step</w:t>
+      </w:r>
+    </w:p>
+    <w:p>
+      <w:pPr>
+        <w:pStyle w:val="Body"/>
+      </w:pPr>
       <w:r>
         <w:rPr>
           <w:b/>
           <w:bCs/>
         </w:rPr>
-        <w:t>Summons</w:t>
-      </w:r>
-      <w:r>
-        <w:t xml:space="preserve"> and</w:t>
-      </w:r>
-    </w:p>
-    <w:p>
-      <w:pPr>
-        <w:pStyle w:val="Body"/>
-        <w:numPr>
-          <w:ilvl w:val="0"/>
-          <w:numId w:val="42"/>
-        </w:numPr>
-      </w:pPr>
-      <w:r>
-        <w:t xml:space="preserve">a </w:t>
-      </w:r>
-      <w:r>
-        <w:t>“</w:t>
-      </w:r>
-      <w:r>
-        <w:t>Standing Order</w:t>
-      </w:r>
-      <w:r>
-        <w:t>”</w:t>
-      </w:r>
-      <w:r>
-        <w:t xml:space="preserve"> or </w:t>
-      </w:r>
-      <w:r>
-        <w:rPr>
-          <w:b/>
-          <w:bCs/>
-        </w:rPr>
-        <w:t>Domestic Relations Procedural Order</w:t>
-      </w:r>
-      <w:r>
-        <w:t xml:space="preserve"> The Standing Order has important information about your case. Usually, the clerk will give you this order when you file.</w:t>
-      </w:r>
-    </w:p>
-    <w:p>
-      <w:pPr>
-        <w:pStyle w:val="ExampleorImportantblock"/>
-      </w:pPr>
-      <w:r>
-        <w:t>One copy is for you, the other copy is for {{ other_party_in_case }}.</w:t>
-      </w:r>
-    </w:p>
-    <w:p>
-      <w:pPr>
-        <w:pStyle w:val="Example"/>
-      </w:pPr>
-      <w:r>
-        <w:rPr>
-          <w:color w:val="FFC000"/>
-        </w:rPr>
-        <w:t xml:space="preserve">{% </w:t>
-      </w:r>
-      <w:r>
-        <w:rPr>
-          <w:color w:val="FFC000"/>
-        </w:rPr>
-        <w:t>el</w:t>
-      </w:r>
-      <w:r>
-        <w:rPr>
-          <w:color w:val="FFC000"/>
-        </w:rPr>
-        <w:t>if user_need == 'divorce' and legal_separation_or_divorce == 'divorce' and ((minor_children and agree_or_settle_kids in ('yes', 'do not know')) or (not minor_children and agree_or_settle in ('no prop debt or pregnancy', 'agree', 'do not know'))) %}</w:t>
-      </w:r>
-      <w:r>
-        <w:t>Note</w:t>
-      </w:r>
-    </w:p>
-    <w:p>
-      <w:pPr>
-        <w:pStyle w:val="ExampleorImportantblock"/>
-        <w:rPr>
-          <w:color w:val="FF0000"/>
-        </w:rPr>
-      </w:pPr>
-      <w:r>
-        <w:t xml:space="preserve">If you file an uncontested complaint you may not get a </w:t>
-      </w:r>
-      <w:r>
-        <w:rPr>
-          <w:b/>
-          <w:bCs/>
-        </w:rPr>
-        <w:t>Summons</w:t>
-      </w:r>
-      <w:r>
-        <w:t>.</w:t>
-      </w:r>
-      <w:r>
-        <w:rPr>
-          <w:color w:val="FFC000"/>
-        </w:rPr>
-        <w:t>{% endif %}</w:t>
-      </w:r>
-      <w:r>
-        <w:rPr>
-          <w:color w:val="FF0000"/>
-        </w:rPr>
-        <w:t xml:space="preserve">{% </w:t>
-      </w:r>
-      <w:r>
-        <w:rPr>
-          <w:color w:val="FF0000"/>
-        </w:rPr>
-        <w:lastRenderedPageBreak/>
-        <w:t>endif %}</w:t>
-      </w:r>
-    </w:p>
-    <w:p>
-      <w:pPr>
-        <w:pStyle w:val="Heading3"/>
-      </w:pPr>
-      <w:r>
-        <w:t>Links in this step</w:t>
-      </w:r>
-    </w:p>
-    <w:p>
-      <w:pPr>
-        <w:pStyle w:val="Body"/>
-      </w:pPr>
-      <w:r>
-        <w:rPr>
-          <w:b/>
-          <w:bCs/>
-        </w:rPr>
-        <w:t>TF-820 Notice of Change to Use of Email or TrueFiling</w:t>
-      </w:r>
-      <w:r>
-        <w:rPr>
-          <w:b/>
-          <w:bCs/>
-        </w:rPr>
-        <w:t xml:space="preserve"> </w:t>
+        <w:t xml:space="preserve">TF-820 Notice of Change to Use of Email or TrueFiling </w:t>
+        <w:br/>
       </w:r>
       <w:hyperlink r:id="rId10" w:history="1">
         <w:r>
@@ -746,9 +509,6 @@
           <w:t>Fill -In PDF</w:t>
         </w:r>
       </w:hyperlink>
-      <w:r>
-        <w:br/>
-      </w:r>
       <w:hyperlink r:id="rId11" w:history="1">
         <w:r>
           <w:rPr>
@@ -880,10 +640,8 @@
           <w:b/>
           <w:bCs/>
         </w:rPr>
-        <w:t>Exemption From the Payment of Fees, TF-920</w:t>
-      </w:r>
-      <w:r>
-        <w:t xml:space="preserve"> </w:t>
+        <w:t xml:space="preserve">Exemption From the Payment of Fees, TF-920 </w:t>
+        <w:br/>
       </w:r>
       <w:hyperlink r:id="rId18" w:history="1">
         <w:r>
@@ -894,9 +652,6 @@
           <w:t>Fill-In PDF</w:t>
         </w:r>
       </w:hyperlink>
-      <w:r>
-        <w:br/>
-      </w:r>
       <w:hyperlink r:id="rId19" w:history="1">
         <w:r>
           <w:rPr>
@@ -908,6 +663,12 @@
       </w:hyperlink>
     </w:p>
     <w:sectPr>
+      <w:headerReference w:type="default" r:id="rId22"/>
+      <w:headerReference w:type="first" r:id="rId23"/>
+      <w:headerReference w:type="even" r:id="rId24"/>
+      <w:footerReference w:type="default" r:id="rId25"/>
+      <w:footerReference w:type="first" r:id="rId26"/>
+      <w:footerReference w:type="even" r:id="rId27"/>
       <w:pgSz w:w="12240" w:h="15840"/>
       <w:pgMar w:top="1440" w:right="1440" w:bottom="1440" w:left="1440" w:header="720" w:footer="720" w:gutter="0"/>
       <w:cols w:space="720"/>
@@ -915,6 +676,66 @@
     </w:sectPr>
   </w:body>
 </w:document>
+</file>
+
+<file path=word/footer1.xml><?xml version="1.0" encoding="utf-8"?>
+<w:ftr xmlns:m="http://schemas.openxmlformats.org/officeDocument/2006/math" xmlns:mc="http://schemas.openxmlformats.org/markup-compatibility/2006" xmlns:mo="http://schemas.microsoft.com/office/mac/office/2008/main" xmlns:mv="urn:schemas-microsoft-com:mac:vml" xmlns:o="urn:schemas-microsoft-com:office:office" xmlns:r="http://schemas.openxmlformats.org/officeDocument/2006/relationships" xmlns:v="urn:schemas-microsoft-com:vml" xmlns:w10="urn:schemas-microsoft-com:office:word" xmlns:w14="http://schemas.microsoft.com/office/word/2010/wordml" xmlns:w="http://schemas.openxmlformats.org/wordprocessingml/2006/main" xmlns:wne="http://schemas.microsoft.com/office/word/2006/wordml" xmlns:wp14="http://schemas.microsoft.com/office/word/2010/wordprocessingDrawing" xmlns:wp="http://schemas.openxmlformats.org/drawingml/2006/wordprocessingDrawing" xmlns:wpc="http://schemas.microsoft.com/office/word/2010/wordprocessingCanvas" xmlns:wpg="http://schemas.microsoft.com/office/word/2010/wordprocessingGroup" xmlns:wpi="http://schemas.microsoft.com/office/word/2010/wordprocessingInk" xmlns:wps="http://schemas.microsoft.com/office/word/2010/wordprocessingShape" mc:Ignorable="w14 wp14">
+  <w:p>
+    <w:pPr>
+      <w:pStyle w:val="Footer"/>
+    </w:pPr>
+  </w:p>
+</w:ftr>
+</file>
+
+<file path=word/footer2.xml><?xml version="1.0" encoding="utf-8"?>
+<w:ftr xmlns:m="http://schemas.openxmlformats.org/officeDocument/2006/math" xmlns:mc="http://schemas.openxmlformats.org/markup-compatibility/2006" xmlns:mo="http://schemas.microsoft.com/office/mac/office/2008/main" xmlns:mv="urn:schemas-microsoft-com:mac:vml" xmlns:o="urn:schemas-microsoft-com:office:office" xmlns:r="http://schemas.openxmlformats.org/officeDocument/2006/relationships" xmlns:v="urn:schemas-microsoft-com:vml" xmlns:w10="urn:schemas-microsoft-com:office:word" xmlns:w14="http://schemas.microsoft.com/office/word/2010/wordml" xmlns:w="http://schemas.openxmlformats.org/wordprocessingml/2006/main" xmlns:wne="http://schemas.microsoft.com/office/word/2006/wordml" xmlns:wp14="http://schemas.microsoft.com/office/word/2010/wordprocessingDrawing" xmlns:wp="http://schemas.openxmlformats.org/drawingml/2006/wordprocessingDrawing" xmlns:wpc="http://schemas.microsoft.com/office/word/2010/wordprocessingCanvas" xmlns:wpg="http://schemas.microsoft.com/office/word/2010/wordprocessingGroup" xmlns:wpi="http://schemas.microsoft.com/office/word/2010/wordprocessingInk" xmlns:wps="http://schemas.microsoft.com/office/word/2010/wordprocessingShape" mc:Ignorable="w14 wp14">
+  <w:p>
+    <w:pPr>
+      <w:pStyle w:val="Footer"/>
+    </w:pPr>
+  </w:p>
+</w:ftr>
+</file>
+
+<file path=word/footer3.xml><?xml version="1.0" encoding="utf-8"?>
+<w:ftr xmlns:m="http://schemas.openxmlformats.org/officeDocument/2006/math" xmlns:mc="http://schemas.openxmlformats.org/markup-compatibility/2006" xmlns:mo="http://schemas.microsoft.com/office/mac/office/2008/main" xmlns:mv="urn:schemas-microsoft-com:mac:vml" xmlns:o="urn:schemas-microsoft-com:office:office" xmlns:r="http://schemas.openxmlformats.org/officeDocument/2006/relationships" xmlns:v="urn:schemas-microsoft-com:vml" xmlns:w10="urn:schemas-microsoft-com:office:word" xmlns:w14="http://schemas.microsoft.com/office/word/2010/wordml" xmlns:w="http://schemas.openxmlformats.org/wordprocessingml/2006/main" xmlns:wne="http://schemas.microsoft.com/office/word/2006/wordml" xmlns:wp14="http://schemas.microsoft.com/office/word/2010/wordprocessingDrawing" xmlns:wp="http://schemas.openxmlformats.org/drawingml/2006/wordprocessingDrawing" xmlns:wpc="http://schemas.microsoft.com/office/word/2010/wordprocessingCanvas" xmlns:wpg="http://schemas.microsoft.com/office/word/2010/wordprocessingGroup" xmlns:wpi="http://schemas.microsoft.com/office/word/2010/wordprocessingInk" xmlns:wps="http://schemas.microsoft.com/office/word/2010/wordprocessingShape" mc:Ignorable="w14 wp14">
+  <w:p>
+    <w:pPr>
+      <w:pStyle w:val="Footer"/>
+    </w:pPr>
+  </w:p>
+</w:ftr>
+</file>
+
+<file path=word/header1.xml><?xml version="1.0" encoding="utf-8"?>
+<w:hdr xmlns:m="http://schemas.openxmlformats.org/officeDocument/2006/math" xmlns:mc="http://schemas.openxmlformats.org/markup-compatibility/2006" xmlns:mo="http://schemas.microsoft.com/office/mac/office/2008/main" xmlns:mv="urn:schemas-microsoft-com:mac:vml" xmlns:o="urn:schemas-microsoft-com:office:office" xmlns:r="http://schemas.openxmlformats.org/officeDocument/2006/relationships" xmlns:v="urn:schemas-microsoft-com:vml" xmlns:w10="urn:schemas-microsoft-com:office:word" xmlns:w14="http://schemas.microsoft.com/office/word/2010/wordml" xmlns:w="http://schemas.openxmlformats.org/wordprocessingml/2006/main" xmlns:wne="http://schemas.microsoft.com/office/word/2006/wordml" xmlns:wp14="http://schemas.microsoft.com/office/word/2010/wordprocessingDrawing" xmlns:wp="http://schemas.openxmlformats.org/drawingml/2006/wordprocessingDrawing" xmlns:wpc="http://schemas.microsoft.com/office/word/2010/wordprocessingCanvas" xmlns:wpg="http://schemas.microsoft.com/office/word/2010/wordprocessingGroup" xmlns:wpi="http://schemas.microsoft.com/office/word/2010/wordprocessingInk" xmlns:wps="http://schemas.microsoft.com/office/word/2010/wordprocessingShape" mc:Ignorable="w14 wp14">
+  <w:p>
+    <w:pPr>
+      <w:pStyle w:val="Header"/>
+    </w:pPr>
+  </w:p>
+</w:hdr>
+</file>
+
+<file path=word/header2.xml><?xml version="1.0" encoding="utf-8"?>
+<w:hdr xmlns:m="http://schemas.openxmlformats.org/officeDocument/2006/math" xmlns:mc="http://schemas.openxmlformats.org/markup-compatibility/2006" xmlns:mo="http://schemas.microsoft.com/office/mac/office/2008/main" xmlns:mv="urn:schemas-microsoft-com:mac:vml" xmlns:o="urn:schemas-microsoft-com:office:office" xmlns:r="http://schemas.openxmlformats.org/officeDocument/2006/relationships" xmlns:v="urn:schemas-microsoft-com:vml" xmlns:w10="urn:schemas-microsoft-com:office:word" xmlns:w14="http://schemas.microsoft.com/office/word/2010/wordml" xmlns:w="http://schemas.openxmlformats.org/wordprocessingml/2006/main" xmlns:wne="http://schemas.microsoft.com/office/word/2006/wordml" xmlns:wp14="http://schemas.microsoft.com/office/word/2010/wordprocessingDrawing" xmlns:wp="http://schemas.openxmlformats.org/drawingml/2006/wordprocessingDrawing" xmlns:wpc="http://schemas.microsoft.com/office/word/2010/wordprocessingCanvas" xmlns:wpg="http://schemas.microsoft.com/office/word/2010/wordprocessingGroup" xmlns:wpi="http://schemas.microsoft.com/office/word/2010/wordprocessingInk" xmlns:wps="http://schemas.microsoft.com/office/word/2010/wordprocessingShape" mc:Ignorable="w14 wp14">
+  <w:p>
+    <w:pPr>
+      <w:pStyle w:val="Header"/>
+    </w:pPr>
+  </w:p>
+</w:hdr>
+</file>
+
+<file path=word/header3.xml><?xml version="1.0" encoding="utf-8"?>
+<w:hdr xmlns:m="http://schemas.openxmlformats.org/officeDocument/2006/math" xmlns:mc="http://schemas.openxmlformats.org/markup-compatibility/2006" xmlns:mo="http://schemas.microsoft.com/office/mac/office/2008/main" xmlns:mv="urn:schemas-microsoft-com:mac:vml" xmlns:o="urn:schemas-microsoft-com:office:office" xmlns:r="http://schemas.openxmlformats.org/officeDocument/2006/relationships" xmlns:v="urn:schemas-microsoft-com:vml" xmlns:w10="urn:schemas-microsoft-com:office:word" xmlns:w14="http://schemas.microsoft.com/office/word/2010/wordml" xmlns:w="http://schemas.openxmlformats.org/wordprocessingml/2006/main" xmlns:wne="http://schemas.microsoft.com/office/word/2006/wordml" xmlns:wp14="http://schemas.microsoft.com/office/word/2010/wordprocessingDrawing" xmlns:wp="http://schemas.openxmlformats.org/drawingml/2006/wordprocessingDrawing" xmlns:wpc="http://schemas.microsoft.com/office/word/2010/wordprocessingCanvas" xmlns:wpg="http://schemas.microsoft.com/office/word/2010/wordprocessingGroup" xmlns:wpi="http://schemas.microsoft.com/office/word/2010/wordprocessingInk" xmlns:wps="http://schemas.microsoft.com/office/word/2010/wordprocessingShape" mc:Ignorable="w14 wp14">
+  <w:p>
+    <w:pPr>
+      <w:pStyle w:val="Header"/>
+    </w:pPr>
+  </w:p>
+</w:hdr>
 </file>
 
 <file path=word/numbering.xml><?xml version="1.0" encoding="utf-8"?>

--- a/docassemble/AKA2JBranding/data/templates/truefiling_file_and_serve_content.docx
+++ b/docassemble/AKA2JBranding/data/templates/truefiling_file_and_serve_content.docx
@@ -52,6 +52,10 @@
     <w:p>
       <w:pPr>
         <w:pStyle w:val="Body"/>
+        <w:rPr>
+          <w:b/>
+          <w:bCs/>
+        </w:rPr>
       </w:pPr>
       <w:r>
         <w:rPr>
@@ -77,7 +81,74 @@
         <w:rPr>
           <w:color w:val="FF0000"/>
         </w:rPr>
-        <w:t>{% if user_need == 'divorce' and ((legal_separation_or_divorce == 'divorce' and ((minor_children and agree_or_settle_kids == 'yes') or (not minor_children and agree_or_settle in ('no prop debt or pregnancy', 'agree', 'do not know')))) or (legal_separation_or_divorce == 'legal separation' and agree_or_settle_kids == 'yes')) %}{% if user_need == 'divorce' and (legal_separation_or_divorce == 'divorce' and ((minor_children and agree_or_settle_kids == 'do not know') or (not minor_children and agree_or_settle == 'do not know'))) %}If{% else %}Because{% endif %}both of you sign the forms and you each have a copy, you do not have to "serve" {{ other_party_in_case }} by mailing documents or using a process server.{% endif %}</w:t>
+        <w:t>{%</w:t>
+      </w:r>
+      <w:r>
+        <w:rPr>
+          <w:color w:val="FF0000"/>
+        </w:rPr>
+        <w:t>p</w:t>
+      </w:r>
+      <w:r>
+        <w:rPr>
+          <w:color w:val="FF0000"/>
+        </w:rPr>
+        <w:t xml:space="preserve"> if user_need == 'divorce' and ((legal_separation_or_divorce == 'divorce' and ((minor_children and agree_or_settle_kids == 'yes') or (not minor_children and agree_or_settle in ('no prop debt or pregnancy', 'agree', 'do not know')))) or (legal_separation_or_divorce == 'legal separation' and agree_or_settle_kids == 'yes')) %}</w:t>
+      </w:r>
+    </w:p>
+    <w:p>
+      <w:pPr>
+        <w:pStyle w:val="Body"/>
+      </w:pPr>
+      <w:r>
+        <w:rPr>
+          <w:color w:val="FFC000"/>
+        </w:rPr>
+        <w:t>{% if user_need == 'divorce' and (legal_separation_or_divorce == 'divorce' and ((minor_children and agree_or_settle_kids == 'do not know') or (not minor_children and agree_or_settle == 'do not know'))) %}</w:t>
+      </w:r>
+      <w:r>
+        <w:t>If</w:t>
+      </w:r>
+      <w:r>
+        <w:rPr>
+          <w:color w:val="FFC000"/>
+        </w:rPr>
+        <w:t>{% else %}</w:t>
+      </w:r>
+      <w:r>
+        <w:t>Because</w:t>
+      </w:r>
+      <w:r>
+        <w:rPr>
+          <w:color w:val="FFC000"/>
+        </w:rPr>
+        <w:t>{% endif %}</w:t>
+      </w:r>
+      <w:r>
+        <w:t>both of you sign the forms and you each have a copy, you do not have to "serve" {{ other_party_in_case }} by mailing documents or using a process server.</w:t>
+      </w:r>
+    </w:p>
+    <w:p>
+      <w:pPr>
+        <w:pStyle w:val="Body"/>
+      </w:pPr>
+      <w:r>
+        <w:rPr>
+          <w:color w:val="FF0000"/>
+        </w:rPr>
+        <w:t>{%</w:t>
+      </w:r>
+      <w:r>
+        <w:rPr>
+          <w:color w:val="FF0000"/>
+        </w:rPr>
+        <w:t>p</w:t>
+      </w:r>
+      <w:r>
+        <w:rPr>
+          <w:color w:val="FF0000"/>
+        </w:rPr>
+        <w:t xml:space="preserve"> endif %}</w:t>
       </w:r>
     </w:p>
     <w:p>
@@ -195,6 +266,7 @@
         <w:ind w:left="540"/>
       </w:pPr>
       <w:r>
+        <w:lastRenderedPageBreak/>
         <w:t>Mark it on your form, or</w:t>
       </w:r>
     </w:p>
@@ -208,7 +280,6 @@
         <w:ind w:left="540"/>
       </w:pPr>
       <w:r>
-        <w:lastRenderedPageBreak/>
         <w:t xml:space="preserve">Fill out </w:t>
       </w:r>
       <w:r>
@@ -225,7 +296,7 @@
         </w:rPr>
         <w:t xml:space="preserve"> </w:t>
       </w:r>
-      <w:hyperlink r:id="rId5" w:history="1">
+      <w:hyperlink r:id="rId7" w:history="1">
         <w:r>
           <w:rPr>
             <w:rStyle w:val="Hyperlink"/>
@@ -259,9 +330,29 @@
         <w:rPr>
           <w:color w:val="FF0000"/>
         </w:rPr>
-        <w:t>{% if user_need in ('custody', 'divorce') %}Use the  to find court addresses.{% endif %}</w:t>
-      </w:r>
-      <w:hyperlink r:id="rId6" w:history="1">
+        <w:t>{%</w:t>
+      </w:r>
+      <w:r>
+        <w:rPr>
+          <w:color w:val="FF0000"/>
+        </w:rPr>
+        <w:t>p</w:t>
+      </w:r>
+      <w:r>
+        <w:rPr>
+          <w:color w:val="FF0000"/>
+        </w:rPr>
+        <w:t xml:space="preserve"> if user_need in ('custody', 'divorce') %}</w:t>
+      </w:r>
+    </w:p>
+    <w:p>
+      <w:pPr>
+        <w:pStyle w:val="Body"/>
+      </w:pPr>
+      <w:r>
+        <w:t xml:space="preserve">Use the </w:t>
+      </w:r>
+      <w:hyperlink r:id="rId8" w:history="1">
         <w:r>
           <w:rPr>
             <w:rStyle w:val="Hyperlink"/>
@@ -270,6 +361,35 @@
           <w:t>Court Directory</w:t>
         </w:r>
       </w:hyperlink>
+      <w:r>
+        <w:t xml:space="preserve"> to find court addresses.</w:t>
+      </w:r>
+    </w:p>
+    <w:p>
+      <w:pPr>
+        <w:pStyle w:val="Body"/>
+      </w:pPr>
+      <w:r>
+        <w:rPr>
+          <w:color w:val="FF0000"/>
+        </w:rPr>
+        <w:t>{%</w:t>
+      </w:r>
+      <w:r>
+        <w:rPr>
+          <w:color w:val="FF0000"/>
+        </w:rPr>
+        <w:t>p</w:t>
+      </w:r>
+      <w:r>
+        <w:rPr>
+          <w:color w:val="FF0000"/>
+        </w:rPr>
+        <w:t xml:space="preserve"> endif %}</w:t>
+      </w:r>
+      <w:r>
+        <w:t xml:space="preserve"> </w:t>
+      </w:r>
     </w:p>
     <w:p>
       <w:pPr>
@@ -292,7 +412,7 @@
         </w:numPr>
         <w:ind w:left="540"/>
       </w:pPr>
-      <w:hyperlink r:id="rId7" w:history="1">
+      <w:hyperlink r:id="rId9" w:history="1">
         <w:r>
           <w:rPr>
             <w:rStyle w:val="Hyperlink"/>
@@ -317,7 +437,7 @@
       <w:r>
         <w:t>Read about .</w:t>
       </w:r>
-      <w:hyperlink r:id="rId8" w:history="1">
+      <w:hyperlink r:id="rId10" w:history="1">
         <w:r>
           <w:rPr>
             <w:rStyle w:val="Hyperlink"/>
@@ -335,10 +455,57 @@
         <w:rPr>
           <w:color w:val="FF0000"/>
         </w:rPr>
-        <w:t>{% if user_need in ('custody', 'divorce', 'change AK order', 'change divorce order', 'change custody order', 'change foreign custody order') %}{% if user_need in ('custody', 'divorce') %}Pay the $250 filing fee to start your case.{% elif user_need in ('change AK order', 'change divorce order', 'change custody order', 'change foreign custody order') %}{{ file_modify_filing_fee }}{% endif %}</w:t>
+        <w:t>{%</w:t>
+      </w:r>
+      <w:r>
+        <w:rPr>
+          <w:color w:val="FF0000"/>
+        </w:rPr>
+        <w:t>p</w:t>
+      </w:r>
+      <w:r>
+        <w:rPr>
+          <w:color w:val="FF0000"/>
+        </w:rPr>
+        <w:t xml:space="preserve"> if user_need in ('custody', 'divorce', 'change AK order', 'change divorce order', 'change custody order', 'change foreign custody order') %}</w:t>
+      </w:r>
+    </w:p>
+    <w:p>
+      <w:pPr>
+        <w:pStyle w:val="Body"/>
+      </w:pPr>
+      <w:r>
+        <w:rPr>
+          <w:color w:val="FFC000"/>
+        </w:rPr>
+        <w:t>{% if user_need in ('custody', 'divorce') %}</w:t>
+      </w:r>
+      <w:r>
+        <w:t>Pay the $250 filing fee to start your case</w:t>
+      </w:r>
+      <w:r>
+        <w:rPr>
+          <w:color w:val="FFC000"/>
+        </w:rPr>
+        <w:t>.{% elif user_need in ('change AK order', 'change divorce order', 'change custody order', 'change foreign custody order') %}</w:t>
+      </w:r>
+      <w:r>
+        <w:t xml:space="preserve">{{ </w:t>
       </w:r>
       <w:proofErr w:type="spellStart"/>
+      <w:r>
+        <w:t>file_modify_filing_fee</w:t>
+      </w:r>
       <w:proofErr w:type="spellEnd"/>
+      <w:r>
+        <w:t xml:space="preserve"> }}</w:t>
+      </w:r>
+      <w:r>
+        <w:rPr>
+          <w:color w:val="FFC000"/>
+        </w:rPr>
+        <w:t>{% endif %}</w:t>
+      </w:r>
     </w:p>
     <w:p>
       <w:pPr>
@@ -359,8 +526,12 @@
       </w:pPr>
       <w:r>
         <w:t>Call the Family Law Self-Help Center</w:t>
+      </w:r>
+      <w:r>
         <w:br/>
         <w:t>(907) 264-0851, or</w:t>
+      </w:r>
+      <w:r>
         <w:br/>
         <w:t>(866) 279-0851,</w:t>
       </w:r>
@@ -386,9 +557,38 @@
         <w:ind w:left="540"/>
       </w:pPr>
       <w:r>
-        <w:t>Use Exemption From the Payment of Fees, TF-920 .</w:t>
-      </w:r>
-      <w:hyperlink r:id="rId9" w:history="1">
+        <w:t xml:space="preserve">Use </w:t>
+      </w:r>
+      <w:r>
+        <w:rPr>
+          <w:b/>
+          <w:bCs/>
+        </w:rPr>
+        <w:t xml:space="preserve">Exemption </w:t>
+      </w:r>
+      <w:proofErr w:type="gramStart"/>
+      <w:r>
+        <w:rPr>
+          <w:b/>
+          <w:bCs/>
+        </w:rPr>
+        <w:t>From</w:t>
+      </w:r>
+      <w:proofErr w:type="gramEnd"/>
+      <w:r>
+        <w:rPr>
+          <w:b/>
+          <w:bCs/>
+        </w:rPr>
+        <w:t xml:space="preserve"> the Payment of Fees, TF-920</w:t>
+      </w:r>
+      <w:r>
+        <w:t xml:space="preserve"> </w:t>
+      </w:r>
+      <w:r>
+        <w:t>[</w:t>
+      </w:r>
+      <w:hyperlink r:id="rId11" w:history="1">
         <w:r>
           <w:rPr>
             <w:rStyle w:val="Hyperlink"/>
@@ -397,29 +597,60 @@
           <w:t>Fill-In PDF</w:t>
         </w:r>
       </w:hyperlink>
+      <w:r>
+        <w:rPr>
+          <w:rStyle w:val="Hyperlink"/>
+          <w:color w:val="auto"/>
+          <w:spacing w:val="0"/>
+        </w:rPr>
+        <w:t>].</w:t>
+      </w:r>
     </w:p>
     <w:p>
       <w:pPr>
         <w:pStyle w:val="Example"/>
+        <w:rPr>
+          <w:color w:val="auto"/>
+        </w:rPr>
       </w:pPr>
       <w:r>
         <w:rPr>
           <w:color w:val="FFC000"/>
         </w:rPr>
-        <w:t>{% if user_need in ('custody', 'divorce') %}Note</w:t>
+        <w:t>{%</w:t>
+      </w:r>
+      <w:r>
+        <w:rPr>
+          <w:color w:val="FFC000"/>
+        </w:rPr>
+        <w:t>p</w:t>
+      </w:r>
+      <w:r>
+        <w:rPr>
+          <w:color w:val="FFC000"/>
+        </w:rPr>
+        <w:t xml:space="preserve"> if user_need in ('custody', 'divorce') %}</w:t>
       </w:r>
     </w:p>
     <w:p>
       <w:pPr>
-        <w:pStyle w:val="ExampleorImportantblock"/>
-      </w:pPr>
-      <w:r>
-        <w:t>Check with your local court to make sure you understand the procedure to follow after the court decides whether or not to grant your exemption.</w:t>
+        <w:pStyle w:val="Example"/>
+      </w:pPr>
+      <w:r>
+        <w:t>Note</w:t>
       </w:r>
     </w:p>
     <w:p>
       <w:pPr>
-        <w:pStyle w:val="ExampleorImportantblock"/>
+        <w:pStyle w:val="Exampleparagraph"/>
+      </w:pPr>
+      <w:r>
+        <w:t>Check with your local court to make sure you understand the procedure to follow after the court decides whether or not to grant your exemption.</w:t>
+      </w:r>
+    </w:p>
+    <w:p>
+      <w:pPr>
+        <w:pStyle w:val="Exampleparagraph"/>
       </w:pPr>
       <w:r>
         <w:t>After you pay the filing fee, or the court says you can file for free, the court clerk will give you 2 copies of:</w:t>
@@ -460,23 +691,113 @@
     <w:p>
       <w:pPr>
         <w:pStyle w:val="Example"/>
+        <w:rPr>
+          <w:color w:val="auto"/>
+        </w:rPr>
       </w:pPr>
       <w:r>
         <w:rPr>
           <w:color w:val="FFC000"/>
         </w:rPr>
-        <w:t>{% elif user_need == 'divorce' and legal_separation_or_divorce == 'divorce' and ((minor_children and agree_or_settle_kids in ('yes', 'do not know')) or (not minor_children and agree_or_settle in ('no prop debt or pregnancy', 'agree', 'do not know'))) %}Note</w:t>
+        <w:t>{%</w:t>
+      </w:r>
+      <w:r>
+        <w:rPr>
+          <w:color w:val="FFC000"/>
+        </w:rPr>
+        <w:t>p</w:t>
+      </w:r>
+      <w:r>
+        <w:rPr>
+          <w:color w:val="FFC000"/>
+        </w:rPr>
+        <w:t xml:space="preserve"> elif user_need == 'divorce' and legal_separation_or_divorce == 'divorce' and ((minor_children and agree_or_settle_kids in ('yes', 'do not know')) or (not minor_children and agree_or_settle in ('no prop debt or pregnancy', 'agree', 'do not know'))) %}</w:t>
       </w:r>
     </w:p>
     <w:p>
       <w:pPr>
+        <w:pStyle w:val="Example"/>
+      </w:pPr>
+      <w:r>
+        <w:t>Note</w:t>
+      </w:r>
+    </w:p>
+    <w:p>
+      <w:pPr>
         <w:pStyle w:val="ExampleorImportantblock"/>
+      </w:pPr>
+      <w:r>
+        <w:t xml:space="preserve">If you file an </w:t>
+      </w:r>
+      <w:r>
+        <w:t>uncontested</w:t>
+      </w:r>
+      <w:r>
+        <w:t xml:space="preserve"> </w:t>
+      </w:r>
+      <w:proofErr w:type="gramStart"/>
+      <w:r>
+        <w:t>complaint</w:t>
+      </w:r>
+      <w:proofErr w:type="gramEnd"/>
+      <w:r>
+        <w:t xml:space="preserve"> you may not get a Summons.</w:t>
+      </w:r>
+    </w:p>
+    <w:p>
+      <w:pPr>
+        <w:pStyle w:val="ExampleorImportantblock"/>
+      </w:pPr>
+      <w:r>
+        <w:rPr>
+          <w:color w:val="FFC000"/>
+        </w:rPr>
+        <w:t>{%</w:t>
+      </w:r>
+      <w:r>
+        <w:rPr>
+          <w:color w:val="FFC000"/>
+        </w:rPr>
+        <w:t>p</w:t>
+      </w:r>
+      <w:r>
+        <w:rPr>
+          <w:color w:val="FFC000"/>
+        </w:rPr>
+        <w:t xml:space="preserve"> endif %}</w:t>
+      </w:r>
+    </w:p>
+    <w:p>
+      <w:pPr>
+        <w:pStyle w:val="ExampleorImportantblock"/>
+        <w:rPr>
+          <w:color w:val="auto"/>
+        </w:rPr>
+      </w:pPr>
+      <w:r>
         <w:rPr>
           <w:color w:val="FF0000"/>
         </w:rPr>
-      </w:pPr>
-      <w:r>
-        <w:t>If you file an uncontested complaint you may not get a Summons.{% endif %}{% endif %}</w:t>
+        <w:t>{%</w:t>
+      </w:r>
+      <w:r>
+        <w:rPr>
+          <w:color w:val="FF0000"/>
+        </w:rPr>
+        <w:t>p</w:t>
+      </w:r>
+      <w:r>
+        <w:rPr>
+          <w:color w:val="FF0000"/>
+        </w:rPr>
+        <w:t xml:space="preserve"> endif </w:t>
+      </w:r>
+      <w:r>
+        <w:rPr>
+          <w:color w:val="FF0000"/>
+        </w:rPr>
+        <w:lastRenderedPageBreak/>
+        <w:t>%}</w:t>
       </w:r>
     </w:p>
     <w:p>
@@ -484,7 +805,6 @@
         <w:pStyle w:val="Heading3"/>
       </w:pPr>
       <w:r>
-        <w:lastRenderedPageBreak/>
         <w:t>Links in this step</w:t>
       </w:r>
     </w:p>
@@ -497,10 +817,15 @@
           <w:b/>
           <w:bCs/>
         </w:rPr>
-        <w:t xml:space="preserve">TF-820 Notice of Change to Use of Email or TrueFiling </w:t>
-        <w:br/>
-      </w:r>
-      <w:hyperlink r:id="rId10" w:history="1">
+        <w:t>TF-820 Notice of Change to Use of Email or TrueFiling</w:t>
+      </w:r>
+      <w:r>
+        <w:t xml:space="preserve"> </w:t>
+      </w:r>
+      <w:r>
+        <w:t>[</w:t>
+      </w:r>
+      <w:hyperlink r:id="rId12" w:history="1">
         <w:r>
           <w:rPr>
             <w:rStyle w:val="Hyperlink"/>
@@ -509,7 +834,23 @@
           <w:t>Fill -In PDF</w:t>
         </w:r>
       </w:hyperlink>
-      <w:hyperlink r:id="rId11" w:history="1">
+      <w:r>
+        <w:rPr>
+          <w:rStyle w:val="Hyperlink"/>
+          <w:color w:val="auto"/>
+          <w:spacing w:val="0"/>
+        </w:rPr>
+        <w:t>]</w:t>
+      </w:r>
+      <w:r>
+        <w:rPr>
+          <w:rStyle w:val="Hyperlink"/>
+          <w:color w:val="auto"/>
+          <w:spacing w:val="0"/>
+        </w:rPr>
+        <w:br/>
+      </w:r>
+      <w:hyperlink r:id="rId13" w:history="1">
         <w:r>
           <w:rPr>
             <w:rStyle w:val="Hyperlink"/>
@@ -530,7 +871,7 @@
       <w:pPr>
         <w:pStyle w:val="Body"/>
       </w:pPr>
-      <w:hyperlink r:id="rId12" w:history="1">
+      <w:hyperlink r:id="rId14" w:history="1">
         <w:r>
           <w:rPr>
             <w:rStyle w:val="Hyperlink"/>
@@ -542,7 +883,7 @@
       <w:r>
         <w:br/>
       </w:r>
-      <w:hyperlink r:id="rId13" w:history="1">
+      <w:hyperlink r:id="rId15" w:history="1">
         <w:r>
           <w:rPr>
             <w:rStyle w:val="Hyperlink"/>
@@ -565,7 +906,7 @@
       <w:pPr>
         <w:pStyle w:val="Body"/>
       </w:pPr>
-      <w:hyperlink r:id="rId14" w:history="1">
+      <w:hyperlink r:id="rId16" w:history="1">
         <w:r>
           <w:rPr>
             <w:rStyle w:val="Hyperlink"/>
@@ -577,7 +918,7 @@
       <w:r>
         <w:br/>
       </w:r>
-      <w:hyperlink r:id="rId15" w:history="1">
+      <w:hyperlink r:id="rId17" w:history="1">
         <w:r>
           <w:rPr>
             <w:rStyle w:val="Hyperlink"/>
@@ -600,7 +941,7 @@
       <w:pPr>
         <w:pStyle w:val="Body"/>
       </w:pPr>
-      <w:hyperlink r:id="rId16" w:history="1">
+      <w:hyperlink r:id="rId18" w:history="1">
         <w:r>
           <w:rPr>
             <w:rStyle w:val="Hyperlink"/>
@@ -612,7 +953,7 @@
       <w:r>
         <w:br/>
       </w:r>
-      <w:hyperlink r:id="rId17" w:history="1">
+      <w:hyperlink r:id="rId19" w:history="1">
         <w:r>
           <w:rPr>
             <w:rStyle w:val="Hyperlink"/>
@@ -640,10 +981,15 @@
           <w:b/>
           <w:bCs/>
         </w:rPr>
-        <w:t xml:space="preserve">Exemption From the Payment of Fees, TF-920 </w:t>
-        <w:br/>
-      </w:r>
-      <w:hyperlink r:id="rId18" w:history="1">
+        <w:t>Exemption From the Payment of Fees, TF-920</w:t>
+      </w:r>
+      <w:r>
+        <w:t xml:space="preserve"> </w:t>
+      </w:r>
+      <w:r>
+        <w:t>[</w:t>
+      </w:r>
+      <w:hyperlink r:id="rId20" w:history="1">
         <w:r>
           <w:rPr>
             <w:rStyle w:val="Hyperlink"/>
@@ -652,7 +998,23 @@
           <w:t>Fill-In PDF</w:t>
         </w:r>
       </w:hyperlink>
-      <w:hyperlink r:id="rId19" w:history="1">
+      <w:r>
+        <w:rPr>
+          <w:rStyle w:val="Hyperlink"/>
+          <w:color w:val="auto"/>
+          <w:spacing w:val="0"/>
+        </w:rPr>
+        <w:t>]</w:t>
+      </w:r>
+      <w:r>
+        <w:rPr>
+          <w:rStyle w:val="Hyperlink"/>
+          <w:color w:val="auto"/>
+          <w:spacing w:val="0"/>
+        </w:rPr>
+        <w:br/>
+      </w:r>
+      <w:hyperlink r:id="rId21" w:history="1">
         <w:r>
           <w:rPr>
             <w:rStyle w:val="Hyperlink"/>
@@ -663,12 +1025,12 @@
       </w:hyperlink>
     </w:p>
     <w:sectPr>
-      <w:headerReference w:type="default" r:id="rId22"/>
-      <w:headerReference w:type="first" r:id="rId23"/>
-      <w:headerReference w:type="even" r:id="rId24"/>
+      <w:headerReference w:type="even" r:id="rId22"/>
+      <w:headerReference w:type="default" r:id="rId23"/>
+      <w:footerReference w:type="even" r:id="rId24"/>
       <w:footerReference w:type="default" r:id="rId25"/>
-      <w:footerReference w:type="first" r:id="rId26"/>
-      <w:footerReference w:type="even" r:id="rId27"/>
+      <w:headerReference w:type="first" r:id="rId26"/>
+      <w:footerReference w:type="first" r:id="rId27"/>
       <w:pgSz w:w="12240" w:h="15840"/>
       <w:pgMar w:top="1440" w:right="1440" w:bottom="1440" w:left="1440" w:header="720" w:footer="720" w:gutter="0"/>
       <w:cols w:space="720"/>
@@ -678,8 +1040,33 @@
 </w:document>
 </file>
 
+<file path=word/endnotes.xml><?xml version="1.0" encoding="utf-8"?>
+<w:endnotes xmlns:wpc="http://schemas.microsoft.com/office/word/2010/wordprocessingCanvas" xmlns:cx="http://schemas.microsoft.com/office/drawing/2014/chartex" xmlns:cx1="http://schemas.microsoft.com/office/drawing/2015/9/8/chartex" xmlns:cx2="http://schemas.microsoft.com/office/drawing/2015/10/21/chartex" xmlns:cx3="http://schemas.microsoft.com/office/drawing/2016/5/9/chartex" xmlns:cx4="http://schemas.microsoft.com/office/drawing/2016/5/10/chartex" xmlns:cx5="http://schemas.microsoft.com/office/drawing/2016/5/11/chartex" xmlns:cx6="http://schemas.microsoft.com/office/drawing/2016/5/12/chartex" xmlns:cx7="http://schemas.microsoft.com/office/drawing/2016/5/13/chartex" xmlns:cx8="http://schemas.microsoft.com/office/drawing/2016/5/14/chartex" xmlns:mc="http://schemas.openxmlformats.org/markup-compatibility/2006" xmlns:aink="http://schemas.microsoft.com/office/drawing/2016/ink" xmlns:am3d="http://schemas.microsoft.com/office/drawing/2017/model3d" xmlns:o="urn:schemas-microsoft-com:office:office" xmlns:r="http://schemas.openxmlformats.org/officeDocument/2006/relationships" xmlns:m="http://schemas.openxmlformats.org/officeDocument/2006/math" xmlns:v="urn:schemas-microsoft-com:vml" xmlns:wp14="http://schemas.microsoft.com/office/word/2010/wordprocessingDrawing" xmlns:wp="http://schemas.openxmlformats.org/drawingml/2006/wordprocessingDrawing" xmlns:w10="urn:schemas-microsoft-com:office:word" xmlns:w="http://schemas.openxmlformats.org/wordprocessingml/2006/main" xmlns:w14="http://schemas.microsoft.com/office/word/2010/wordml" xmlns:w15="http://schemas.microsoft.com/office/word/2012/wordml" xmlns:w16cex="http://schemas.microsoft.com/office/word/2018/wordml/cex" xmlns:w16cid="http://schemas.microsoft.com/office/word/2016/wordml/cid" xmlns:w16="http://schemas.microsoft.com/office/word/2018/wordml" xmlns:w16sdtdh="http://schemas.microsoft.com/office/word/2020/wordml/sdtdatahash" xmlns:w16se="http://schemas.microsoft.com/office/word/2015/wordml/symex" xmlns:wpg="http://schemas.microsoft.com/office/word/2010/wordprocessingGroup" xmlns:wpi="http://schemas.microsoft.com/office/word/2010/wordprocessingInk" xmlns:wne="http://schemas.microsoft.com/office/word/2006/wordml" xmlns:wps="http://schemas.microsoft.com/office/word/2010/wordprocessingShape" mc:Ignorable="w14 w15 w16se w16cid w16 w16cex w16sdtdh wp14">
+  <w:endnote w:type="separator" w:id="-1">
+    <w:p>
+      <w:pPr>
+        <w:spacing w:before="0" w:after="0"/>
+      </w:pPr>
+      <w:r>
+        <w:separator/>
+      </w:r>
+    </w:p>
+  </w:endnote>
+  <w:endnote w:type="continuationSeparator" w:id="0">
+    <w:p>
+      <w:pPr>
+        <w:spacing w:before="0" w:after="0"/>
+      </w:pPr>
+      <w:r>
+        <w:continuationSeparator/>
+      </w:r>
+    </w:p>
+  </w:endnote>
+</w:endnotes>
+</file>
+
 <file path=word/footer1.xml><?xml version="1.0" encoding="utf-8"?>
-<w:ftr xmlns:m="http://schemas.openxmlformats.org/officeDocument/2006/math" xmlns:mc="http://schemas.openxmlformats.org/markup-compatibility/2006" xmlns:mo="http://schemas.microsoft.com/office/mac/office/2008/main" xmlns:mv="urn:schemas-microsoft-com:mac:vml" xmlns:o="urn:schemas-microsoft-com:office:office" xmlns:r="http://schemas.openxmlformats.org/officeDocument/2006/relationships" xmlns:v="urn:schemas-microsoft-com:vml" xmlns:w10="urn:schemas-microsoft-com:office:word" xmlns:w14="http://schemas.microsoft.com/office/word/2010/wordml" xmlns:w="http://schemas.openxmlformats.org/wordprocessingml/2006/main" xmlns:wne="http://schemas.microsoft.com/office/word/2006/wordml" xmlns:wp14="http://schemas.microsoft.com/office/word/2010/wordprocessingDrawing" xmlns:wp="http://schemas.openxmlformats.org/drawingml/2006/wordprocessingDrawing" xmlns:wpc="http://schemas.microsoft.com/office/word/2010/wordprocessingCanvas" xmlns:wpg="http://schemas.microsoft.com/office/word/2010/wordprocessingGroup" xmlns:wpi="http://schemas.microsoft.com/office/word/2010/wordprocessingInk" xmlns:wps="http://schemas.microsoft.com/office/word/2010/wordprocessingShape" mc:Ignorable="w14 wp14">
+<w:ftr xmlns:wpc="http://schemas.microsoft.com/office/word/2010/wordprocessingCanvas" xmlns:cx="http://schemas.microsoft.com/office/drawing/2014/chartex" xmlns:cx1="http://schemas.microsoft.com/office/drawing/2015/9/8/chartex" xmlns:cx2="http://schemas.microsoft.com/office/drawing/2015/10/21/chartex" xmlns:cx3="http://schemas.microsoft.com/office/drawing/2016/5/9/chartex" xmlns:cx4="http://schemas.microsoft.com/office/drawing/2016/5/10/chartex" xmlns:cx5="http://schemas.microsoft.com/office/drawing/2016/5/11/chartex" xmlns:cx6="http://schemas.microsoft.com/office/drawing/2016/5/12/chartex" xmlns:cx7="http://schemas.microsoft.com/office/drawing/2016/5/13/chartex" xmlns:cx8="http://schemas.microsoft.com/office/drawing/2016/5/14/chartex" xmlns:mc="http://schemas.openxmlformats.org/markup-compatibility/2006" xmlns:aink="http://schemas.microsoft.com/office/drawing/2016/ink" xmlns:am3d="http://schemas.microsoft.com/office/drawing/2017/model3d" xmlns:o="urn:schemas-microsoft-com:office:office" xmlns:r="http://schemas.openxmlformats.org/officeDocument/2006/relationships" xmlns:m="http://schemas.openxmlformats.org/officeDocument/2006/math" xmlns:v="urn:schemas-microsoft-com:vml" xmlns:wp14="http://schemas.microsoft.com/office/word/2010/wordprocessingDrawing" xmlns:wp="http://schemas.openxmlformats.org/drawingml/2006/wordprocessingDrawing" xmlns:w10="urn:schemas-microsoft-com:office:word" xmlns:w="http://schemas.openxmlformats.org/wordprocessingml/2006/main" xmlns:w14="http://schemas.microsoft.com/office/word/2010/wordml" xmlns:w15="http://schemas.microsoft.com/office/word/2012/wordml" xmlns:w16cex="http://schemas.microsoft.com/office/word/2018/wordml/cex" xmlns:w16cid="http://schemas.microsoft.com/office/word/2016/wordml/cid" xmlns:w16="http://schemas.microsoft.com/office/word/2018/wordml" xmlns:w16sdtdh="http://schemas.microsoft.com/office/word/2020/wordml/sdtdatahash" xmlns:w16se="http://schemas.microsoft.com/office/word/2015/wordml/symex" xmlns:wpg="http://schemas.microsoft.com/office/word/2010/wordprocessingGroup" xmlns:wpi="http://schemas.microsoft.com/office/word/2010/wordprocessingInk" xmlns:wne="http://schemas.microsoft.com/office/word/2006/wordml" xmlns:wps="http://schemas.microsoft.com/office/word/2010/wordprocessingShape" mc:Ignorable="w14 w15 w16se w16cid w16 w16cex w16sdtdh wp14">
   <w:p>
     <w:pPr>
       <w:pStyle w:val="Footer"/>
@@ -689,7 +1076,7 @@
 </file>
 
 <file path=word/footer2.xml><?xml version="1.0" encoding="utf-8"?>
-<w:ftr xmlns:m="http://schemas.openxmlformats.org/officeDocument/2006/math" xmlns:mc="http://schemas.openxmlformats.org/markup-compatibility/2006" xmlns:mo="http://schemas.microsoft.com/office/mac/office/2008/main" xmlns:mv="urn:schemas-microsoft-com:mac:vml" xmlns:o="urn:schemas-microsoft-com:office:office" xmlns:r="http://schemas.openxmlformats.org/officeDocument/2006/relationships" xmlns:v="urn:schemas-microsoft-com:vml" xmlns:w10="urn:schemas-microsoft-com:office:word" xmlns:w14="http://schemas.microsoft.com/office/word/2010/wordml" xmlns:w="http://schemas.openxmlformats.org/wordprocessingml/2006/main" xmlns:wne="http://schemas.microsoft.com/office/word/2006/wordml" xmlns:wp14="http://schemas.microsoft.com/office/word/2010/wordprocessingDrawing" xmlns:wp="http://schemas.openxmlformats.org/drawingml/2006/wordprocessingDrawing" xmlns:wpc="http://schemas.microsoft.com/office/word/2010/wordprocessingCanvas" xmlns:wpg="http://schemas.microsoft.com/office/word/2010/wordprocessingGroup" xmlns:wpi="http://schemas.microsoft.com/office/word/2010/wordprocessingInk" xmlns:wps="http://schemas.microsoft.com/office/word/2010/wordprocessingShape" mc:Ignorable="w14 wp14">
+<w:ftr xmlns:wpc="http://schemas.microsoft.com/office/word/2010/wordprocessingCanvas" xmlns:cx="http://schemas.microsoft.com/office/drawing/2014/chartex" xmlns:cx1="http://schemas.microsoft.com/office/drawing/2015/9/8/chartex" xmlns:cx2="http://schemas.microsoft.com/office/drawing/2015/10/21/chartex" xmlns:cx3="http://schemas.microsoft.com/office/drawing/2016/5/9/chartex" xmlns:cx4="http://schemas.microsoft.com/office/drawing/2016/5/10/chartex" xmlns:cx5="http://schemas.microsoft.com/office/drawing/2016/5/11/chartex" xmlns:cx6="http://schemas.microsoft.com/office/drawing/2016/5/12/chartex" xmlns:cx7="http://schemas.microsoft.com/office/drawing/2016/5/13/chartex" xmlns:cx8="http://schemas.microsoft.com/office/drawing/2016/5/14/chartex" xmlns:mc="http://schemas.openxmlformats.org/markup-compatibility/2006" xmlns:aink="http://schemas.microsoft.com/office/drawing/2016/ink" xmlns:am3d="http://schemas.microsoft.com/office/drawing/2017/model3d" xmlns:o="urn:schemas-microsoft-com:office:office" xmlns:r="http://schemas.openxmlformats.org/officeDocument/2006/relationships" xmlns:m="http://schemas.openxmlformats.org/officeDocument/2006/math" xmlns:v="urn:schemas-microsoft-com:vml" xmlns:wp14="http://schemas.microsoft.com/office/word/2010/wordprocessingDrawing" xmlns:wp="http://schemas.openxmlformats.org/drawingml/2006/wordprocessingDrawing" xmlns:w10="urn:schemas-microsoft-com:office:word" xmlns:w="http://schemas.openxmlformats.org/wordprocessingml/2006/main" xmlns:w14="http://schemas.microsoft.com/office/word/2010/wordml" xmlns:w15="http://schemas.microsoft.com/office/word/2012/wordml" xmlns:w16cex="http://schemas.microsoft.com/office/word/2018/wordml/cex" xmlns:w16cid="http://schemas.microsoft.com/office/word/2016/wordml/cid" xmlns:w16="http://schemas.microsoft.com/office/word/2018/wordml" xmlns:w16sdtdh="http://schemas.microsoft.com/office/word/2020/wordml/sdtdatahash" xmlns:w16se="http://schemas.microsoft.com/office/word/2015/wordml/symex" xmlns:wpg="http://schemas.microsoft.com/office/word/2010/wordprocessingGroup" xmlns:wpi="http://schemas.microsoft.com/office/word/2010/wordprocessingInk" xmlns:wne="http://schemas.microsoft.com/office/word/2006/wordml" xmlns:wps="http://schemas.microsoft.com/office/word/2010/wordprocessingShape" mc:Ignorable="w14 w15 w16se w16cid w16 w16cex w16sdtdh wp14">
   <w:p>
     <w:pPr>
       <w:pStyle w:val="Footer"/>
@@ -699,7 +1086,7 @@
 </file>
 
 <file path=word/footer3.xml><?xml version="1.0" encoding="utf-8"?>
-<w:ftr xmlns:m="http://schemas.openxmlformats.org/officeDocument/2006/math" xmlns:mc="http://schemas.openxmlformats.org/markup-compatibility/2006" xmlns:mo="http://schemas.microsoft.com/office/mac/office/2008/main" xmlns:mv="urn:schemas-microsoft-com:mac:vml" xmlns:o="urn:schemas-microsoft-com:office:office" xmlns:r="http://schemas.openxmlformats.org/officeDocument/2006/relationships" xmlns:v="urn:schemas-microsoft-com:vml" xmlns:w10="urn:schemas-microsoft-com:office:word" xmlns:w14="http://schemas.microsoft.com/office/word/2010/wordml" xmlns:w="http://schemas.openxmlformats.org/wordprocessingml/2006/main" xmlns:wne="http://schemas.microsoft.com/office/word/2006/wordml" xmlns:wp14="http://schemas.microsoft.com/office/word/2010/wordprocessingDrawing" xmlns:wp="http://schemas.openxmlformats.org/drawingml/2006/wordprocessingDrawing" xmlns:wpc="http://schemas.microsoft.com/office/word/2010/wordprocessingCanvas" xmlns:wpg="http://schemas.microsoft.com/office/word/2010/wordprocessingGroup" xmlns:wpi="http://schemas.microsoft.com/office/word/2010/wordprocessingInk" xmlns:wps="http://schemas.microsoft.com/office/word/2010/wordprocessingShape" mc:Ignorable="w14 wp14">
+<w:ftr xmlns:wpc="http://schemas.microsoft.com/office/word/2010/wordprocessingCanvas" xmlns:cx="http://schemas.microsoft.com/office/drawing/2014/chartex" xmlns:cx1="http://schemas.microsoft.com/office/drawing/2015/9/8/chartex" xmlns:cx2="http://schemas.microsoft.com/office/drawing/2015/10/21/chartex" xmlns:cx3="http://schemas.microsoft.com/office/drawing/2016/5/9/chartex" xmlns:cx4="http://schemas.microsoft.com/office/drawing/2016/5/10/chartex" xmlns:cx5="http://schemas.microsoft.com/office/drawing/2016/5/11/chartex" xmlns:cx6="http://schemas.microsoft.com/office/drawing/2016/5/12/chartex" xmlns:cx7="http://schemas.microsoft.com/office/drawing/2016/5/13/chartex" xmlns:cx8="http://schemas.microsoft.com/office/drawing/2016/5/14/chartex" xmlns:mc="http://schemas.openxmlformats.org/markup-compatibility/2006" xmlns:aink="http://schemas.microsoft.com/office/drawing/2016/ink" xmlns:am3d="http://schemas.microsoft.com/office/drawing/2017/model3d" xmlns:o="urn:schemas-microsoft-com:office:office" xmlns:r="http://schemas.openxmlformats.org/officeDocument/2006/relationships" xmlns:m="http://schemas.openxmlformats.org/officeDocument/2006/math" xmlns:v="urn:schemas-microsoft-com:vml" xmlns:wp14="http://schemas.microsoft.com/office/word/2010/wordprocessingDrawing" xmlns:wp="http://schemas.openxmlformats.org/drawingml/2006/wordprocessingDrawing" xmlns:w10="urn:schemas-microsoft-com:office:word" xmlns:w="http://schemas.openxmlformats.org/wordprocessingml/2006/main" xmlns:w14="http://schemas.microsoft.com/office/word/2010/wordml" xmlns:w15="http://schemas.microsoft.com/office/word/2012/wordml" xmlns:w16cex="http://schemas.microsoft.com/office/word/2018/wordml/cex" xmlns:w16cid="http://schemas.microsoft.com/office/word/2016/wordml/cid" xmlns:w16="http://schemas.microsoft.com/office/word/2018/wordml" xmlns:w16sdtdh="http://schemas.microsoft.com/office/word/2020/wordml/sdtdatahash" xmlns:w16se="http://schemas.microsoft.com/office/word/2015/wordml/symex" xmlns:wpg="http://schemas.microsoft.com/office/word/2010/wordprocessingGroup" xmlns:wpi="http://schemas.microsoft.com/office/word/2010/wordprocessingInk" xmlns:wne="http://schemas.microsoft.com/office/word/2006/wordml" xmlns:wps="http://schemas.microsoft.com/office/word/2010/wordprocessingShape" mc:Ignorable="w14 w15 w16se w16cid w16 w16cex w16sdtdh wp14">
   <w:p>
     <w:pPr>
       <w:pStyle w:val="Footer"/>
@@ -708,8 +1095,33 @@
 </w:ftr>
 </file>
 
+<file path=word/footnotes.xml><?xml version="1.0" encoding="utf-8"?>
+<w:footnotes xmlns:wpc="http://schemas.microsoft.com/office/word/2010/wordprocessingCanvas" xmlns:cx="http://schemas.microsoft.com/office/drawing/2014/chartex" xmlns:cx1="http://schemas.microsoft.com/office/drawing/2015/9/8/chartex" xmlns:cx2="http://schemas.microsoft.com/office/drawing/2015/10/21/chartex" xmlns:cx3="http://schemas.microsoft.com/office/drawing/2016/5/9/chartex" xmlns:cx4="http://schemas.microsoft.com/office/drawing/2016/5/10/chartex" xmlns:cx5="http://schemas.microsoft.com/office/drawing/2016/5/11/chartex" xmlns:cx6="http://schemas.microsoft.com/office/drawing/2016/5/12/chartex" xmlns:cx7="http://schemas.microsoft.com/office/drawing/2016/5/13/chartex" xmlns:cx8="http://schemas.microsoft.com/office/drawing/2016/5/14/chartex" xmlns:mc="http://schemas.openxmlformats.org/markup-compatibility/2006" xmlns:aink="http://schemas.microsoft.com/office/drawing/2016/ink" xmlns:am3d="http://schemas.microsoft.com/office/drawing/2017/model3d" xmlns:o="urn:schemas-microsoft-com:office:office" xmlns:r="http://schemas.openxmlformats.org/officeDocument/2006/relationships" xmlns:m="http://schemas.openxmlformats.org/officeDocument/2006/math" xmlns:v="urn:schemas-microsoft-com:vml" xmlns:wp14="http://schemas.microsoft.com/office/word/2010/wordprocessingDrawing" xmlns:wp="http://schemas.openxmlformats.org/drawingml/2006/wordprocessingDrawing" xmlns:w10="urn:schemas-microsoft-com:office:word" xmlns:w="http://schemas.openxmlformats.org/wordprocessingml/2006/main" xmlns:w14="http://schemas.microsoft.com/office/word/2010/wordml" xmlns:w15="http://schemas.microsoft.com/office/word/2012/wordml" xmlns:w16cex="http://schemas.microsoft.com/office/word/2018/wordml/cex" xmlns:w16cid="http://schemas.microsoft.com/office/word/2016/wordml/cid" xmlns:w16="http://schemas.microsoft.com/office/word/2018/wordml" xmlns:w16sdtdh="http://schemas.microsoft.com/office/word/2020/wordml/sdtdatahash" xmlns:w16se="http://schemas.microsoft.com/office/word/2015/wordml/symex" xmlns:wpg="http://schemas.microsoft.com/office/word/2010/wordprocessingGroup" xmlns:wpi="http://schemas.microsoft.com/office/word/2010/wordprocessingInk" xmlns:wne="http://schemas.microsoft.com/office/word/2006/wordml" xmlns:wps="http://schemas.microsoft.com/office/word/2010/wordprocessingShape" mc:Ignorable="w14 w15 w16se w16cid w16 w16cex w16sdtdh wp14">
+  <w:footnote w:type="separator" w:id="-1">
+    <w:p>
+      <w:pPr>
+        <w:spacing w:before="0" w:after="0"/>
+      </w:pPr>
+      <w:r>
+        <w:separator/>
+      </w:r>
+    </w:p>
+  </w:footnote>
+  <w:footnote w:type="continuationSeparator" w:id="0">
+    <w:p>
+      <w:pPr>
+        <w:spacing w:before="0" w:after="0"/>
+      </w:pPr>
+      <w:r>
+        <w:continuationSeparator/>
+      </w:r>
+    </w:p>
+  </w:footnote>
+</w:footnotes>
+</file>
+
 <file path=word/header1.xml><?xml version="1.0" encoding="utf-8"?>
-<w:hdr xmlns:m="http://schemas.openxmlformats.org/officeDocument/2006/math" xmlns:mc="http://schemas.openxmlformats.org/markup-compatibility/2006" xmlns:mo="http://schemas.microsoft.com/office/mac/office/2008/main" xmlns:mv="urn:schemas-microsoft-com:mac:vml" xmlns:o="urn:schemas-microsoft-com:office:office" xmlns:r="http://schemas.openxmlformats.org/officeDocument/2006/relationships" xmlns:v="urn:schemas-microsoft-com:vml" xmlns:w10="urn:schemas-microsoft-com:office:word" xmlns:w14="http://schemas.microsoft.com/office/word/2010/wordml" xmlns:w="http://schemas.openxmlformats.org/wordprocessingml/2006/main" xmlns:wne="http://schemas.microsoft.com/office/word/2006/wordml" xmlns:wp14="http://schemas.microsoft.com/office/word/2010/wordprocessingDrawing" xmlns:wp="http://schemas.openxmlformats.org/drawingml/2006/wordprocessingDrawing" xmlns:wpc="http://schemas.microsoft.com/office/word/2010/wordprocessingCanvas" xmlns:wpg="http://schemas.microsoft.com/office/word/2010/wordprocessingGroup" xmlns:wpi="http://schemas.microsoft.com/office/word/2010/wordprocessingInk" xmlns:wps="http://schemas.microsoft.com/office/word/2010/wordprocessingShape" mc:Ignorable="w14 wp14">
+<w:hdr xmlns:wpc="http://schemas.microsoft.com/office/word/2010/wordprocessingCanvas" xmlns:cx="http://schemas.microsoft.com/office/drawing/2014/chartex" xmlns:cx1="http://schemas.microsoft.com/office/drawing/2015/9/8/chartex" xmlns:cx2="http://schemas.microsoft.com/office/drawing/2015/10/21/chartex" xmlns:cx3="http://schemas.microsoft.com/office/drawing/2016/5/9/chartex" xmlns:cx4="http://schemas.microsoft.com/office/drawing/2016/5/10/chartex" xmlns:cx5="http://schemas.microsoft.com/office/drawing/2016/5/11/chartex" xmlns:cx6="http://schemas.microsoft.com/office/drawing/2016/5/12/chartex" xmlns:cx7="http://schemas.microsoft.com/office/drawing/2016/5/13/chartex" xmlns:cx8="http://schemas.microsoft.com/office/drawing/2016/5/14/chartex" xmlns:mc="http://schemas.openxmlformats.org/markup-compatibility/2006" xmlns:aink="http://schemas.microsoft.com/office/drawing/2016/ink" xmlns:am3d="http://schemas.microsoft.com/office/drawing/2017/model3d" xmlns:o="urn:schemas-microsoft-com:office:office" xmlns:r="http://schemas.openxmlformats.org/officeDocument/2006/relationships" xmlns:m="http://schemas.openxmlformats.org/officeDocument/2006/math" xmlns:v="urn:schemas-microsoft-com:vml" xmlns:wp14="http://schemas.microsoft.com/office/word/2010/wordprocessingDrawing" xmlns:wp="http://schemas.openxmlformats.org/drawingml/2006/wordprocessingDrawing" xmlns:w10="urn:schemas-microsoft-com:office:word" xmlns:w="http://schemas.openxmlformats.org/wordprocessingml/2006/main" xmlns:w14="http://schemas.microsoft.com/office/word/2010/wordml" xmlns:w15="http://schemas.microsoft.com/office/word/2012/wordml" xmlns:w16cex="http://schemas.microsoft.com/office/word/2018/wordml/cex" xmlns:w16cid="http://schemas.microsoft.com/office/word/2016/wordml/cid" xmlns:w16="http://schemas.microsoft.com/office/word/2018/wordml" xmlns:w16sdtdh="http://schemas.microsoft.com/office/word/2020/wordml/sdtdatahash" xmlns:w16se="http://schemas.microsoft.com/office/word/2015/wordml/symex" xmlns:wpg="http://schemas.microsoft.com/office/word/2010/wordprocessingGroup" xmlns:wpi="http://schemas.microsoft.com/office/word/2010/wordprocessingInk" xmlns:wne="http://schemas.microsoft.com/office/word/2006/wordml" xmlns:wps="http://schemas.microsoft.com/office/word/2010/wordprocessingShape" mc:Ignorable="w14 w15 w16se w16cid w16 w16cex w16sdtdh wp14">
   <w:p>
     <w:pPr>
       <w:pStyle w:val="Header"/>
@@ -719,7 +1131,7 @@
 </file>
 
 <file path=word/header2.xml><?xml version="1.0" encoding="utf-8"?>
-<w:hdr xmlns:m="http://schemas.openxmlformats.org/officeDocument/2006/math" xmlns:mc="http://schemas.openxmlformats.org/markup-compatibility/2006" xmlns:mo="http://schemas.microsoft.com/office/mac/office/2008/main" xmlns:mv="urn:schemas-microsoft-com:mac:vml" xmlns:o="urn:schemas-microsoft-com:office:office" xmlns:r="http://schemas.openxmlformats.org/officeDocument/2006/relationships" xmlns:v="urn:schemas-microsoft-com:vml" xmlns:w10="urn:schemas-microsoft-com:office:word" xmlns:w14="http://schemas.microsoft.com/office/word/2010/wordml" xmlns:w="http://schemas.openxmlformats.org/wordprocessingml/2006/main" xmlns:wne="http://schemas.microsoft.com/office/word/2006/wordml" xmlns:wp14="http://schemas.microsoft.com/office/word/2010/wordprocessingDrawing" xmlns:wp="http://schemas.openxmlformats.org/drawingml/2006/wordprocessingDrawing" xmlns:wpc="http://schemas.microsoft.com/office/word/2010/wordprocessingCanvas" xmlns:wpg="http://schemas.microsoft.com/office/word/2010/wordprocessingGroup" xmlns:wpi="http://schemas.microsoft.com/office/word/2010/wordprocessingInk" xmlns:wps="http://schemas.microsoft.com/office/word/2010/wordprocessingShape" mc:Ignorable="w14 wp14">
+<w:hdr xmlns:wpc="http://schemas.microsoft.com/office/word/2010/wordprocessingCanvas" xmlns:cx="http://schemas.microsoft.com/office/drawing/2014/chartex" xmlns:cx1="http://schemas.microsoft.com/office/drawing/2015/9/8/chartex" xmlns:cx2="http://schemas.microsoft.com/office/drawing/2015/10/21/chartex" xmlns:cx3="http://schemas.microsoft.com/office/drawing/2016/5/9/chartex" xmlns:cx4="http://schemas.microsoft.com/office/drawing/2016/5/10/chartex" xmlns:cx5="http://schemas.microsoft.com/office/drawing/2016/5/11/chartex" xmlns:cx6="http://schemas.microsoft.com/office/drawing/2016/5/12/chartex" xmlns:cx7="http://schemas.microsoft.com/office/drawing/2016/5/13/chartex" xmlns:cx8="http://schemas.microsoft.com/office/drawing/2016/5/14/chartex" xmlns:mc="http://schemas.openxmlformats.org/markup-compatibility/2006" xmlns:aink="http://schemas.microsoft.com/office/drawing/2016/ink" xmlns:am3d="http://schemas.microsoft.com/office/drawing/2017/model3d" xmlns:o="urn:schemas-microsoft-com:office:office" xmlns:r="http://schemas.openxmlformats.org/officeDocument/2006/relationships" xmlns:m="http://schemas.openxmlformats.org/officeDocument/2006/math" xmlns:v="urn:schemas-microsoft-com:vml" xmlns:wp14="http://schemas.microsoft.com/office/word/2010/wordprocessingDrawing" xmlns:wp="http://schemas.openxmlformats.org/drawingml/2006/wordprocessingDrawing" xmlns:w10="urn:schemas-microsoft-com:office:word" xmlns:w="http://schemas.openxmlformats.org/wordprocessingml/2006/main" xmlns:w14="http://schemas.microsoft.com/office/word/2010/wordml" xmlns:w15="http://schemas.microsoft.com/office/word/2012/wordml" xmlns:w16cex="http://schemas.microsoft.com/office/word/2018/wordml/cex" xmlns:w16cid="http://schemas.microsoft.com/office/word/2016/wordml/cid" xmlns:w16="http://schemas.microsoft.com/office/word/2018/wordml" xmlns:w16sdtdh="http://schemas.microsoft.com/office/word/2020/wordml/sdtdatahash" xmlns:w16se="http://schemas.microsoft.com/office/word/2015/wordml/symex" xmlns:wpg="http://schemas.microsoft.com/office/word/2010/wordprocessingGroup" xmlns:wpi="http://schemas.microsoft.com/office/word/2010/wordprocessingInk" xmlns:wne="http://schemas.microsoft.com/office/word/2006/wordml" xmlns:wps="http://schemas.microsoft.com/office/word/2010/wordprocessingShape" mc:Ignorable="w14 w15 w16se w16cid w16 w16cex w16sdtdh wp14">
   <w:p>
     <w:pPr>
       <w:pStyle w:val="Header"/>
@@ -729,7 +1141,7 @@
 </file>
 
 <file path=word/header3.xml><?xml version="1.0" encoding="utf-8"?>
-<w:hdr xmlns:m="http://schemas.openxmlformats.org/officeDocument/2006/math" xmlns:mc="http://schemas.openxmlformats.org/markup-compatibility/2006" xmlns:mo="http://schemas.microsoft.com/office/mac/office/2008/main" xmlns:mv="urn:schemas-microsoft-com:mac:vml" xmlns:o="urn:schemas-microsoft-com:office:office" xmlns:r="http://schemas.openxmlformats.org/officeDocument/2006/relationships" xmlns:v="urn:schemas-microsoft-com:vml" xmlns:w10="urn:schemas-microsoft-com:office:word" xmlns:w14="http://schemas.microsoft.com/office/word/2010/wordml" xmlns:w="http://schemas.openxmlformats.org/wordprocessingml/2006/main" xmlns:wne="http://schemas.microsoft.com/office/word/2006/wordml" xmlns:wp14="http://schemas.microsoft.com/office/word/2010/wordprocessingDrawing" xmlns:wp="http://schemas.openxmlformats.org/drawingml/2006/wordprocessingDrawing" xmlns:wpc="http://schemas.microsoft.com/office/word/2010/wordprocessingCanvas" xmlns:wpg="http://schemas.microsoft.com/office/word/2010/wordprocessingGroup" xmlns:wpi="http://schemas.microsoft.com/office/word/2010/wordprocessingInk" xmlns:wps="http://schemas.microsoft.com/office/word/2010/wordprocessingShape" mc:Ignorable="w14 wp14">
+<w:hdr xmlns:wpc="http://schemas.microsoft.com/office/word/2010/wordprocessingCanvas" xmlns:cx="http://schemas.microsoft.com/office/drawing/2014/chartex" xmlns:cx1="http://schemas.microsoft.com/office/drawing/2015/9/8/chartex" xmlns:cx2="http://schemas.microsoft.com/office/drawing/2015/10/21/chartex" xmlns:cx3="http://schemas.microsoft.com/office/drawing/2016/5/9/chartex" xmlns:cx4="http://schemas.microsoft.com/office/drawing/2016/5/10/chartex" xmlns:cx5="http://schemas.microsoft.com/office/drawing/2016/5/11/chartex" xmlns:cx6="http://schemas.microsoft.com/office/drawing/2016/5/12/chartex" xmlns:cx7="http://schemas.microsoft.com/office/drawing/2016/5/13/chartex" xmlns:cx8="http://schemas.microsoft.com/office/drawing/2016/5/14/chartex" xmlns:mc="http://schemas.openxmlformats.org/markup-compatibility/2006" xmlns:aink="http://schemas.microsoft.com/office/drawing/2016/ink" xmlns:am3d="http://schemas.microsoft.com/office/drawing/2017/model3d" xmlns:o="urn:schemas-microsoft-com:office:office" xmlns:r="http://schemas.openxmlformats.org/officeDocument/2006/relationships" xmlns:m="http://schemas.openxmlformats.org/officeDocument/2006/math" xmlns:v="urn:schemas-microsoft-com:vml" xmlns:wp14="http://schemas.microsoft.com/office/word/2010/wordprocessingDrawing" xmlns:wp="http://schemas.openxmlformats.org/drawingml/2006/wordprocessingDrawing" xmlns:w10="urn:schemas-microsoft-com:office:word" xmlns:w="http://schemas.openxmlformats.org/wordprocessingml/2006/main" xmlns:w14="http://schemas.microsoft.com/office/word/2010/wordml" xmlns:w15="http://schemas.microsoft.com/office/word/2012/wordml" xmlns:w16cex="http://schemas.microsoft.com/office/word/2018/wordml/cex" xmlns:w16cid="http://schemas.microsoft.com/office/word/2016/wordml/cid" xmlns:w16="http://schemas.microsoft.com/office/word/2018/wordml" xmlns:w16sdtdh="http://schemas.microsoft.com/office/word/2020/wordml/sdtdatahash" xmlns:w16se="http://schemas.microsoft.com/office/word/2015/wordml/symex" xmlns:wpg="http://schemas.microsoft.com/office/word/2010/wordprocessingGroup" xmlns:wpi="http://schemas.microsoft.com/office/word/2010/wordprocessingInk" xmlns:wne="http://schemas.microsoft.com/office/word/2006/wordml" xmlns:wps="http://schemas.microsoft.com/office/word/2010/wordprocessingShape" mc:Ignorable="w14 w15 w16se w16cid w16 w16cex w16sdtdh wp14">
   <w:p>
     <w:pPr>
       <w:pStyle w:val="Header"/>

--- a/docassemble/AKA2JBranding/data/templates/truefiling_file_and_serve_content.docx
+++ b/docassemble/AKA2JBranding/data/templates/truefiling_file_and_serve_content.docx
@@ -253,6 +253,7 @@
           <w:b/>
           <w:bCs/>
         </w:rPr>
+        <w:lastRenderedPageBreak/>
         <w:t>If you are exempt and you choose not to use TrueFiling:</w:t>
       </w:r>
     </w:p>
@@ -266,7 +267,6 @@
         <w:ind w:left="540"/>
       </w:pPr>
       <w:r>
-        <w:lastRenderedPageBreak/>
         <w:t>Mark it on your form, or</w:t>
       </w:r>
     </w:p>
@@ -418,7 +418,21 @@
             <w:rStyle w:val="Hyperlink"/>
             <w:spacing w:val="0"/>
           </w:rPr>
-          <w:t>Create an account</w:t>
+          <w:t>Create an acco</w:t>
+        </w:r>
+        <w:r>
+          <w:rPr>
+            <w:rStyle w:val="Hyperlink"/>
+            <w:spacing w:val="0"/>
+          </w:rPr>
+          <w:t>u</w:t>
+        </w:r>
+        <w:r>
+          <w:rPr>
+            <w:rStyle w:val="Hyperlink"/>
+            <w:spacing w:val="0"/>
+          </w:rPr>
+          <w:t>nt</w:t>
         </w:r>
       </w:hyperlink>
       <w:r>
@@ -443,7 +457,21 @@
             <w:rStyle w:val="Hyperlink"/>
             <w:spacing w:val="0"/>
           </w:rPr>
-          <w:t>TrueFiling</w:t>
+          <w:t>True</w:t>
+        </w:r>
+        <w:r>
+          <w:rPr>
+            <w:rStyle w:val="Hyperlink"/>
+            <w:spacing w:val="0"/>
+          </w:rPr>
+          <w:t>F</w:t>
+        </w:r>
+        <w:r>
+          <w:rPr>
+            <w:rStyle w:val="Hyperlink"/>
+            <w:spacing w:val="0"/>
+          </w:rPr>
+          <w:t>iling</w:t>
         </w:r>
       </w:hyperlink>
     </w:p>
@@ -594,7 +622,21 @@
             <w:rStyle w:val="Hyperlink"/>
             <w:spacing w:val="0"/>
           </w:rPr>
-          <w:t>Fill-In PDF</w:t>
+          <w:t>Fill</w:t>
+        </w:r>
+        <w:r>
+          <w:rPr>
+            <w:rStyle w:val="Hyperlink"/>
+            <w:spacing w:val="0"/>
+          </w:rPr>
+          <w:t>-</w:t>
+        </w:r>
+        <w:r>
+          <w:rPr>
+            <w:rStyle w:val="Hyperlink"/>
+            <w:spacing w:val="0"/>
+          </w:rPr>
+          <w:t>In PDF</w:t>
         </w:r>
       </w:hyperlink>
       <w:r>
@@ -699,6 +741,7 @@
         <w:rPr>
           <w:color w:val="FFC000"/>
         </w:rPr>
+        <w:lastRenderedPageBreak/>
         <w:t>{%</w:t>
       </w:r>
       <w:r>
@@ -790,14 +833,7 @@
         <w:rPr>
           <w:color w:val="FF0000"/>
         </w:rPr>
-        <w:t xml:space="preserve"> endif </w:t>
-      </w:r>
-      <w:r>
-        <w:rPr>
-          <w:color w:val="FF0000"/>
-        </w:rPr>
-        <w:lastRenderedPageBreak/>
-        <w:t>%}</w:t>
+        <w:t xml:space="preserve"> endif %}</w:t>
       </w:r>
     </w:p>
     <w:p>
@@ -856,7 +892,21 @@
             <w:rStyle w:val="Hyperlink"/>
             <w:spacing w:val="0"/>
           </w:rPr>
-          <w:t>ak-courts.info/dr8</w:t>
+          <w:t>ak-courts.info/</w:t>
+        </w:r>
+        <w:r>
+          <w:rPr>
+            <w:rStyle w:val="Hyperlink"/>
+            <w:spacing w:val="0"/>
+          </w:rPr>
+          <w:t>tf</w:t>
+        </w:r>
+        <w:r>
+          <w:rPr>
+            <w:rStyle w:val="Hyperlink"/>
+            <w:spacing w:val="0"/>
+          </w:rPr>
+          <w:t>8</w:t>
         </w:r>
         <w:r>
           <w:rPr>
@@ -889,9 +939,30 @@
             <w:rStyle w:val="Hyperlink"/>
             <w:spacing w:val="0"/>
           </w:rPr>
-          <w:t>ak-courts.info/</w:t>
+          <w:t>ak-courts.</w:t>
+        </w:r>
+        <w:r>
+          <w:rPr>
+            <w:rStyle w:val="Hyperlink"/>
+            <w:spacing w:val="0"/>
+          </w:rPr>
+          <w:t>i</w:t>
+        </w:r>
+        <w:r>
+          <w:rPr>
+            <w:rStyle w:val="Hyperlink"/>
+            <w:spacing w:val="0"/>
+          </w:rPr>
+          <w:t>nfo/</w:t>
         </w:r>
         <w:proofErr w:type="spellStart"/>
+        <w:r>
+          <w:rPr>
+            <w:rStyle w:val="Hyperlink"/>
+            <w:spacing w:val="0"/>
+          </w:rPr>
+          <w:t>e</w:t>
+        </w:r>
         <w:r>
           <w:rPr>
             <w:rStyle w:val="Hyperlink"/>

--- a/docassemble/AKA2JBranding/data/templates/truefiling_file_and_serve_content.docx
+++ b/docassemble/AKA2JBranding/data/templates/truefiling_file_and_serve_content.docx
@@ -418,21 +418,7 @@
             <w:rStyle w:val="Hyperlink"/>
             <w:spacing w:val="0"/>
           </w:rPr>
-          <w:t>Create an acco</w:t>
-        </w:r>
-        <w:r>
-          <w:rPr>
-            <w:rStyle w:val="Hyperlink"/>
-            <w:spacing w:val="0"/>
-          </w:rPr>
-          <w:t>u</w:t>
-        </w:r>
-        <w:r>
-          <w:rPr>
-            <w:rStyle w:val="Hyperlink"/>
-            <w:spacing w:val="0"/>
-          </w:rPr>
-          <w:t>nt</w:t>
+          <w:t>Create an account</w:t>
         </w:r>
       </w:hyperlink>
       <w:r>
@@ -457,21 +443,7 @@
             <w:rStyle w:val="Hyperlink"/>
             <w:spacing w:val="0"/>
           </w:rPr>
-          <w:t>True</w:t>
-        </w:r>
-        <w:r>
-          <w:rPr>
-            <w:rStyle w:val="Hyperlink"/>
-            <w:spacing w:val="0"/>
-          </w:rPr>
-          <w:t>F</w:t>
-        </w:r>
-        <w:r>
-          <w:rPr>
-            <w:rStyle w:val="Hyperlink"/>
-            <w:spacing w:val="0"/>
-          </w:rPr>
-          <w:t>iling</w:t>
+          <w:t>TrueFiling</w:t>
         </w:r>
       </w:hyperlink>
     </w:p>
@@ -495,7 +467,39 @@
         <w:rPr>
           <w:color w:val="FF0000"/>
         </w:rPr>
-        <w:t xml:space="preserve"> if user_need in ('custody', 'divorce', 'change AK order', 'change divorce order', 'change custody order', 'change foreign custody order') %}</w:t>
+        <w:t xml:space="preserve"> </w:t>
+      </w:r>
+      <w:r>
+        <w:rPr>
+          <w:color w:val="FF0000"/>
+        </w:rPr>
+        <w:t>if user_need in('custody', '</w:t>
+      </w:r>
+      <w:proofErr w:type="spellStart"/>
+      <w:r>
+        <w:rPr>
+          <w:color w:val="FF0000"/>
+        </w:rPr>
+        <w:t>divorce','change</w:t>
+      </w:r>
+      <w:proofErr w:type="spellEnd"/>
+      <w:r>
+        <w:rPr>
+          <w:color w:val="FF0000"/>
+        </w:rPr>
+        <w:t xml:space="preserve"> foreign custody order') or (user_need in ('change AK order', 'change divorce order', 'change custody order') and middle_of_case == 'no' and ((type_of_final_order['custody order'] and why_change in('review', 'schedule')) or (user_need == 'change divorce order' and type_of_final_order['spousal support'] and why_change_divorce_order == 'changed circumstances')))</w:t>
+      </w:r>
+      <w:r>
+        <w:rPr>
+          <w:color w:val="FF0000"/>
+        </w:rPr>
+        <w:t xml:space="preserve"> </w:t>
+      </w:r>
+      <w:r>
+        <w:rPr>
+          <w:color w:val="FF0000"/>
+        </w:rPr>
+        <w:t>%}</w:t>
       </w:r>
     </w:p>
     <w:p>
@@ -622,21 +626,7 @@
             <w:rStyle w:val="Hyperlink"/>
             <w:spacing w:val="0"/>
           </w:rPr>
-          <w:t>Fill</w:t>
-        </w:r>
-        <w:r>
-          <w:rPr>
-            <w:rStyle w:val="Hyperlink"/>
-            <w:spacing w:val="0"/>
-          </w:rPr>
-          <w:t>-</w:t>
-        </w:r>
-        <w:r>
-          <w:rPr>
-            <w:rStyle w:val="Hyperlink"/>
-            <w:spacing w:val="0"/>
-          </w:rPr>
-          <w:t>In PDF</w:t>
+          <w:t>Fill-In PDF</w:t>
         </w:r>
       </w:hyperlink>
       <w:r>
@@ -719,6 +709,7 @@
         </w:numPr>
       </w:pPr>
       <w:r>
+        <w:lastRenderedPageBreak/>
         <w:t>a “Standing Order.”  The Standing Order has important information about your case. Usually, the clerk will give you this order when you file.</w:t>
       </w:r>
     </w:p>
@@ -741,7 +732,6 @@
         <w:rPr>
           <w:color w:val="FFC000"/>
         </w:rPr>
-        <w:lastRenderedPageBreak/>
         <w:t>{%</w:t>
       </w:r>
       <w:r>
@@ -939,21 +929,7 @@
             <w:rStyle w:val="Hyperlink"/>
             <w:spacing w:val="0"/>
           </w:rPr>
-          <w:t>ak-courts.</w:t>
-        </w:r>
-        <w:r>
-          <w:rPr>
-            <w:rStyle w:val="Hyperlink"/>
-            <w:spacing w:val="0"/>
-          </w:rPr>
-          <w:t>i</w:t>
-        </w:r>
-        <w:r>
-          <w:rPr>
-            <w:rStyle w:val="Hyperlink"/>
-            <w:spacing w:val="0"/>
-          </w:rPr>
-          <w:t>nfo/</w:t>
+          <w:t>ak-courts.info/</w:t>
         </w:r>
         <w:proofErr w:type="spellStart"/>
         <w:r>

--- a/docassemble/AKA2JBranding/data/templates/truefiling_file_and_serve_content.docx
+++ b/docassemble/AKA2JBranding/data/templates/truefiling_file_and_serve_content.docx
@@ -28,12 +28,104 @@
         <w:pStyle w:val="Body"/>
         <w:numPr>
           <w:ilvl w:val="0"/>
-          <w:numId w:val="42"/>
+          <w:numId w:val="44"/>
         </w:numPr>
         <w:ind w:left="540"/>
       </w:pPr>
       <w:r>
-        <w:t>You also need to give {{ other_party_in_case }} a copy of everything you file with the court. This is called “service.” Read Step Bookmark from parent document: Serve {{ other_party_in_case }}.</w:t>
+        <w:rPr>
+          <w:color w:val="FF0000"/>
+        </w:rPr>
+        <w:t>{%p if (</w:t>
+      </w:r>
+      <w:r>
+        <w:rPr>
+          <w:color w:val="FFC000"/>
+        </w:rPr>
+        <w:t>user_need in('answer custody', 'answer divorce') and type_of_response.all_false()</w:t>
+      </w:r>
+      <w:r>
+        <w:rPr>
+          <w:color w:val="FF0000"/>
+        </w:rPr>
+        <w:t>) or (</w:t>
+      </w:r>
+      <w:r>
+        <w:rPr>
+          <w:color w:val="FFC000"/>
+        </w:rPr>
+        <w:t>user_need in('change custody order', 'change divorce order') and parents_agree</w:t>
+      </w:r>
+      <w:r>
+        <w:rPr>
+          <w:color w:val="FF0000"/>
+        </w:rPr>
+        <w:t>)</w:t>
+      </w:r>
+      <w:r>
+        <w:rPr>
+          <w:color w:val="FF0000"/>
+        </w:rPr>
+        <w:t xml:space="preserve"> </w:t>
+      </w:r>
+      <w:r>
+        <w:rPr>
+          <w:color w:val="FF0000"/>
+        </w:rPr>
+        <w:t>or (</w:t>
+      </w:r>
+      <w:r>
+        <w:rPr>
+          <w:color w:val="FFC000"/>
+        </w:rPr>
+        <w:t>user_need == 'change AK order' and why_change == 'income' and parents_agree</w:t>
+      </w:r>
+      <w:r>
+        <w:rPr>
+          <w:color w:val="FF0000"/>
+        </w:rPr>
+        <w:t>)</w:t>
+      </w:r>
+      <w:r>
+        <w:rPr>
+          <w:color w:val="FF0000"/>
+        </w:rPr>
+        <w:t xml:space="preserve"> </w:t>
+      </w:r>
+      <w:r>
+        <w:rPr>
+          <w:color w:val="FF0000"/>
+        </w:rPr>
+        <w:t>%}</w:t>
+      </w:r>
+    </w:p>
+    <w:p>
+      <w:pPr>
+        <w:pStyle w:val="Body"/>
+        <w:numPr>
+          <w:ilvl w:val="0"/>
+          <w:numId w:val="44"/>
+        </w:numPr>
+        <w:ind w:left="540"/>
+      </w:pPr>
+      <w:r>
+        <w:t>Because both of you sign the forms and you each have a copy, you do not have to "serve" {{ other_party_in_case }}.</w:t>
+      </w:r>
+    </w:p>
+    <w:p>
+      <w:pPr>
+        <w:pStyle w:val="Body"/>
+        <w:numPr>
+          <w:ilvl w:val="0"/>
+          <w:numId w:val="44"/>
+        </w:numPr>
+        <w:ind w:left="540"/>
+      </w:pPr>
+      <w:r>
+        <w:rPr>
+          <w:color w:val="FF0000"/>
+        </w:rPr>
+        <w:t>{%p else %}</w:t>
       </w:r>
     </w:p>
     <w:p>
@@ -46,31 +138,135 @@
         <w:ind w:left="540"/>
       </w:pPr>
       <w:r>
+        <w:t xml:space="preserve">You also need to give {{ other_party_in_case }} a copy of everything you file with the court. This is called “service.” Read </w:t>
+      </w:r>
+      <w:r>
+        <w:t>{</w:t>
+      </w:r>
+      <w:r>
+        <w:t>{ truefiling_serve_step.subject }</w:t>
+      </w:r>
+      <w:r>
+        <w:t>}.</w:t>
+      </w:r>
+    </w:p>
+    <w:p>
+      <w:pPr>
+        <w:pStyle w:val="Body"/>
+        <w:numPr>
+          <w:ilvl w:val="0"/>
+          <w:numId w:val="44"/>
+        </w:numPr>
+        <w:ind w:left="540"/>
+      </w:pPr>
+      <w:r>
         <w:t>Keep a copy for your records.</w:t>
       </w:r>
     </w:p>
     <w:p>
       <w:pPr>
         <w:pStyle w:val="Body"/>
+        <w:numPr>
+          <w:ilvl w:val="0"/>
+          <w:numId w:val="44"/>
+        </w:numPr>
+        <w:ind w:left="540"/>
+      </w:pPr>
+      <w:r>
+        <w:rPr>
+          <w:color w:val="FF0000"/>
+        </w:rPr>
+        <w:t>{%p endif %}</w:t>
+      </w:r>
+    </w:p>
+    <w:p>
+      <w:pPr>
+        <w:pStyle w:val="Body"/>
+        <w:rPr>
+          <w:color w:val="FF0000"/>
+        </w:rPr>
+      </w:pPr>
+      <w:r>
+        <w:rPr>
+          <w:color w:val="FF0000"/>
+        </w:rPr>
+        <w:t>{%</w:t>
+      </w:r>
+      <w:r>
+        <w:rPr>
+          <w:color w:val="FF0000"/>
+        </w:rPr>
+        <w:t>p</w:t>
+      </w:r>
+      <w:r>
+        <w:rPr>
+          <w:color w:val="FF0000"/>
+        </w:rPr>
+        <w:t xml:space="preserve"> if user_need in ('answer custody', 'answer divorce') and type_of_response.any_true() %}</w:t>
+      </w:r>
+    </w:p>
+    <w:p>
+      <w:pPr>
+        <w:pStyle w:val="Body"/>
+      </w:pPr>
+      <w:r>
         <w:rPr>
           <w:b/>
           <w:bCs/>
         </w:rPr>
-      </w:pPr>
+        <w:t>Timing:</w:t>
+      </w:r>
       <w:r>
         <w:rPr>
           <w:b/>
           <w:bCs/>
         </w:rPr>
-        <w:t>Timing:{% if user_need in ('answer custody', 'answer divorce') %} You have 20 days after you receive the Complaint to file your documents with the court and give a copy to {{ other_party_in_case }}.{% elif user_need in ('respond to motion in custody', 'respond to motion in divorce') %}If {{ other_party_in_case }} mailed a copy of the motion to you, you have 13 days to file and give a copy to them. Use the date of the postmark on the envelope.</w:t>
+        <w:t xml:space="preserve"> </w:t>
+      </w:r>
+      <w:r>
+        <w:t xml:space="preserve">You have </w:t>
+      </w:r>
+      <w:r>
+        <w:rPr>
+          <w:b/>
+          <w:bCs/>
+        </w:rPr>
+        <w:t>20 days</w:t>
+      </w:r>
+      <w:r>
+        <w:t xml:space="preserve"> after you receive the Complaint</w:t>
+      </w:r>
+      <w:r>
+        <w:t>,</w:t>
+      </w:r>
+      <w:r>
+        <w:t xml:space="preserve"> to file your documents with the court and give a copy to {{ other_party_in_case }}.</w:t>
       </w:r>
     </w:p>
     <w:p>
       <w:pPr>
         <w:pStyle w:val="Body"/>
-      </w:pPr>
-      <w:r>
-        <w:t>If they served you another way, you have 10 days to file and give a copy to {{ other_party_in_case }}.{% endif %}</w:t>
+        <w:rPr>
+          <w:color w:val="FF0000"/>
+        </w:rPr>
+      </w:pPr>
+      <w:r>
+        <w:rPr>
+          <w:color w:val="FF0000"/>
+        </w:rPr>
+        <w:t>{%</w:t>
+      </w:r>
+      <w:r>
+        <w:rPr>
+          <w:color w:val="FF0000"/>
+        </w:rPr>
+        <w:t>p</w:t>
+      </w:r>
+      <w:r>
+        <w:rPr>
+          <w:color w:val="FF0000"/>
+        </w:rPr>
+        <w:t xml:space="preserve"> elif user_need in ('respond to motion in custody', 'respond to motion in divorce') %}</w:t>
       </w:r>
     </w:p>
     <w:p>
@@ -79,6 +275,62 @@
       </w:pPr>
       <w:r>
         <w:rPr>
+          <w:b/>
+          <w:bCs/>
+        </w:rPr>
+        <w:t>Timing:</w:t>
+      </w:r>
+      <w:r>
+        <w:rPr>
+          <w:b/>
+          <w:bCs/>
+        </w:rPr>
+        <w:t xml:space="preserve"> </w:t>
+      </w:r>
+      <w:r>
+        <w:t xml:space="preserve">If {{ other_party_in_case }} mailed a copy of the motion to you, you have </w:t>
+      </w:r>
+      <w:r>
+        <w:rPr>
+          <w:b/>
+          <w:bCs/>
+        </w:rPr>
+        <w:t>13 days</w:t>
+      </w:r>
+      <w:r>
+        <w:t xml:space="preserve"> to file and give a copy to </w:t>
+      </w:r>
+      <w:r>
+        <w:t>{{ other_party_in_case }}</w:t>
+      </w:r>
+      <w:r>
+        <w:t>. Use the date of the postmark on the envelope.</w:t>
+      </w:r>
+    </w:p>
+    <w:p>
+      <w:pPr>
+        <w:pStyle w:val="Body"/>
+      </w:pPr>
+      <w:r>
+        <w:t xml:space="preserve">If they served you another way, you have </w:t>
+      </w:r>
+      <w:r>
+        <w:rPr>
+          <w:b/>
+          <w:bCs/>
+        </w:rPr>
+        <w:t>10 days</w:t>
+      </w:r>
+      <w:r>
+        <w:t xml:space="preserve"> to file and give a copy to {{ other_party_in_case }}.</w:t>
+      </w:r>
+    </w:p>
+    <w:p>
+      <w:pPr>
+        <w:pStyle w:val="Body"/>
+      </w:pPr>
+      <w:r>
+        <w:rPr>
           <w:color w:val="FF0000"/>
         </w:rPr>
         <w:t>{%</w:t>
@@ -93,6 +345,29 @@
         <w:rPr>
           <w:color w:val="FF0000"/>
         </w:rPr>
+        <w:t xml:space="preserve"> endif %}</w:t>
+      </w:r>
+    </w:p>
+    <w:p>
+      <w:pPr>
+        <w:pStyle w:val="Body"/>
+      </w:pPr>
+      <w:r>
+        <w:rPr>
+          <w:color w:val="FF0000"/>
+        </w:rPr>
+        <w:t>{%</w:t>
+      </w:r>
+      <w:r>
+        <w:rPr>
+          <w:color w:val="FF0000"/>
+        </w:rPr>
+        <w:t>p</w:t>
+      </w:r>
+      <w:r>
+        <w:rPr>
+          <w:color w:val="FF0000"/>
+        </w:rPr>
         <w:t xml:space="preserve"> if user_need == 'divorce' and ((legal_separation_or_divorce == 'divorce' and ((minor_children and agree_or_settle_kids == 'yes') or (not minor_children and agree_or_settle in ('no prop debt or pregnancy', 'agree', 'do not know')))) or (legal_separation_or_divorce == 'legal separation' and agree_or_settle_kids == 'yes')) %}</w:t>
       </w:r>
     </w:p>
@@ -125,6 +400,9 @@
         <w:t>{% endif %}</w:t>
       </w:r>
       <w:r>
+        <w:t xml:space="preserve"> </w:t>
+      </w:r>
+      <w:r>
         <w:t>both of you sign the forms and you each have a copy, you do not have to "serve" {{ other_party_in_case }} by mailing documents or using a process server.</w:t>
       </w:r>
     </w:p>
@@ -136,6 +414,7 @@
         <w:rPr>
           <w:color w:val="FF0000"/>
         </w:rPr>
+        <w:lastRenderedPageBreak/>
         <w:t>{%</w:t>
       </w:r>
       <w:r>
@@ -253,7 +532,6 @@
           <w:b/>
           <w:bCs/>
         </w:rPr>
-        <w:lastRenderedPageBreak/>
         <w:t>If you are exempt and you choose not to use TrueFiling:</w:t>
       </w:r>
     </w:p>
@@ -302,7 +580,21 @@
             <w:rStyle w:val="Hyperlink"/>
             <w:spacing w:val="0"/>
           </w:rPr>
-          <w:t>Fill-In PDF</w:t>
+          <w:t>Fill</w:t>
+        </w:r>
+        <w:r>
+          <w:rPr>
+            <w:rStyle w:val="Hyperlink"/>
+            <w:spacing w:val="0"/>
+          </w:rPr>
+          <w:t xml:space="preserve"> i</w:t>
+        </w:r>
+        <w:r>
+          <w:rPr>
+            <w:rStyle w:val="Hyperlink"/>
+            <w:spacing w:val="0"/>
+          </w:rPr>
+          <w:t>n PDF</w:t>
         </w:r>
       </w:hyperlink>
       <w:r>
@@ -435,7 +727,7 @@
         <w:ind w:left="540"/>
       </w:pPr>
       <w:r>
-        <w:t>Read about .</w:t>
+        <w:t xml:space="preserve">Read about </w:t>
       </w:r>
       <w:hyperlink r:id="rId10" w:history="1">
         <w:r>
@@ -446,6 +738,14 @@
           <w:t>TrueFiling</w:t>
         </w:r>
       </w:hyperlink>
+      <w:r>
+        <w:rPr>
+          <w:rStyle w:val="Hyperlink"/>
+          <w:color w:val="auto"/>
+          <w:spacing w:val="0"/>
+        </w:rPr>
+        <w:t>.</w:t>
+      </w:r>
     </w:p>
     <w:p>
       <w:pPr>
@@ -455,51 +755,355 @@
         <w:rPr>
           <w:color w:val="FF0000"/>
         </w:rPr>
-        <w:t>{%</w:t>
+        <w:t>{%p if user_need in('custody',</w:t>
       </w:r>
       <w:r>
         <w:rPr>
           <w:color w:val="FF0000"/>
         </w:rPr>
-        <w:t>p</w:t>
+        <w:t xml:space="preserve"> </w:t>
       </w:r>
       <w:r>
         <w:rPr>
           <w:color w:val="FF0000"/>
         </w:rPr>
+        <w:t>'divorce',</w:t>
+      </w:r>
+      <w:r>
+        <w:rPr>
+          <w:color w:val="FF0000"/>
+        </w:rPr>
         <w:t xml:space="preserve"> </w:t>
       </w:r>
       <w:r>
         <w:rPr>
           <w:color w:val="FF0000"/>
         </w:rPr>
-        <w:t>if user_need in('custody', '</w:t>
-      </w:r>
-      <w:proofErr w:type="spellStart"/>
+        <w:t>'change foreign custody order') or (</w:t>
+      </w:r>
+      <w:r>
+        <w:rPr>
+          <w:color w:val="FFC000"/>
+        </w:rPr>
+        <w:t>user_need</w:t>
+      </w:r>
+      <w:r>
+        <w:rPr>
+          <w:color w:val="FFC000"/>
+        </w:rPr>
+        <w:t xml:space="preserve"> == </w:t>
+      </w:r>
+      <w:r>
+        <w:rPr>
+          <w:color w:val="FFC000"/>
+        </w:rPr>
+        <w:t>'change custody order'</w:t>
+      </w:r>
+      <w:r>
+        <w:rPr>
+          <w:color w:val="FFC000"/>
+        </w:rPr>
+        <w:t xml:space="preserve"> </w:t>
+      </w:r>
+      <w:r>
+        <w:rPr>
+          <w:color w:val="FFC000"/>
+        </w:rPr>
+        <w:t>and middle_of_case</w:t>
+      </w:r>
+      <w:r>
+        <w:rPr>
+          <w:color w:val="FFC000"/>
+        </w:rPr>
+        <w:t xml:space="preserve"> == </w:t>
+      </w:r>
+      <w:r>
+        <w:rPr>
+          <w:color w:val="FFC000"/>
+        </w:rPr>
+        <w:t>'no'</w:t>
+      </w:r>
+      <w:r>
+        <w:rPr>
+          <w:color w:val="FFC000"/>
+        </w:rPr>
+        <w:t xml:space="preserve"> </w:t>
+      </w:r>
+      <w:r>
+        <w:rPr>
+          <w:color w:val="FFC000"/>
+        </w:rPr>
+        <w:t>and why_change in('review',</w:t>
+      </w:r>
+      <w:r>
+        <w:rPr>
+          <w:color w:val="FFC000"/>
+        </w:rPr>
+        <w:t xml:space="preserve"> </w:t>
+      </w:r>
+      <w:r>
+        <w:rPr>
+          <w:color w:val="FFC000"/>
+        </w:rPr>
+        <w:t>'schedule')</w:t>
+      </w:r>
       <w:r>
         <w:rPr>
           <w:color w:val="FF0000"/>
         </w:rPr>
-        <w:t>divorce','change</w:t>
-      </w:r>
-      <w:proofErr w:type="spellEnd"/>
+        <w:t>) or (</w:t>
+      </w:r>
+      <w:r>
+        <w:rPr>
+          <w:color w:val="FFC000"/>
+        </w:rPr>
+        <w:t>user_need</w:t>
+      </w:r>
+      <w:r>
+        <w:rPr>
+          <w:color w:val="FFC000"/>
+        </w:rPr>
+        <w:t xml:space="preserve"> == </w:t>
+      </w:r>
+      <w:r>
+        <w:rPr>
+          <w:color w:val="FFC000"/>
+        </w:rPr>
+        <w:t>'change divorce order'</w:t>
+      </w:r>
+      <w:r>
+        <w:rPr>
+          <w:color w:val="FFC000"/>
+        </w:rPr>
+        <w:t xml:space="preserve"> </w:t>
+      </w:r>
+      <w:r>
+        <w:rPr>
+          <w:color w:val="FFC000"/>
+        </w:rPr>
+        <w:t>and middle_of_case</w:t>
+      </w:r>
+      <w:r>
+        <w:rPr>
+          <w:color w:val="FFC000"/>
+        </w:rPr>
+        <w:t xml:space="preserve"> == </w:t>
+      </w:r>
+      <w:r>
+        <w:rPr>
+          <w:color w:val="FFC000"/>
+        </w:rPr>
+        <w:t>'no'</w:t>
+      </w:r>
+      <w:r>
+        <w:rPr>
+          <w:color w:val="FFC000"/>
+        </w:rPr>
+        <w:t xml:space="preserve"> </w:t>
+      </w:r>
+      <w:r>
+        <w:rPr>
+          <w:color w:val="FFC000"/>
+        </w:rPr>
+        <w:t>and</w:t>
+      </w:r>
+      <w:r>
+        <w:rPr>
+          <w:color w:val="FFC000"/>
+        </w:rPr>
+        <w:t xml:space="preserve"> </w:t>
+      </w:r>
+      <w:r>
+        <w:rPr>
+          <w:color w:val="FFC000"/>
+        </w:rPr>
+        <w:t>(</w:t>
+      </w:r>
+      <w:r>
+        <w:rPr>
+          <w:color w:val="92D050"/>
+        </w:rPr>
+        <w:t>(</w:t>
+      </w:r>
+      <w:r>
+        <w:rPr>
+          <w:color w:val="00B050"/>
+        </w:rPr>
+        <w:t>type_of_final_order['custody order']</w:t>
+      </w:r>
+      <w:r>
+        <w:rPr>
+          <w:color w:val="00B050"/>
+        </w:rPr>
+        <w:t xml:space="preserve"> </w:t>
+      </w:r>
+      <w:r>
+        <w:rPr>
+          <w:color w:val="00B050"/>
+        </w:rPr>
+        <w:t>and why_change in('review', 'schedule')</w:t>
+      </w:r>
+      <w:r>
+        <w:rPr>
+          <w:color w:val="92D050"/>
+        </w:rPr>
+        <w:t>)</w:t>
+      </w:r>
+      <w:r>
+        <w:rPr>
+          <w:color w:val="92D050"/>
+        </w:rPr>
+        <w:t xml:space="preserve"> </w:t>
+      </w:r>
+      <w:r>
+        <w:rPr>
+          <w:color w:val="92D050"/>
+        </w:rPr>
+        <w:t>or</w:t>
+      </w:r>
+      <w:r>
+        <w:rPr>
+          <w:color w:val="92D050"/>
+        </w:rPr>
+        <w:t xml:space="preserve"> </w:t>
+      </w:r>
+      <w:r>
+        <w:rPr>
+          <w:color w:val="92D050"/>
+        </w:rPr>
+        <w:t>(</w:t>
+      </w:r>
+      <w:r>
+        <w:rPr>
+          <w:color w:val="00B050"/>
+        </w:rPr>
+        <w:t>type_of_final_order['spousal support']</w:t>
+      </w:r>
+      <w:r>
+        <w:rPr>
+          <w:color w:val="00B050"/>
+        </w:rPr>
+        <w:t xml:space="preserve"> </w:t>
+      </w:r>
+      <w:r>
+        <w:rPr>
+          <w:color w:val="00B050"/>
+        </w:rPr>
+        <w:t>and why_change_divorce_order</w:t>
+      </w:r>
+      <w:r>
+        <w:rPr>
+          <w:color w:val="00B050"/>
+        </w:rPr>
+        <w:t xml:space="preserve"> == </w:t>
+      </w:r>
+      <w:r>
+        <w:rPr>
+          <w:color w:val="00B050"/>
+        </w:rPr>
+        <w:t>'changed circumstances'</w:t>
+      </w:r>
+      <w:r>
+        <w:rPr>
+          <w:color w:val="92D050"/>
+        </w:rPr>
+        <w:t>)</w:t>
+      </w:r>
+      <w:r>
+        <w:rPr>
+          <w:color w:val="FFC000"/>
+        </w:rPr>
+        <w:t>)</w:t>
+      </w:r>
       <w:r>
         <w:rPr>
           <w:color w:val="FF0000"/>
         </w:rPr>
-        <w:t xml:space="preserve"> foreign custody order') or (user_need in ('change AK order', 'change divorce order', 'change custody order') and middle_of_case == 'no' and ((type_of_final_order['custody order'] and why_change in('review', 'schedule')) or (user_need == 'change divorce order' and type_of_final_order['spousal support'] and why_change_divorce_order == 'changed circumstances')))</w:t>
+        <w:t>) or (</w:t>
+      </w:r>
+      <w:r>
+        <w:rPr>
+          <w:color w:val="FFC000"/>
+        </w:rPr>
+        <w:t>user_need</w:t>
+      </w:r>
+      <w:r>
+        <w:rPr>
+          <w:color w:val="FFC000"/>
+        </w:rPr>
+        <w:t xml:space="preserve"> == </w:t>
+      </w:r>
+      <w:r>
+        <w:rPr>
+          <w:color w:val="FFC000"/>
+        </w:rPr>
+        <w:t>'change AK order'</w:t>
+      </w:r>
+      <w:r>
+        <w:rPr>
+          <w:color w:val="FFC000"/>
+        </w:rPr>
+        <w:t xml:space="preserve"> </w:t>
+      </w:r>
+      <w:r>
+        <w:rPr>
+          <w:color w:val="FFC000"/>
+        </w:rPr>
+        <w:t>and middle_of_case</w:t>
+      </w:r>
+      <w:r>
+        <w:rPr>
+          <w:color w:val="FFC000"/>
+        </w:rPr>
+        <w:t xml:space="preserve"> == </w:t>
+      </w:r>
+      <w:r>
+        <w:rPr>
+          <w:color w:val="FFC000"/>
+        </w:rPr>
+        <w:t>'no'</w:t>
+      </w:r>
+      <w:r>
+        <w:rPr>
+          <w:color w:val="FFC000"/>
+        </w:rPr>
+        <w:t xml:space="preserve"> </w:t>
+      </w:r>
+      <w:r>
+        <w:rPr>
+          <w:color w:val="FFC000"/>
+        </w:rPr>
+        <w:t>and why_change</w:t>
+      </w:r>
+      <w:r>
+        <w:rPr>
+          <w:color w:val="FFC000"/>
+        </w:rPr>
+        <w:t xml:space="preserve"> == </w:t>
+      </w:r>
+      <w:r>
+        <w:rPr>
+          <w:color w:val="FFC000"/>
+        </w:rPr>
+        <w:t>'income'</w:t>
+      </w:r>
+      <w:r>
+        <w:rPr>
+          <w:color w:val="FFC000"/>
+        </w:rPr>
+        <w:t xml:space="preserve"> </w:t>
+      </w:r>
+      <w:r>
+        <w:rPr>
+          <w:color w:val="FFC000"/>
+        </w:rPr>
+        <w:t>and not parents_agree</w:t>
       </w:r>
       <w:r>
         <w:rPr>
           <w:color w:val="FF0000"/>
         </w:rPr>
-        <w:t xml:space="preserve"> </w:t>
-      </w:r>
-      <w:r>
-        <w:rPr>
-          <w:color w:val="FF0000"/>
-        </w:rPr>
-        <w:t>%}</w:t>
+        <w:t>) %}</w:t>
       </w:r>
     </w:p>
     <w:p>
@@ -557,6 +1161,7 @@
         <w:ind w:left="540"/>
       </w:pPr>
       <w:r>
+        <w:lastRenderedPageBreak/>
         <w:t>Call the Family Law Self-Help Center</w:t>
       </w:r>
       <w:r>
@@ -565,7 +1170,10 @@
       </w:r>
       <w:r>
         <w:br/>
-        <w:t>(866) 279-0851,</w:t>
+        <w:t>(866) 279-0851</w:t>
+      </w:r>
+      <w:r>
+        <w:t>.</w:t>
       </w:r>
     </w:p>
     <w:p>
@@ -573,7 +1181,13 @@
         <w:pStyle w:val="Body"/>
       </w:pPr>
       <w:r>
-        <w:t xml:space="preserve">  or</w:t>
+        <w:t>O</w:t>
+      </w:r>
+      <w:r>
+        <w:t>r</w:t>
+      </w:r>
+      <w:r>
+        <w:t>,</w:t>
       </w:r>
     </w:p>
     <w:p>
@@ -587,6 +1201,11 @@
           <w:tab w:val="left" w:pos="810"/>
         </w:tabs>
         <w:ind w:left="540"/>
+        <w:rPr>
+          <w:rStyle w:val="Hyperlink"/>
+          <w:color w:val="auto"/>
+          <w:spacing w:val="0"/>
+        </w:rPr>
       </w:pPr>
       <w:r>
         <w:t xml:space="preserve">Use </w:t>
@@ -626,7 +1245,21 @@
             <w:rStyle w:val="Hyperlink"/>
             <w:spacing w:val="0"/>
           </w:rPr>
-          <w:t>Fill-In PDF</w:t>
+          <w:t>Fill</w:t>
+        </w:r>
+        <w:r>
+          <w:rPr>
+            <w:rStyle w:val="Hyperlink"/>
+            <w:spacing w:val="0"/>
+          </w:rPr>
+          <w:t xml:space="preserve"> i</w:t>
+        </w:r>
+        <w:r>
+          <w:rPr>
+            <w:rStyle w:val="Hyperlink"/>
+            <w:spacing w:val="0"/>
+          </w:rPr>
+          <w:t>n PDF</w:t>
         </w:r>
       </w:hyperlink>
       <w:r>
@@ -641,48 +1274,56 @@
     <w:p>
       <w:pPr>
         <w:pStyle w:val="Example"/>
-        <w:rPr>
-          <w:color w:val="auto"/>
-        </w:rPr>
-      </w:pPr>
-      <w:r>
-        <w:rPr>
-          <w:color w:val="FFC000"/>
+      </w:pPr>
+      <w:r>
+        <w:t>Note</w:t>
+      </w:r>
+    </w:p>
+    <w:p>
+      <w:pPr>
+        <w:pStyle w:val="Exampleparagraph"/>
+      </w:pPr>
+      <w:r>
+        <w:t>Check with your local court to make sure you understand the procedure to follow after the court decides whether or not to grant your exemption.</w:t>
+      </w:r>
+    </w:p>
+    <w:p>
+      <w:pPr>
+        <w:pStyle w:val="Body"/>
+      </w:pPr>
+      <w:r>
+        <w:rPr>
+          <w:color w:val="FF0000"/>
+        </w:rPr>
+        <w:t>{%p endif %}</w:t>
+      </w:r>
+    </w:p>
+    <w:p>
+      <w:pPr>
+        <w:pStyle w:val="Body"/>
+      </w:pPr>
+      <w:r>
+        <w:rPr>
+          <w:color w:val="FF0000"/>
         </w:rPr>
         <w:t>{%</w:t>
       </w:r>
       <w:r>
         <w:rPr>
-          <w:color w:val="FFC000"/>
+          <w:color w:val="FF0000"/>
         </w:rPr>
         <w:t>p</w:t>
       </w:r>
       <w:r>
         <w:rPr>
-          <w:color w:val="FFC000"/>
+          <w:color w:val="FF0000"/>
         </w:rPr>
         <w:t xml:space="preserve"> if user_need in ('custody', 'divorce') %}</w:t>
       </w:r>
     </w:p>
     <w:p>
       <w:pPr>
-        <w:pStyle w:val="Example"/>
-      </w:pPr>
-      <w:r>
-        <w:t>Note</w:t>
-      </w:r>
-    </w:p>
-    <w:p>
-      <w:pPr>
-        <w:pStyle w:val="Exampleparagraph"/>
-      </w:pPr>
-      <w:r>
-        <w:t>Check with your local court to make sure you understand the procedure to follow after the court decides whether or not to grant your exemption.</w:t>
-      </w:r>
-    </w:p>
-    <w:p>
-      <w:pPr>
-        <w:pStyle w:val="Exampleparagraph"/>
+        <w:pStyle w:val="Body"/>
       </w:pPr>
       <w:r>
         <w:t>After you pay the filing fee, or the court says you can file for free, the court clerk will give you 2 copies of:</w:t>
@@ -697,7 +1338,17 @@
         </w:numPr>
       </w:pPr>
       <w:r>
-        <w:t>a Summons and</w:t>
+        <w:t xml:space="preserve">a </w:t>
+      </w:r>
+      <w:r>
+        <w:rPr>
+          <w:b/>
+          <w:bCs/>
+        </w:rPr>
+        <w:t>Summons</w:t>
+      </w:r>
+      <w:r>
+        <w:t xml:space="preserve"> and</w:t>
       </w:r>
     </w:p>
     <w:p>
@@ -709,8 +1360,475 @@
         </w:numPr>
       </w:pPr>
       <w:r>
+        <w:t>a “</w:t>
+      </w:r>
+      <w:r>
+        <w:rPr>
+          <w:b/>
+          <w:bCs/>
+        </w:rPr>
+        <w:t>Standing Order</w:t>
+      </w:r>
+      <w:r>
+        <w:t xml:space="preserve">.” The </w:t>
+      </w:r>
+      <w:r>
+        <w:rPr>
+          <w:b/>
+          <w:bCs/>
+        </w:rPr>
+        <w:t>Standing Order</w:t>
+      </w:r>
+      <w:r>
+        <w:t xml:space="preserve"> has important information about your case. Usually, the clerk will give you this order when you file.</w:t>
+      </w:r>
+    </w:p>
+    <w:p>
+      <w:pPr>
+        <w:pStyle w:val="ExampleorImportantblock"/>
+      </w:pPr>
+      <w:r>
+        <w:t>One copy is for you, the other copy is for {{ other_party_in_case }}.</w:t>
+      </w:r>
+    </w:p>
+    <w:p>
+      <w:pPr>
+        <w:pStyle w:val="Body"/>
+      </w:pPr>
+      <w:r>
+        <w:rPr>
+          <w:color w:val="FFC000"/>
+        </w:rPr>
+        <w:t>{%p if (</w:t>
+      </w:r>
+      <w:r>
+        <w:rPr>
+          <w:color w:val="92D050"/>
+        </w:rPr>
+        <w:t>user_need == 'custody' and which_forms != 'contested' and (</w:t>
+      </w:r>
+      <w:r>
+        <w:rPr>
+          <w:color w:val="00B050"/>
+        </w:rPr>
+        <w:t>jurisdiction or add_jurisdiction_info_to_plan != 'stop'</w:t>
+      </w:r>
+      <w:r>
+        <w:rPr>
+          <w:color w:val="92D050"/>
+        </w:rPr>
+        <w:t>)</w:t>
+      </w:r>
+      <w:r>
+        <w:rPr>
+          <w:color w:val="FFC000"/>
+        </w:rPr>
+        <w:t>)</w:t>
+      </w:r>
+    </w:p>
+    <w:p>
+      <w:pPr>
+        <w:pStyle w:val="Body"/>
+        <w:rPr>
+          <w:color w:val="92D050"/>
+        </w:rPr>
+      </w:pPr>
+      <w:r>
+        <w:t xml:space="preserve">    </w:t>
+      </w:r>
+      <w:r>
+        <w:rPr>
+          <w:color w:val="FFC000"/>
+        </w:rPr>
+        <w:t>or (</w:t>
+      </w:r>
+      <w:r>
+        <w:rPr>
+          <w:color w:val="92D050"/>
+        </w:rPr>
+        <w:t>user_need == 'divorce'</w:t>
+      </w:r>
+    </w:p>
+    <w:p>
+      <w:pPr>
+        <w:pStyle w:val="Body"/>
+        <w:rPr>
+          <w:color w:val="002060"/>
+        </w:rPr>
+      </w:pPr>
+      <w:r>
+        <w:rPr>
+          <w:color w:val="92D050"/>
+        </w:rPr>
+        <w:t xml:space="preserve">        and (</w:t>
+      </w:r>
+      <w:r>
+        <w:rPr>
+          <w:color w:val="00B050"/>
+        </w:rPr>
+        <w:t>(</w:t>
+      </w:r>
+      <w:r>
+        <w:rPr>
+          <w:color w:val="00B0F0"/>
+        </w:rPr>
+        <w:t>(</w:t>
+      </w:r>
+      <w:r>
+        <w:rPr>
+          <w:color w:val="0070C0"/>
+        </w:rPr>
+        <w:t>other_case and (</w:t>
+      </w:r>
+      <w:r>
+        <w:rPr>
+          <w:color w:val="002060"/>
+        </w:rPr>
+        <w:t>(</w:t>
+      </w:r>
+      <w:r>
+        <w:rPr>
+          <w:color w:val="7030A0"/>
+        </w:rPr>
+        <w:t>ongoing == 'yes' and other_state_case == 'continue'</w:t>
+      </w:r>
+      <w:r>
+        <w:rPr>
+          <w:color w:val="002060"/>
+        </w:rPr>
+        <w:t>)</w:t>
+      </w:r>
+    </w:p>
+    <w:p>
+      <w:pPr>
+        <w:pStyle w:val="Body"/>
+        <w:rPr>
+          <w:color w:val="00B050"/>
+        </w:rPr>
+      </w:pPr>
+      <w:r>
+        <w:rPr>
+          <w:color w:val="002060"/>
+        </w:rPr>
+        <w:t xml:space="preserve">                               or (</w:t>
+      </w:r>
+      <w:r>
+        <w:rPr>
+          <w:color w:val="7030A0"/>
+        </w:rPr>
+        <w:t>ongoing == 'no' and (</w:t>
+      </w:r>
+      <w:r>
+        <w:rPr>
+          <w:color w:val="FF99FF"/>
+        </w:rPr>
+        <w:t>residency_and_jurisdiction or continue_despite_no_residency == 'continue'</w:t>
+      </w:r>
+      <w:r>
+        <w:rPr>
+          <w:color w:val="7030A0"/>
+        </w:rPr>
+        <w:t>)</w:t>
+      </w:r>
+      <w:r>
+        <w:rPr>
+          <w:color w:val="002060"/>
+        </w:rPr>
+        <w:t>)</w:t>
+      </w:r>
+      <w:r>
+        <w:rPr>
+          <w:color w:val="0070C0"/>
+        </w:rPr>
+        <w:t>)</w:t>
+      </w:r>
+      <w:r>
+        <w:rPr>
+          <w:color w:val="00B050"/>
+        </w:rPr>
+        <w:t>)</w:t>
+      </w:r>
+    </w:p>
+    <w:p>
+      <w:pPr>
+        <w:pStyle w:val="Body"/>
+        <w:rPr>
+          <w:color w:val="92D050"/>
+        </w:rPr>
+      </w:pPr>
+      <w:r>
+        <w:rPr>
+          <w:color w:val="00B050"/>
+        </w:rPr>
+        <w:t xml:space="preserve">              or (</w:t>
+      </w:r>
+      <w:r>
+        <w:rPr>
+          <w:color w:val="00B0F0"/>
+        </w:rPr>
+        <w:t>not other_case and (</w:t>
+      </w:r>
+      <w:r>
+        <w:rPr>
+          <w:color w:val="0070C0"/>
+        </w:rPr>
+        <w:t>residency_and_jurisdiction or continue_despite_no_residency == 'continue'</w:t>
+      </w:r>
+      <w:r>
+        <w:rPr>
+          <w:color w:val="00B0F0"/>
+        </w:rPr>
+        <w:t>)</w:t>
+      </w:r>
+      <w:r>
+        <w:rPr>
+          <w:color w:val="00B050"/>
+        </w:rPr>
+        <w:t>)</w:t>
+      </w:r>
+      <w:r>
+        <w:rPr>
+          <w:color w:val="92D050"/>
+        </w:rPr>
+        <w:t>)</w:t>
+      </w:r>
+      <w:r>
+        <w:rPr>
+          <w:color w:val="92D050"/>
+        </w:rPr>
+        <w:t>)</w:t>
+      </w:r>
+    </w:p>
+    <w:p>
+      <w:pPr>
+        <w:pStyle w:val="Body"/>
+        <w:rPr>
+          <w:color w:val="00B0F0"/>
+        </w:rPr>
+      </w:pPr>
+      <w:r>
+        <w:rPr>
+          <w:color w:val="92D050"/>
+        </w:rPr>
+        <w:t xml:space="preserve">        and (</w:t>
+      </w:r>
+      <w:r>
+        <w:rPr>
+          <w:color w:val="00B050"/>
+        </w:rPr>
+        <w:t>(</w:t>
+      </w:r>
+      <w:r>
+        <w:rPr>
+          <w:color w:val="00B0F0"/>
+        </w:rPr>
+        <w:t>legal_separation_or_divorce == 'divorce'</w:t>
+      </w:r>
+    </w:p>
+    <w:p>
+      <w:pPr>
+        <w:pStyle w:val="Body"/>
+        <w:rPr>
+          <w:color w:val="0070C0"/>
+        </w:rPr>
+      </w:pPr>
+      <w:r>
+        <w:rPr>
+          <w:color w:val="00B0F0"/>
+        </w:rPr>
+        <w:t xml:space="preserve">              and (</w:t>
+      </w:r>
+      <w:r>
+        <w:rPr>
+          <w:color w:val="0070C0"/>
+        </w:rPr>
+        <w:t>(</w:t>
+      </w:r>
+      <w:r>
+        <w:rPr>
+          <w:color w:val="002060"/>
+        </w:rPr>
+        <w:t>not minor_children and not married_more_than_2 and not pregnant and property_division.all_true() and no_prop_or_debt_agree</w:t>
+      </w:r>
+      <w:r>
+        <w:rPr>
+          <w:color w:val="0070C0"/>
+        </w:rPr>
+        <w:t>)</w:t>
+      </w:r>
+    </w:p>
+    <w:p>
+      <w:pPr>
+        <w:pStyle w:val="Body"/>
+        <w:rPr>
+          <w:color w:val="0070C0"/>
+        </w:rPr>
+      </w:pPr>
+      <w:r>
+        <w:rPr>
+          <w:color w:val="0070C0"/>
+        </w:rPr>
+        <w:t xml:space="preserve">                   or (</w:t>
+      </w:r>
+      <w:r>
+        <w:rPr>
+          <w:color w:val="002060"/>
+        </w:rPr>
+        <w:t>minor_children and agree_or_settle_kids in ('yes', 'do not know')</w:t>
+      </w:r>
+      <w:r>
+        <w:rPr>
+          <w:color w:val="0070C0"/>
+        </w:rPr>
+        <w:t>)</w:t>
+      </w:r>
+    </w:p>
+    <w:p>
+      <w:pPr>
+        <w:pStyle w:val="Body"/>
+        <w:rPr>
+          <w:color w:val="0070C0"/>
+        </w:rPr>
+      </w:pPr>
+      <w:r>
+        <w:rPr>
+          <w:color w:val="0070C0"/>
+        </w:rPr>
+        <w:t xml:space="preserve">                   or (</w:t>
+      </w:r>
+      <w:r>
+        <w:rPr>
+          <w:color w:val="002060"/>
+        </w:rPr>
+        <w:t xml:space="preserve">not minor_children and not married_more_than_2 and not pregnant and </w:t>
+      </w:r>
+      <w:proofErr w:type="spellStart"/>
+      <w:r>
+        <w:rPr>
+          <w:color w:val="002060"/>
+        </w:rPr>
+        <w:t>property_division.any_false</w:t>
+      </w:r>
+      <w:proofErr w:type="spellEnd"/>
+      <w:r>
+        <w:rPr>
+          <w:color w:val="002060"/>
+        </w:rPr>
+        <w:t>() and agree_or_settle in ('agree', 'do not know')</w:t>
+      </w:r>
+      <w:r>
+        <w:rPr>
+          <w:color w:val="0070C0"/>
+        </w:rPr>
+        <w:t>)</w:t>
+      </w:r>
+    </w:p>
+    <w:p>
+      <w:pPr>
+        <w:pStyle w:val="Body"/>
+        <w:rPr>
+          <w:color w:val="0070C0"/>
+        </w:rPr>
+      </w:pPr>
+      <w:r>
+        <w:rPr>
+          <w:color w:val="0070C0"/>
+        </w:rPr>
+        <w:t xml:space="preserve">                   or (</w:t>
+      </w:r>
+      <w:r>
+        <w:rPr>
+          <w:color w:val="002060"/>
+        </w:rPr>
+        <w:t>not minor_children and not married_more_than_2 and pregnant and agree_or_settle in ('agree', 'do not know')</w:t>
+      </w:r>
+      <w:r>
+        <w:rPr>
+          <w:color w:val="0070C0"/>
+        </w:rPr>
+        <w:t>)</w:t>
+      </w:r>
+    </w:p>
+    <w:p>
+      <w:pPr>
+        <w:pStyle w:val="Body"/>
+        <w:rPr>
+          <w:color w:val="00B050"/>
+        </w:rPr>
+      </w:pPr>
+      <w:r>
+        <w:rPr>
+          <w:color w:val="0070C0"/>
+        </w:rPr>
         <w:lastRenderedPageBreak/>
-        <w:t>a “Standing Order.”  The Standing Order has important information about your case. Usually, the clerk will give you this order when you file.</w:t>
+        <w:t xml:space="preserve">                   or (</w:t>
+      </w:r>
+      <w:r>
+        <w:rPr>
+          <w:color w:val="002060"/>
+        </w:rPr>
+        <w:t>not minor_children and married_more_than_2 and agree_or_settle in ('agree', 'do not know')</w:t>
+      </w:r>
+      <w:r>
+        <w:rPr>
+          <w:color w:val="0070C0"/>
+        </w:rPr>
+        <w:t>)</w:t>
+      </w:r>
+      <w:r>
+        <w:rPr>
+          <w:color w:val="00B0F0"/>
+        </w:rPr>
+        <w:t>)</w:t>
+      </w:r>
+      <w:r>
+        <w:rPr>
+          <w:color w:val="00B050"/>
+        </w:rPr>
+        <w:t>)</w:t>
+      </w:r>
+    </w:p>
+    <w:p>
+      <w:pPr>
+        <w:pStyle w:val="Body"/>
+      </w:pPr>
+      <w:r>
+        <w:rPr>
+          <w:color w:val="00B050"/>
+        </w:rPr>
+        <w:t xml:space="preserve">             or (</w:t>
+      </w:r>
+      <w:r>
+        <w:rPr>
+          <w:color w:val="00B0F0"/>
+        </w:rPr>
+        <w:t>legal_separation_or_divorce == 'legal separation' and agree_or_settle_kids == 'yes'</w:t>
+      </w:r>
+      <w:r>
+        <w:rPr>
+          <w:color w:val="00B050"/>
+        </w:rPr>
+        <w:t>)</w:t>
+      </w:r>
+      <w:r>
+        <w:rPr>
+          <w:color w:val="92D050"/>
+        </w:rPr>
+        <w:t>)</w:t>
+      </w:r>
+      <w:r>
+        <w:rPr>
+          <w:color w:val="FFC000"/>
+        </w:rPr>
+        <w:t>) %}</w:t>
+      </w:r>
+    </w:p>
+    <w:p>
+      <w:pPr>
+        <w:pStyle w:val="Example"/>
+      </w:pPr>
+      <w:r>
+        <w:t>Note</w:t>
       </w:r>
     </w:p>
     <w:p>
@@ -718,48 +1836,6 @@
         <w:pStyle w:val="ExampleorImportantblock"/>
       </w:pPr>
       <w:r>
-        <w:t>One copy is for you, the other copy is for {{ other_party_in_case }}.</w:t>
-      </w:r>
-    </w:p>
-    <w:p>
-      <w:pPr>
-        <w:pStyle w:val="Example"/>
-        <w:rPr>
-          <w:color w:val="auto"/>
-        </w:rPr>
-      </w:pPr>
-      <w:r>
-        <w:rPr>
-          <w:color w:val="FFC000"/>
-        </w:rPr>
-        <w:t>{%</w:t>
-      </w:r>
-      <w:r>
-        <w:rPr>
-          <w:color w:val="FFC000"/>
-        </w:rPr>
-        <w:t>p</w:t>
-      </w:r>
-      <w:r>
-        <w:rPr>
-          <w:color w:val="FFC000"/>
-        </w:rPr>
-        <w:t xml:space="preserve"> elif user_need == 'divorce' and legal_separation_or_divorce == 'divorce' and ((minor_children and agree_or_settle_kids in ('yes', 'do not know')) or (not minor_children and agree_or_settle in ('no prop debt or pregnancy', 'agree', 'do not know'))) %}</w:t>
-      </w:r>
-    </w:p>
-    <w:p>
-      <w:pPr>
-        <w:pStyle w:val="Example"/>
-      </w:pPr>
-      <w:r>
-        <w:t>Note</w:t>
-      </w:r>
-    </w:p>
-    <w:p>
-      <w:pPr>
-        <w:pStyle w:val="ExampleorImportantblock"/>
-      </w:pPr>
-      <w:r>
         <w:t xml:space="preserve">If you file an </w:t>
       </w:r>
       <w:r>
@@ -768,13 +1844,21 @@
       <w:r>
         <w:t xml:space="preserve"> </w:t>
       </w:r>
-      <w:proofErr w:type="gramStart"/>
-      <w:r>
-        <w:t>complaint</w:t>
-      </w:r>
-      <w:proofErr w:type="gramEnd"/>
-      <w:r>
-        <w:t xml:space="preserve"> you may not get a Summons.</w:t>
+      <w:r>
+        <w:t>complaint,</w:t>
+      </w:r>
+      <w:r>
+        <w:t xml:space="preserve"> you may not get a </w:t>
+      </w:r>
+      <w:r>
+        <w:rPr>
+          <w:b/>
+          <w:bCs/>
+        </w:rPr>
+        <w:t>Summons</w:t>
+      </w:r>
+      <w:r>
+        <w:t>.</w:t>
       </w:r>
     </w:p>
     <w:p>
@@ -857,7 +1941,21 @@
             <w:rStyle w:val="Hyperlink"/>
             <w:spacing w:val="0"/>
           </w:rPr>
-          <w:t>Fill -In PDF</w:t>
+          <w:t xml:space="preserve">Fill </w:t>
+        </w:r>
+        <w:r>
+          <w:rPr>
+            <w:rStyle w:val="Hyperlink"/>
+            <w:spacing w:val="0"/>
+          </w:rPr>
+          <w:t>i</w:t>
+        </w:r>
+        <w:r>
+          <w:rPr>
+            <w:rStyle w:val="Hyperlink"/>
+            <w:spacing w:val="0"/>
+          </w:rPr>
+          <w:t>n PDF</w:t>
         </w:r>
       </w:hyperlink>
       <w:r>
@@ -911,6 +2009,29 @@
       <w:pPr>
         <w:pStyle w:val="Body"/>
       </w:pPr>
+      <w:r>
+        <w:rPr>
+          <w:color w:val="FF0000"/>
+        </w:rPr>
+        <w:t>{%</w:t>
+      </w:r>
+      <w:r>
+        <w:rPr>
+          <w:color w:val="FF0000"/>
+        </w:rPr>
+        <w:t>p</w:t>
+      </w:r>
+      <w:r>
+        <w:rPr>
+          <w:color w:val="FF0000"/>
+        </w:rPr>
+        <w:t xml:space="preserve"> if user_need in ('custody', 'divorce') %}</w:t>
+      </w:r>
+    </w:p>
+    <w:p>
+      <w:pPr>
+        <w:pStyle w:val="Body"/>
+      </w:pPr>
       <w:hyperlink r:id="rId14" w:history="1">
         <w:r>
           <w:rPr>
@@ -953,6 +2074,32 @@
       <w:pPr>
         <w:pStyle w:val="Body"/>
       </w:pPr>
+      <w:r>
+        <w:rPr>
+          <w:color w:val="FF0000"/>
+        </w:rPr>
+        <w:t>{%</w:t>
+      </w:r>
+      <w:r>
+        <w:rPr>
+          <w:color w:val="FF0000"/>
+        </w:rPr>
+        <w:t>p</w:t>
+      </w:r>
+      <w:r>
+        <w:rPr>
+          <w:color w:val="FF0000"/>
+        </w:rPr>
+        <w:t xml:space="preserve"> endif %}</w:t>
+      </w:r>
+      <w:r>
+        <w:t xml:space="preserve"> </w:t>
+      </w:r>
+    </w:p>
+    <w:p>
+      <w:pPr>
+        <w:pStyle w:val="Body"/>
+      </w:pPr>
       <w:hyperlink r:id="rId16" w:history="1">
         <w:r>
           <w:rPr>
@@ -1025,6 +2172,369 @@
       </w:pPr>
       <w:r>
         <w:rPr>
+          <w:color w:val="FF0000"/>
+        </w:rPr>
+        <w:t>{%p if user_need in('custody',</w:t>
+      </w:r>
+      <w:r>
+        <w:rPr>
+          <w:color w:val="FF0000"/>
+        </w:rPr>
+        <w:t xml:space="preserve"> </w:t>
+      </w:r>
+      <w:r>
+        <w:rPr>
+          <w:color w:val="FF0000"/>
+        </w:rPr>
+        <w:t>'divorce',</w:t>
+      </w:r>
+      <w:r>
+        <w:rPr>
+          <w:color w:val="FF0000"/>
+        </w:rPr>
+        <w:t xml:space="preserve"> </w:t>
+      </w:r>
+      <w:r>
+        <w:rPr>
+          <w:color w:val="FF0000"/>
+        </w:rPr>
+        <w:t>'change foreign custody order') or (</w:t>
+      </w:r>
+      <w:r>
+        <w:rPr>
+          <w:color w:val="FFC000"/>
+        </w:rPr>
+        <w:t>user_need</w:t>
+      </w:r>
+      <w:r>
+        <w:rPr>
+          <w:color w:val="FFC000"/>
+        </w:rPr>
+        <w:t xml:space="preserve"> == </w:t>
+      </w:r>
+      <w:r>
+        <w:rPr>
+          <w:color w:val="FFC000"/>
+        </w:rPr>
+        <w:t>'change custody order'</w:t>
+      </w:r>
+      <w:r>
+        <w:rPr>
+          <w:color w:val="FFC000"/>
+        </w:rPr>
+        <w:t xml:space="preserve"> </w:t>
+      </w:r>
+      <w:r>
+        <w:rPr>
+          <w:color w:val="FFC000"/>
+        </w:rPr>
+        <w:t>and middle_of_case</w:t>
+      </w:r>
+      <w:r>
+        <w:rPr>
+          <w:color w:val="FFC000"/>
+        </w:rPr>
+        <w:t xml:space="preserve"> == </w:t>
+      </w:r>
+      <w:r>
+        <w:rPr>
+          <w:color w:val="FFC000"/>
+        </w:rPr>
+        <w:t>'no'</w:t>
+      </w:r>
+      <w:r>
+        <w:rPr>
+          <w:color w:val="FFC000"/>
+        </w:rPr>
+        <w:t xml:space="preserve"> </w:t>
+      </w:r>
+      <w:r>
+        <w:rPr>
+          <w:color w:val="FFC000"/>
+        </w:rPr>
+        <w:t>and why_change in('review',</w:t>
+      </w:r>
+      <w:r>
+        <w:rPr>
+          <w:color w:val="FFC000"/>
+        </w:rPr>
+        <w:t xml:space="preserve"> </w:t>
+      </w:r>
+      <w:r>
+        <w:rPr>
+          <w:color w:val="FFC000"/>
+        </w:rPr>
+        <w:t>'schedule')</w:t>
+      </w:r>
+      <w:r>
+        <w:rPr>
+          <w:color w:val="FF0000"/>
+        </w:rPr>
+        <w:t>) or (</w:t>
+      </w:r>
+      <w:r>
+        <w:rPr>
+          <w:color w:val="FFC000"/>
+        </w:rPr>
+        <w:t>user_need</w:t>
+      </w:r>
+      <w:r>
+        <w:rPr>
+          <w:color w:val="FFC000"/>
+        </w:rPr>
+        <w:t xml:space="preserve"> == </w:t>
+      </w:r>
+      <w:r>
+        <w:rPr>
+          <w:color w:val="FFC000"/>
+        </w:rPr>
+        <w:t>'change divorce order'</w:t>
+      </w:r>
+      <w:r>
+        <w:rPr>
+          <w:color w:val="FFC000"/>
+        </w:rPr>
+        <w:t xml:space="preserve"> </w:t>
+      </w:r>
+      <w:r>
+        <w:rPr>
+          <w:color w:val="FFC000"/>
+        </w:rPr>
+        <w:t>and middle_of_case</w:t>
+      </w:r>
+      <w:r>
+        <w:rPr>
+          <w:color w:val="FFC000"/>
+        </w:rPr>
+        <w:t xml:space="preserve"> == </w:t>
+      </w:r>
+      <w:r>
+        <w:rPr>
+          <w:color w:val="FFC000"/>
+        </w:rPr>
+        <w:t>'no'</w:t>
+      </w:r>
+      <w:r>
+        <w:rPr>
+          <w:color w:val="FFC000"/>
+        </w:rPr>
+        <w:t xml:space="preserve"> </w:t>
+      </w:r>
+      <w:r>
+        <w:rPr>
+          <w:color w:val="FFC000"/>
+        </w:rPr>
+        <w:t>and</w:t>
+      </w:r>
+      <w:r>
+        <w:rPr>
+          <w:color w:val="FFC000"/>
+        </w:rPr>
+        <w:t xml:space="preserve"> </w:t>
+      </w:r>
+      <w:r>
+        <w:rPr>
+          <w:color w:val="FFC000"/>
+        </w:rPr>
+        <w:t>(</w:t>
+      </w:r>
+      <w:r>
+        <w:rPr>
+          <w:color w:val="92D050"/>
+        </w:rPr>
+        <w:t>(</w:t>
+      </w:r>
+      <w:r>
+        <w:rPr>
+          <w:color w:val="00B050"/>
+        </w:rPr>
+        <w:t>type_of_final_order['custody order']</w:t>
+      </w:r>
+      <w:r>
+        <w:rPr>
+          <w:color w:val="00B050"/>
+        </w:rPr>
+        <w:t xml:space="preserve"> </w:t>
+      </w:r>
+      <w:r>
+        <w:rPr>
+          <w:color w:val="00B050"/>
+        </w:rPr>
+        <w:t>and why_change in('review', 'schedule')</w:t>
+      </w:r>
+      <w:r>
+        <w:rPr>
+          <w:color w:val="92D050"/>
+        </w:rPr>
+        <w:t>)</w:t>
+      </w:r>
+      <w:r>
+        <w:rPr>
+          <w:color w:val="92D050"/>
+        </w:rPr>
+        <w:t xml:space="preserve"> </w:t>
+      </w:r>
+      <w:r>
+        <w:rPr>
+          <w:color w:val="92D050"/>
+        </w:rPr>
+        <w:t>or</w:t>
+      </w:r>
+      <w:r>
+        <w:rPr>
+          <w:color w:val="92D050"/>
+        </w:rPr>
+        <w:t xml:space="preserve"> </w:t>
+      </w:r>
+      <w:r>
+        <w:rPr>
+          <w:color w:val="92D050"/>
+        </w:rPr>
+        <w:t>(</w:t>
+      </w:r>
+      <w:r>
+        <w:rPr>
+          <w:color w:val="00B050"/>
+        </w:rPr>
+        <w:t>type_of_final_order['spousal support']</w:t>
+      </w:r>
+      <w:r>
+        <w:rPr>
+          <w:color w:val="00B050"/>
+        </w:rPr>
+        <w:t xml:space="preserve"> </w:t>
+      </w:r>
+      <w:r>
+        <w:rPr>
+          <w:color w:val="00B050"/>
+        </w:rPr>
+        <w:t>and why_change_divorce_order</w:t>
+      </w:r>
+      <w:r>
+        <w:rPr>
+          <w:color w:val="00B050"/>
+        </w:rPr>
+        <w:t xml:space="preserve"> == </w:t>
+      </w:r>
+      <w:r>
+        <w:rPr>
+          <w:color w:val="00B050"/>
+        </w:rPr>
+        <w:t>'changed circumstances'</w:t>
+      </w:r>
+      <w:r>
+        <w:rPr>
+          <w:color w:val="92D050"/>
+        </w:rPr>
+        <w:t>)</w:t>
+      </w:r>
+      <w:r>
+        <w:rPr>
+          <w:color w:val="FFC000"/>
+        </w:rPr>
+        <w:t>)</w:t>
+      </w:r>
+      <w:r>
+        <w:rPr>
+          <w:color w:val="FF0000"/>
+        </w:rPr>
+        <w:t>) or (</w:t>
+      </w:r>
+      <w:r>
+        <w:rPr>
+          <w:color w:val="FFC000"/>
+        </w:rPr>
+        <w:t>user_need</w:t>
+      </w:r>
+      <w:r>
+        <w:rPr>
+          <w:color w:val="FFC000"/>
+        </w:rPr>
+        <w:t xml:space="preserve"> == </w:t>
+      </w:r>
+      <w:r>
+        <w:rPr>
+          <w:color w:val="FFC000"/>
+        </w:rPr>
+        <w:t>'change AK order'</w:t>
+      </w:r>
+      <w:r>
+        <w:rPr>
+          <w:color w:val="FFC000"/>
+        </w:rPr>
+        <w:t xml:space="preserve"> </w:t>
+      </w:r>
+      <w:r>
+        <w:rPr>
+          <w:color w:val="FFC000"/>
+        </w:rPr>
+        <w:t>and middle_of_case</w:t>
+      </w:r>
+      <w:r>
+        <w:rPr>
+          <w:color w:val="FFC000"/>
+        </w:rPr>
+        <w:t xml:space="preserve"> == </w:t>
+      </w:r>
+      <w:r>
+        <w:rPr>
+          <w:color w:val="FFC000"/>
+        </w:rPr>
+        <w:t>'no'</w:t>
+      </w:r>
+      <w:r>
+        <w:rPr>
+          <w:color w:val="FFC000"/>
+        </w:rPr>
+        <w:t xml:space="preserve"> </w:t>
+      </w:r>
+      <w:r>
+        <w:rPr>
+          <w:color w:val="FFC000"/>
+        </w:rPr>
+        <w:t>and why_change</w:t>
+      </w:r>
+      <w:r>
+        <w:rPr>
+          <w:color w:val="FFC000"/>
+        </w:rPr>
+        <w:t xml:space="preserve"> == </w:t>
+      </w:r>
+      <w:r>
+        <w:rPr>
+          <w:color w:val="FFC000"/>
+        </w:rPr>
+        <w:t>'income'</w:t>
+      </w:r>
+      <w:r>
+        <w:rPr>
+          <w:color w:val="FFC000"/>
+        </w:rPr>
+        <w:t xml:space="preserve"> </w:t>
+      </w:r>
+      <w:r>
+        <w:rPr>
+          <w:color w:val="FFC000"/>
+        </w:rPr>
+        <w:t>and not parents_agree</w:t>
+      </w:r>
+      <w:r>
+        <w:rPr>
+          <w:color w:val="FF0000"/>
+        </w:rPr>
+        <w:t>) %}</w:t>
+      </w:r>
+    </w:p>
+    <w:p>
+      <w:pPr>
+        <w:pStyle w:val="Body"/>
+        <w:rPr>
+          <w:rStyle w:val="Hyperlink"/>
+          <w:spacing w:val="0"/>
+        </w:rPr>
+      </w:pPr>
+      <w:r>
+        <w:rPr>
           <w:b/>
           <w:bCs/>
         </w:rPr>
@@ -1042,7 +2552,21 @@
             <w:rStyle w:val="Hyperlink"/>
             <w:spacing w:val="0"/>
           </w:rPr>
-          <w:t>Fill-In PDF</w:t>
+          <w:t>Fill</w:t>
+        </w:r>
+        <w:r>
+          <w:rPr>
+            <w:rStyle w:val="Hyperlink"/>
+            <w:spacing w:val="0"/>
+          </w:rPr>
+          <w:t xml:space="preserve"> i</w:t>
+        </w:r>
+        <w:r>
+          <w:rPr>
+            <w:rStyle w:val="Hyperlink"/>
+            <w:spacing w:val="0"/>
+          </w:rPr>
+          <w:t>n PDF</w:t>
         </w:r>
       </w:hyperlink>
       <w:r>
@@ -1070,6 +2594,35 @@
           <w:t>ak-courts.info/tf920</w:t>
         </w:r>
       </w:hyperlink>
+    </w:p>
+    <w:p>
+      <w:pPr>
+        <w:pStyle w:val="Body"/>
+      </w:pPr>
+      <w:r>
+        <w:rPr>
+          <w:color w:val="FF0000"/>
+        </w:rPr>
+        <w:t xml:space="preserve">{%p </w:t>
+      </w:r>
+      <w:r>
+        <w:rPr>
+          <w:color w:val="FF0000"/>
+        </w:rPr>
+        <w:t>end</w:t>
+      </w:r>
+      <w:r>
+        <w:rPr>
+          <w:color w:val="FF0000"/>
+        </w:rPr>
+        <w:t>if</w:t>
+      </w:r>
+      <w:r>
+        <w:rPr>
+          <w:color w:val="FF0000"/>
+        </w:rPr>
+        <w:t xml:space="preserve"> %}</w:t>
+      </w:r>
     </w:p>
     <w:sectPr>
       <w:headerReference w:type="even" r:id="rId22"/>
@@ -1200,6 +2753,27 @@
 <file path=word/numbering.xml><?xml version="1.0" encoding="utf-8"?>
 <w:numbering xmlns:wpc="http://schemas.microsoft.com/office/word/2010/wordprocessingCanvas" xmlns:cx="http://schemas.microsoft.com/office/drawing/2014/chartex" xmlns:cx1="http://schemas.microsoft.com/office/drawing/2015/9/8/chartex" xmlns:cx2="http://schemas.microsoft.com/office/drawing/2015/10/21/chartex" xmlns:cx3="http://schemas.microsoft.com/office/drawing/2016/5/9/chartex" xmlns:cx4="http://schemas.microsoft.com/office/drawing/2016/5/10/chartex" xmlns:cx5="http://schemas.microsoft.com/office/drawing/2016/5/11/chartex" xmlns:cx6="http://schemas.microsoft.com/office/drawing/2016/5/12/chartex" xmlns:cx7="http://schemas.microsoft.com/office/drawing/2016/5/13/chartex" xmlns:cx8="http://schemas.microsoft.com/office/drawing/2016/5/14/chartex" xmlns:mc="http://schemas.openxmlformats.org/markup-compatibility/2006" xmlns:aink="http://schemas.microsoft.com/office/drawing/2016/ink" xmlns:am3d="http://schemas.microsoft.com/office/drawing/2017/model3d" xmlns:o="urn:schemas-microsoft-com:office:office" xmlns:r="http://schemas.openxmlformats.org/officeDocument/2006/relationships" xmlns:m="http://schemas.openxmlformats.org/officeDocument/2006/math" xmlns:v="urn:schemas-microsoft-com:vml" xmlns:wp14="http://schemas.microsoft.com/office/word/2010/wordprocessingDrawing" xmlns:wp="http://schemas.openxmlformats.org/drawingml/2006/wordprocessingDrawing" xmlns:w10="urn:schemas-microsoft-com:office:word" xmlns:w="http://schemas.openxmlformats.org/wordprocessingml/2006/main" xmlns:w14="http://schemas.microsoft.com/office/word/2010/wordml" xmlns:w15="http://schemas.microsoft.com/office/word/2012/wordml" xmlns:w16cex="http://schemas.microsoft.com/office/word/2018/wordml/cex" xmlns:w16cid="http://schemas.microsoft.com/office/word/2016/wordml/cid" xmlns:w16="http://schemas.microsoft.com/office/word/2018/wordml" xmlns:w16sdtdh="http://schemas.microsoft.com/office/word/2020/wordml/sdtdatahash" xmlns:w16se="http://schemas.microsoft.com/office/word/2015/wordml/symex" xmlns:wpg="http://schemas.microsoft.com/office/word/2010/wordprocessingGroup" xmlns:wpi="http://schemas.microsoft.com/office/word/2010/wordprocessingInk" xmlns:wne="http://schemas.microsoft.com/office/word/2006/wordml" xmlns:wps="http://schemas.microsoft.com/office/word/2010/wordprocessingShape" mc:Ignorable="w14 w15 w16se w16cid w16 w16cex w16sdtdh wp14">
   <w:abstractNum w:abstractNumId="0" w15:restartNumberingAfterBreak="0">
+    <w:nsid w:val="FFFFFF89"/>
+    <w:multiLevelType w:val="singleLevel"/>
+    <w:tmpl w:val="FCA29A64"/>
+    <w:lvl w:ilvl="0">
+      <w:start w:val="1"/>
+      <w:numFmt w:val="bullet"/>
+      <w:pStyle w:val="ListBullet"/>
+      <w:lvlText w:val=""/>
+      <w:lvlJc w:val="left"/>
+      <w:pPr>
+        <w:tabs>
+          <w:tab w:val="num" w:pos="360"/>
+        </w:tabs>
+        <w:ind w:left="360" w:hanging="360"/>
+      </w:pPr>
+      <w:rPr>
+        <w:rFonts w:ascii="Symbol" w:hAnsi="Symbol" w:hint="default"/>
+      </w:rPr>
+    </w:lvl>
+  </w:abstractNum>
+  <w:abstractNum w:abstractNumId="1" w15:restartNumberingAfterBreak="0">
     <w:nsid w:val="068677B6"/>
     <w:multiLevelType w:val="hybridMultilevel"/>
     <w:tmpl w:val="8F3C521A"/>
@@ -1311,7 +2885,7 @@
       </w:rPr>
     </w:lvl>
   </w:abstractNum>
-  <w:abstractNum w:abstractNumId="1" w15:restartNumberingAfterBreak="0">
+  <w:abstractNum w:abstractNumId="2" w15:restartNumberingAfterBreak="0">
     <w:nsid w:val="08C6366F"/>
     <w:multiLevelType w:val="hybridMultilevel"/>
     <w:tmpl w:val="D3561CAA"/>
@@ -1398,7 +2972,7 @@
       </w:pPr>
     </w:lvl>
   </w:abstractNum>
-  <w:abstractNum w:abstractNumId="2" w15:restartNumberingAfterBreak="0">
+  <w:abstractNum w:abstractNumId="3" w15:restartNumberingAfterBreak="0">
     <w:nsid w:val="0C357DD6"/>
     <w:multiLevelType w:val="hybridMultilevel"/>
     <w:tmpl w:val="D83AD7E4"/>
@@ -1489,7 +3063,7 @@
       </w:pPr>
     </w:lvl>
   </w:abstractNum>
-  <w:abstractNum w:abstractNumId="3" w15:restartNumberingAfterBreak="0">
+  <w:abstractNum w:abstractNumId="4" w15:restartNumberingAfterBreak="0">
     <w:nsid w:val="0DEA069D"/>
     <w:multiLevelType w:val="multilevel"/>
     <w:tmpl w:val="450C4EF6"/>
@@ -1630,7 +3204,7 @@
       </w:rPr>
     </w:lvl>
   </w:abstractNum>
-  <w:abstractNum w:abstractNumId="4" w15:restartNumberingAfterBreak="0">
+  <w:abstractNum w:abstractNumId="5" w15:restartNumberingAfterBreak="0">
     <w:nsid w:val="1323523E"/>
     <w:multiLevelType w:val="multilevel"/>
     <w:tmpl w:val="873C83DA"/>
@@ -1787,7 +3361,7 @@
       </w:rPr>
     </w:lvl>
   </w:abstractNum>
-  <w:abstractNum w:abstractNumId="5" w15:restartNumberingAfterBreak="0">
+  <w:abstractNum w:abstractNumId="6" w15:restartNumberingAfterBreak="0">
     <w:nsid w:val="15510218"/>
     <w:multiLevelType w:val="hybridMultilevel"/>
     <w:tmpl w:val="8EF49D20"/>
@@ -1877,7 +3451,7 @@
       </w:pPr>
     </w:lvl>
   </w:abstractNum>
-  <w:abstractNum w:abstractNumId="6" w15:restartNumberingAfterBreak="0">
+  <w:abstractNum w:abstractNumId="7" w15:restartNumberingAfterBreak="0">
     <w:nsid w:val="1D0333CD"/>
     <w:multiLevelType w:val="hybridMultilevel"/>
     <w:tmpl w:val="E38609DE"/>
@@ -1989,7 +3563,7 @@
       </w:rPr>
     </w:lvl>
   </w:abstractNum>
-  <w:abstractNum w:abstractNumId="7" w15:restartNumberingAfterBreak="0">
+  <w:abstractNum w:abstractNumId="8" w15:restartNumberingAfterBreak="0">
     <w:nsid w:val="201C14CC"/>
     <w:multiLevelType w:val="hybridMultilevel"/>
     <w:tmpl w:val="AF46B552"/>
@@ -2101,7 +3675,7 @@
       </w:rPr>
     </w:lvl>
   </w:abstractNum>
-  <w:abstractNum w:abstractNumId="8" w15:restartNumberingAfterBreak="0">
+  <w:abstractNum w:abstractNumId="9" w15:restartNumberingAfterBreak="0">
     <w:nsid w:val="253D4794"/>
     <w:multiLevelType w:val="multilevel"/>
     <w:tmpl w:val="8C80AB36"/>
@@ -2214,7 +3788,7 @@
       </w:rPr>
     </w:lvl>
   </w:abstractNum>
-  <w:abstractNum w:abstractNumId="9" w15:restartNumberingAfterBreak="0">
+  <w:abstractNum w:abstractNumId="10" w15:restartNumberingAfterBreak="0">
     <w:nsid w:val="27FF20A5"/>
     <w:multiLevelType w:val="hybridMultilevel"/>
     <w:tmpl w:val="9036D3D8"/>
@@ -2329,7 +3903,7 @@
       </w:rPr>
     </w:lvl>
   </w:abstractNum>
-  <w:abstractNum w:abstractNumId="10" w15:restartNumberingAfterBreak="0">
+  <w:abstractNum w:abstractNumId="11" w15:restartNumberingAfterBreak="0">
     <w:nsid w:val="286F72E5"/>
     <w:multiLevelType w:val="hybridMultilevel"/>
     <w:tmpl w:val="FD28997C"/>
@@ -2441,7 +4015,7 @@
       </w:rPr>
     </w:lvl>
   </w:abstractNum>
-  <w:abstractNum w:abstractNumId="11" w15:restartNumberingAfterBreak="0">
+  <w:abstractNum w:abstractNumId="12" w15:restartNumberingAfterBreak="0">
     <w:nsid w:val="296F3872"/>
     <w:multiLevelType w:val="hybridMultilevel"/>
     <w:tmpl w:val="5E9E6A2E"/>
@@ -2555,7 +4129,7 @@
       </w:rPr>
     </w:lvl>
   </w:abstractNum>
-  <w:abstractNum w:abstractNumId="12" w15:restartNumberingAfterBreak="0">
+  <w:abstractNum w:abstractNumId="13" w15:restartNumberingAfterBreak="0">
     <w:nsid w:val="3792250E"/>
     <w:multiLevelType w:val="hybridMultilevel"/>
     <w:tmpl w:val="ACF84DCA"/>
@@ -2667,7 +4241,7 @@
       </w:rPr>
     </w:lvl>
   </w:abstractNum>
-  <w:abstractNum w:abstractNumId="13" w15:restartNumberingAfterBreak="0">
+  <w:abstractNum w:abstractNumId="14" w15:restartNumberingAfterBreak="0">
     <w:nsid w:val="3C8F01CD"/>
     <w:multiLevelType w:val="hybridMultilevel"/>
     <w:tmpl w:val="E368962A"/>
@@ -2779,7 +4353,7 @@
       </w:rPr>
     </w:lvl>
   </w:abstractNum>
-  <w:abstractNum w:abstractNumId="14" w15:restartNumberingAfterBreak="0">
+  <w:abstractNum w:abstractNumId="15" w15:restartNumberingAfterBreak="0">
     <w:nsid w:val="416740F3"/>
     <w:multiLevelType w:val="hybridMultilevel"/>
     <w:tmpl w:val="F012AB78"/>
@@ -2892,7 +4466,7 @@
       </w:rPr>
     </w:lvl>
   </w:abstractNum>
-  <w:abstractNum w:abstractNumId="15" w15:restartNumberingAfterBreak="0">
+  <w:abstractNum w:abstractNumId="16" w15:restartNumberingAfterBreak="0">
     <w:nsid w:val="4803540D"/>
     <w:multiLevelType w:val="hybridMultilevel"/>
     <w:tmpl w:val="CC58063A"/>
@@ -3006,7 +4580,7 @@
       </w:rPr>
     </w:lvl>
   </w:abstractNum>
-  <w:abstractNum w:abstractNumId="16" w15:restartNumberingAfterBreak="0">
+  <w:abstractNum w:abstractNumId="17" w15:restartNumberingAfterBreak="0">
     <w:nsid w:val="492F4D8F"/>
     <w:multiLevelType w:val="hybridMultilevel"/>
     <w:tmpl w:val="F62C94DE"/>
@@ -3120,7 +4694,7 @@
       </w:rPr>
     </w:lvl>
   </w:abstractNum>
-  <w:abstractNum w:abstractNumId="17" w15:restartNumberingAfterBreak="0">
+  <w:abstractNum w:abstractNumId="18" w15:restartNumberingAfterBreak="0">
     <w:nsid w:val="4A0C016B"/>
     <w:multiLevelType w:val="hybridMultilevel"/>
     <w:tmpl w:val="327AE78C"/>
@@ -3233,7 +4807,7 @@
       </w:rPr>
     </w:lvl>
   </w:abstractNum>
-  <w:abstractNum w:abstractNumId="18" w15:restartNumberingAfterBreak="0">
+  <w:abstractNum w:abstractNumId="19" w15:restartNumberingAfterBreak="0">
     <w:nsid w:val="5A0B13C4"/>
     <w:multiLevelType w:val="hybridMultilevel"/>
     <w:tmpl w:val="E84E7C10"/>
@@ -3346,7 +4920,7 @@
       </w:rPr>
     </w:lvl>
   </w:abstractNum>
-  <w:abstractNum w:abstractNumId="19" w15:restartNumberingAfterBreak="0">
+  <w:abstractNum w:abstractNumId="20" w15:restartNumberingAfterBreak="0">
     <w:nsid w:val="636B498A"/>
     <w:multiLevelType w:val="hybridMultilevel"/>
     <w:tmpl w:val="1032CF60"/>
@@ -3459,7 +5033,7 @@
       </w:rPr>
     </w:lvl>
   </w:abstractNum>
-  <w:abstractNum w:abstractNumId="20" w15:restartNumberingAfterBreak="0">
+  <w:abstractNum w:abstractNumId="21" w15:restartNumberingAfterBreak="0">
     <w:nsid w:val="6B961852"/>
     <w:multiLevelType w:val="hybridMultilevel"/>
     <w:tmpl w:val="DAAECE10"/>
@@ -3553,145 +5127,148 @@
     </w:lvl>
   </w:abstractNum>
   <w:num w:numId="1">
+    <w:abstractNumId w:val="19"/>
+  </w:num>
+  <w:num w:numId="2">
+    <w:abstractNumId w:val="19"/>
+  </w:num>
+  <w:num w:numId="3">
+    <w:abstractNumId w:val="19"/>
+  </w:num>
+  <w:num w:numId="4">
+    <w:abstractNumId w:val="6"/>
+  </w:num>
+  <w:num w:numId="5">
+    <w:abstractNumId w:val="3"/>
+  </w:num>
+  <w:num w:numId="6">
+    <w:abstractNumId w:val="5"/>
+  </w:num>
+  <w:num w:numId="7">
+    <w:abstractNumId w:val="12"/>
+  </w:num>
+  <w:num w:numId="8">
+    <w:abstractNumId w:val="12"/>
+  </w:num>
+  <w:num w:numId="9">
+    <w:abstractNumId w:val="12"/>
+  </w:num>
+  <w:num w:numId="10">
+    <w:abstractNumId w:val="3"/>
+  </w:num>
+  <w:num w:numId="11">
+    <w:abstractNumId w:val="10"/>
+  </w:num>
+  <w:num w:numId="12">
+    <w:abstractNumId w:val="4"/>
+  </w:num>
+  <w:num w:numId="13">
+    <w:abstractNumId w:val="21"/>
+  </w:num>
+  <w:num w:numId="14">
+    <w:abstractNumId w:val="17"/>
+  </w:num>
+  <w:num w:numId="15">
+    <w:abstractNumId w:val="16"/>
+  </w:num>
+  <w:num w:numId="16">
+    <w:abstractNumId w:val="2"/>
+  </w:num>
+  <w:num w:numId="17">
+    <w:abstractNumId w:val="9"/>
+  </w:num>
+  <w:num w:numId="18">
+    <w:abstractNumId w:val="12"/>
+  </w:num>
+  <w:num w:numId="19">
+    <w:abstractNumId w:val="10"/>
+  </w:num>
+  <w:num w:numId="20">
+    <w:abstractNumId w:val="4"/>
+  </w:num>
+  <w:num w:numId="21">
+    <w:abstractNumId w:val="21"/>
+  </w:num>
+  <w:num w:numId="22">
+    <w:abstractNumId w:val="17"/>
+  </w:num>
+  <w:num w:numId="23">
+    <w:abstractNumId w:val="16"/>
+  </w:num>
+  <w:num w:numId="24">
+    <w:abstractNumId w:val="2"/>
+  </w:num>
+  <w:num w:numId="25">
+    <w:abstractNumId w:val="3"/>
+  </w:num>
+  <w:num w:numId="26">
+    <w:abstractNumId w:val="9"/>
+  </w:num>
+  <w:num w:numId="27">
+    <w:abstractNumId w:val="6"/>
+  </w:num>
+  <w:num w:numId="28">
+    <w:abstractNumId w:val="4"/>
+  </w:num>
+  <w:num w:numId="29">
+    <w:abstractNumId w:val="21"/>
+  </w:num>
+  <w:num w:numId="30">
+    <w:abstractNumId w:val="12"/>
+  </w:num>
+  <w:num w:numId="31">
+    <w:abstractNumId w:val="17"/>
+  </w:num>
+  <w:num w:numId="32">
+    <w:abstractNumId w:val="16"/>
+  </w:num>
+  <w:num w:numId="33">
+    <w:abstractNumId w:val="2"/>
+  </w:num>
+  <w:num w:numId="34">
+    <w:abstractNumId w:val="12"/>
+  </w:num>
+  <w:num w:numId="35">
+    <w:abstractNumId w:val="12"/>
+  </w:num>
+  <w:num w:numId="36">
+    <w:abstractNumId w:val="3"/>
+  </w:num>
+  <w:num w:numId="37">
+    <w:abstractNumId w:val="9"/>
+  </w:num>
+  <w:num w:numId="38">
+    <w:abstractNumId w:val="6"/>
+  </w:num>
+  <w:num w:numId="39">
+    <w:abstractNumId w:val="15"/>
+  </w:num>
+  <w:num w:numId="40">
+    <w:abstractNumId w:val="20"/>
+  </w:num>
+  <w:num w:numId="41">
     <w:abstractNumId w:val="18"/>
   </w:num>
-  <w:num w:numId="2">
-    <w:abstractNumId w:val="18"/>
+  <w:num w:numId="42">
+    <w:abstractNumId w:val="14"/>
   </w:num>
-  <w:num w:numId="3">
-    <w:abstractNumId w:val="18"/>
+  <w:num w:numId="43">
+    <w:abstractNumId w:val="13"/>
   </w:num>
-  <w:num w:numId="4">
-    <w:abstractNumId w:val="5"/>
+  <w:num w:numId="44">
+    <w:abstractNumId w:val="8"/>
   </w:num>
-  <w:num w:numId="5">
-    <w:abstractNumId w:val="2"/>
-  </w:num>
-  <w:num w:numId="6">
-    <w:abstractNumId w:val="4"/>
-  </w:num>
-  <w:num w:numId="7">
+  <w:num w:numId="45">
     <w:abstractNumId w:val="11"/>
   </w:num>
-  <w:num w:numId="8">
-    <w:abstractNumId w:val="11"/>
-  </w:num>
-  <w:num w:numId="9">
-    <w:abstractNumId w:val="11"/>
-  </w:num>
-  <w:num w:numId="10">
-    <w:abstractNumId w:val="2"/>
-  </w:num>
-  <w:num w:numId="11">
-    <w:abstractNumId w:val="9"/>
-  </w:num>
-  <w:num w:numId="12">
-    <w:abstractNumId w:val="3"/>
-  </w:num>
-  <w:num w:numId="13">
-    <w:abstractNumId w:val="20"/>
-  </w:num>
-  <w:num w:numId="14">
-    <w:abstractNumId w:val="16"/>
-  </w:num>
-  <w:num w:numId="15">
-    <w:abstractNumId w:val="15"/>
-  </w:num>
-  <w:num w:numId="16">
+  <w:num w:numId="46">
     <w:abstractNumId w:val="1"/>
   </w:num>
-  <w:num w:numId="17">
-    <w:abstractNumId w:val="8"/>
-  </w:num>
-  <w:num w:numId="18">
-    <w:abstractNumId w:val="11"/>
-  </w:num>
-  <w:num w:numId="19">
-    <w:abstractNumId w:val="9"/>
-  </w:num>
-  <w:num w:numId="20">
-    <w:abstractNumId w:val="3"/>
-  </w:num>
-  <w:num w:numId="21">
-    <w:abstractNumId w:val="20"/>
-  </w:num>
-  <w:num w:numId="22">
-    <w:abstractNumId w:val="16"/>
-  </w:num>
-  <w:num w:numId="23">
-    <w:abstractNumId w:val="15"/>
-  </w:num>
-  <w:num w:numId="24">
-    <w:abstractNumId w:val="1"/>
-  </w:num>
-  <w:num w:numId="25">
-    <w:abstractNumId w:val="2"/>
-  </w:num>
-  <w:num w:numId="26">
-    <w:abstractNumId w:val="8"/>
-  </w:num>
-  <w:num w:numId="27">
-    <w:abstractNumId w:val="5"/>
-  </w:num>
-  <w:num w:numId="28">
-    <w:abstractNumId w:val="3"/>
-  </w:num>
-  <w:num w:numId="29">
-    <w:abstractNumId w:val="20"/>
-  </w:num>
-  <w:num w:numId="30">
-    <w:abstractNumId w:val="11"/>
-  </w:num>
-  <w:num w:numId="31">
-    <w:abstractNumId w:val="16"/>
-  </w:num>
-  <w:num w:numId="32">
-    <w:abstractNumId w:val="15"/>
-  </w:num>
-  <w:num w:numId="33">
-    <w:abstractNumId w:val="1"/>
-  </w:num>
-  <w:num w:numId="34">
-    <w:abstractNumId w:val="11"/>
-  </w:num>
-  <w:num w:numId="35">
-    <w:abstractNumId w:val="11"/>
-  </w:num>
-  <w:num w:numId="36">
-    <w:abstractNumId w:val="2"/>
-  </w:num>
-  <w:num w:numId="37">
-    <w:abstractNumId w:val="8"/>
-  </w:num>
-  <w:num w:numId="38">
-    <w:abstractNumId w:val="5"/>
-  </w:num>
-  <w:num w:numId="39">
-    <w:abstractNumId w:val="14"/>
-  </w:num>
-  <w:num w:numId="40">
-    <w:abstractNumId w:val="19"/>
-  </w:num>
-  <w:num w:numId="41">
-    <w:abstractNumId w:val="17"/>
-  </w:num>
-  <w:num w:numId="42">
-    <w:abstractNumId w:val="13"/>
-  </w:num>
-  <w:num w:numId="43">
-    <w:abstractNumId w:val="12"/>
-  </w:num>
-  <w:num w:numId="44">
+  <w:num w:numId="47">
     <w:abstractNumId w:val="7"/>
   </w:num>
-  <w:num w:numId="45">
-    <w:abstractNumId w:val="10"/>
-  </w:num>
-  <w:num w:numId="46">
+  <w:num w:numId="48">
     <w:abstractNumId w:val="0"/>
-  </w:num>
-  <w:num w:numId="47">
-    <w:abstractNumId w:val="6"/>
   </w:num>
 </w:numbering>
 </file>
@@ -5667,6 +7244,19 @@
       </w:tblBorders>
     </w:tblPr>
   </w:style>
+  <w:style w:type="paragraph" w:styleId="ListBullet">
+    <w:name w:val="List Bullet"/>
+    <w:basedOn w:val="Normal"/>
+    <w:uiPriority w:val="99"/>
+    <w:unhideWhenUsed/>
+    <w:rsid w:val="0012657F"/>
+    <w:pPr>
+      <w:numPr>
+        <w:numId w:val="48"/>
+      </w:numPr>
+      <w:contextualSpacing/>
+    </w:pPr>
+  </w:style>
 </w:styles>
 </file>
 

--- a/docassemble/AKA2JBranding/data/templates/truefiling_file_and_serve_content.docx
+++ b/docassemble/AKA2JBranding/data/templates/truefiling_file_and_serve_content.docx
@@ -1025,67 +1025,31 @@
         <w:rPr>
           <w:color w:val="FFC000"/>
         </w:rPr>
-        <w:t>user_need</w:t>
-      </w:r>
-      <w:r>
-        <w:rPr>
-          <w:color w:val="FFC000"/>
-        </w:rPr>
-        <w:t xml:space="preserve"> == </w:t>
-      </w:r>
-      <w:r>
-        <w:rPr>
-          <w:color w:val="FFC000"/>
-        </w:rPr>
-        <w:t>'change AK order'</w:t>
-      </w:r>
-      <w:r>
-        <w:rPr>
-          <w:color w:val="FFC000"/>
-        </w:rPr>
-        <w:t xml:space="preserve"> </w:t>
-      </w:r>
-      <w:r>
-        <w:rPr>
-          <w:color w:val="FFC000"/>
-        </w:rPr>
-        <w:t>and middle_of_case</w:t>
-      </w:r>
-      <w:r>
-        <w:rPr>
-          <w:color w:val="FFC000"/>
-        </w:rPr>
-        <w:t xml:space="preserve"> == </w:t>
-      </w:r>
-      <w:r>
-        <w:rPr>
-          <w:color w:val="FFC000"/>
-        </w:rPr>
-        <w:t>'no'</w:t>
-      </w:r>
-      <w:r>
-        <w:rPr>
-          <w:color w:val="FFC000"/>
-        </w:rPr>
-        <w:t xml:space="preserve"> </w:t>
-      </w:r>
-      <w:r>
-        <w:rPr>
-          <w:color w:val="FFC000"/>
-        </w:rPr>
-        <w:t>and why_change</w:t>
-      </w:r>
-      <w:r>
-        <w:rPr>
-          <w:color w:val="FFC000"/>
-        </w:rPr>
-        <w:t xml:space="preserve"> == </w:t>
-      </w:r>
-      <w:r>
-        <w:rPr>
-          <w:color w:val="FFC000"/>
-        </w:rPr>
-        <w:t>'income'</w:t>
+        <w:t>(</w:t>
+      </w:r>
+      <w:r>
+        <w:rPr>
+          <w:color w:val="92D050"/>
+        </w:rPr>
+        <w:t xml:space="preserve">user_need == 'change AK order' </w:t>
+      </w:r>
+      <w:r>
+        <w:rPr>
+          <w:color w:val="92D050"/>
+        </w:rPr>
+        <w:t xml:space="preserve">and why_change == 'income' </w:t>
+      </w:r>
+      <w:r>
+        <w:rPr>
+          <w:color w:val="92D050"/>
+        </w:rPr>
+        <w:t>and middle_of_case == 'no'</w:t>
+      </w:r>
+      <w:r>
+        <w:rPr>
+          <w:color w:val="FFC000"/>
+        </w:rPr>
+        <w:t>)</w:t>
       </w:r>
       <w:r>
         <w:rPr>
@@ -1215,23 +1179,7 @@
           <w:b/>
           <w:bCs/>
         </w:rPr>
-        <w:t xml:space="preserve">Exemption </w:t>
-      </w:r>
-      <w:proofErr w:type="gramStart"/>
-      <w:r>
-        <w:rPr>
-          <w:b/>
-          <w:bCs/>
-        </w:rPr>
-        <w:t>From</w:t>
-      </w:r>
-      <w:proofErr w:type="gramEnd"/>
-      <w:r>
-        <w:rPr>
-          <w:b/>
-          <w:bCs/>
-        </w:rPr>
-        <w:t xml:space="preserve"> the Payment of Fees, TF-920</w:t>
+        <w:t>Exemption From the Payment of Fees, TF-920</w:t>
       </w:r>
       <w:r>
         <w:t xml:space="preserve"> </w:t>

--- a/docassemble/AKA2JBranding/data/templates/truefiling_file_and_serve_content.docx
+++ b/docassemble/AKA2JBranding/data/templates/truefiling_file_and_serve_content.docx
@@ -1043,7 +1043,19 @@
         <w:rPr>
           <w:color w:val="92D050"/>
         </w:rPr>
-        <w:t>and middle_of_case == 'no'</w:t>
+        <w:t>and</w:t>
+      </w:r>
+      <w:r>
+        <w:rPr>
+          <w:color w:val="92D050"/>
+        </w:rPr>
+        <w:t xml:space="preserve"> not </w:t>
+      </w:r>
+      <w:r>
+        <w:rPr>
+          <w:color w:val="92D050"/>
+        </w:rPr>
+        <w:t>parents_agree</w:t>
       </w:r>
       <w:r>
         <w:rPr>
@@ -1061,7 +1073,13 @@
         <w:rPr>
           <w:color w:val="FFC000"/>
         </w:rPr>
-        <w:t>and not parents_agree</w:t>
+        <w:t xml:space="preserve">and </w:t>
+      </w:r>
+      <w:r>
+        <w:rPr>
+          <w:color w:val="FFC000"/>
+        </w:rPr>
+        <w:t>middle_of_case == 'no'</w:t>
       </w:r>
       <w:r>
         <w:rPr>
@@ -1179,7 +1197,23 @@
           <w:b/>
           <w:bCs/>
         </w:rPr>
-        <w:t>Exemption From the Payment of Fees, TF-920</w:t>
+        <w:t xml:space="preserve">Exemption </w:t>
+      </w:r>
+      <w:proofErr w:type="gramStart"/>
+      <w:r>
+        <w:rPr>
+          <w:b/>
+          <w:bCs/>
+        </w:rPr>
+        <w:t>From</w:t>
+      </w:r>
+      <w:proofErr w:type="gramEnd"/>
+      <w:r>
+        <w:rPr>
+          <w:b/>
+          <w:bCs/>
+        </w:rPr>
+        <w:t xml:space="preserve"> the Payment of Fees, TF-920</w:t>
       </w:r>
       <w:r>
         <w:t xml:space="preserve"> </w:t>
